--- a/templates/APAC_Candidate_Profile_English.docx
+++ b/templates/APAC_Candidate_Profile_English.docx
@@ -295,30 +295,70 @@
         <w:t>{{#companies}}</w:t>
       </w:r>
     </w:p>
-    <w:p>
-      <w:pPr>
-        <w:pStyle w:val="SHText"/>
-        <w:ind w:hanging="284"/>
-        <w:rPr>
-          <w:b/>
-          <w:bCs/>
-        </w:rPr>
-      </w:pPr>
-      <w:r>
-        <w:rPr>
-          <w:b/>
-          <w:bCs/>
-        </w:rPr>
-        <w:t xml:space="preserve">{{name}}, {{location}}</w:t>
-        <w:tab/>
-        <w:tab/>
-        <w:tab/>
-        <w:tab/>
-        <w:tab/>
-        <w:tab/>
-        <w:t xml:space="preserve">      {{dates}}</w:t>
-      </w:r>
-    </w:p>
+    <w:tbl>
+      <w:tblPr>
+        <w:tblStyle w:val="TableGrid"/>
+        <w:tblW w:w="9026" w:type="dxa"/>
+        <w:tblBorders>
+          <w:top w:val="none" w:sz="0" w:space="0" w:color="auto"/>
+          <w:left w:val="none" w:sz="0" w:space="0" w:color="auto"/>
+          <w:bottom w:val="none" w:sz="0" w:space="0" w:color="auto"/>
+          <w:right w:val="none" w:sz="0" w:space="0" w:color="auto"/>
+          <w:insideH w:val="none" w:sz="0" w:space="0" w:color="auto"/>
+          <w:insideV w:val="none" w:sz="0" w:space="0" w:color="auto"/>
+        </w:tblBorders>
+        <w:tblLook w:val="04A0"/>
+      </w:tblPr>
+      <w:tblGrid>
+        <w:gridCol w:w="6500"/>
+        <w:gridCol w:w="2526"/>
+      </w:tblGrid>
+      <w:tr>
+        <w:tc>
+          <w:tcPr>
+            <w:tcW w:w="6500" w:type="dxa"/>
+          </w:tcPr>
+          <w:p>
+            <w:pPr>
+              <w:pStyle w:val="SHText"/>
+              <w:rPr>
+                <w:b/>
+                <w:bCs/>
+              </w:rPr>
+            </w:pPr>
+            <w:r>
+              <w:rPr>
+                <w:b/>
+                <w:bCs/>
+              </w:rPr>
+              <w:t xml:space="preserve">{{name}}, {{location}}</w:t>
+            </w:r>
+          </w:p>
+        </w:tc>
+        <w:tc>
+          <w:tcPr>
+            <w:tcW w:w="2526" w:type="dxa"/>
+          </w:tcPr>
+          <w:p>
+            <w:pPr>
+              <w:pStyle w:val="SHText"/>
+              <w:jc w:val="right"/>
+              <w:rPr>
+                <w:b/>
+                <w:bCs/>
+              </w:rPr>
+            </w:pPr>
+            <w:r>
+              <w:rPr>
+                <w:b/>
+                <w:bCs/>
+              </w:rPr>
+              <w:t>{{dates}}</w:t>
+            </w:r>
+          </w:p>
+        </w:tc>
+      </w:tr>
+    </w:tbl>
     <w:p>
       <w:pPr>
         <w:pStyle w:val="SHText"/>
@@ -327,22 +367,54 @@
         <w:t>{{#roles}}</w:t>
       </w:r>
     </w:p>
-    <w:p>
-      <w:pPr>
-        <w:pStyle w:val="SHText"/>
-        <w:ind w:hanging="284"/>
-      </w:pPr>
-      <w:r>
-        <w:t xml:space="preserve">{{role}}, {{function}}</w:t>
-        <w:tab/>
-        <w:tab/>
-        <w:tab/>
-        <w:tab/>
-        <w:tab/>
-        <w:tab/>
-        <w:t xml:space="preserve">      {{role_dates}}</w:t>
-      </w:r>
-    </w:p>
+    <w:tbl>
+      <w:tblPr>
+        <w:tblStyle w:val="TableGrid"/>
+        <w:tblW w:w="9026" w:type="dxa"/>
+        <w:tblBorders>
+          <w:top w:val="none" w:sz="0" w:space="0" w:color="auto"/>
+          <w:left w:val="none" w:sz="0" w:space="0" w:color="auto"/>
+          <w:bottom w:val="none" w:sz="0" w:space="0" w:color="auto"/>
+          <w:right w:val="none" w:sz="0" w:space="0" w:color="auto"/>
+          <w:insideH w:val="none" w:sz="0" w:space="0" w:color="auto"/>
+          <w:insideV w:val="none" w:sz="0" w:space="0" w:color="auto"/>
+        </w:tblBorders>
+        <w:tblLook w:val="04A0"/>
+      </w:tblPr>
+      <w:tblGrid>
+        <w:gridCol w:w="6500"/>
+        <w:gridCol w:w="2526"/>
+      </w:tblGrid>
+      <w:tr>
+        <w:tc>
+          <w:tcPr>
+            <w:tcW w:w="6500" w:type="dxa"/>
+          </w:tcPr>
+          <w:p>
+            <w:pPr>
+              <w:pStyle w:val="SHText"/>
+            </w:pPr>
+            <w:r>
+              <w:t xml:space="preserve">{{role}}, {{function}}</w:t>
+            </w:r>
+          </w:p>
+        </w:tc>
+        <w:tc>
+          <w:tcPr>
+            <w:tcW w:w="2526" w:type="dxa"/>
+          </w:tcPr>
+          <w:p>
+            <w:pPr>
+              <w:pStyle w:val="SHText"/>
+              <w:jc w:val="right"/>
+            </w:pPr>
+            <w:r>
+              <w:t>{{#role_dates}}{{role_dates}}{{/role_dates}}</w:t>
+            </w:r>
+          </w:p>
+        </w:tc>
+      </w:tr>
+    </w:tbl>
     <w:p>
       <w:pPr>
         <w:pStyle w:val="SHBullets"/>
@@ -682,30 +754,70 @@
         <w:t>{{#projects}}</w:t>
       </w:r>
     </w:p>
-    <w:p>
-      <w:pPr>
-        <w:pStyle w:val="SHText"/>
-        <w:ind w:hanging="284"/>
-        <w:rPr>
-          <w:b/>
-          <w:bCs/>
-        </w:rPr>
-      </w:pPr>
-      <w:r>
-        <w:rPr>
-          <w:b/>
-          <w:bCs/>
-        </w:rPr>
-        <w:t xml:space="preserve">{{name}}, {{location}}</w:t>
-        <w:tab/>
-        <w:tab/>
-        <w:tab/>
-        <w:tab/>
-        <w:tab/>
-        <w:tab/>
-        <w:t xml:space="preserve">      {{dates}}</w:t>
-      </w:r>
-    </w:p>
+    <w:tbl>
+      <w:tblPr>
+        <w:tblStyle w:val="TableGrid"/>
+        <w:tblW w:w="9026" w:type="dxa"/>
+        <w:tblBorders>
+          <w:top w:val="none" w:sz="0" w:space="0" w:color="auto"/>
+          <w:left w:val="none" w:sz="0" w:space="0" w:color="auto"/>
+          <w:bottom w:val="none" w:sz="0" w:space="0" w:color="auto"/>
+          <w:right w:val="none" w:sz="0" w:space="0" w:color="auto"/>
+          <w:insideH w:val="none" w:sz="0" w:space="0" w:color="auto"/>
+          <w:insideV w:val="none" w:sz="0" w:space="0" w:color="auto"/>
+        </w:tblBorders>
+        <w:tblLook w:val="04A0"/>
+      </w:tblPr>
+      <w:tblGrid>
+        <w:gridCol w:w="6500"/>
+        <w:gridCol w:w="2526"/>
+      </w:tblGrid>
+      <w:tr>
+        <w:tc>
+          <w:tcPr>
+            <w:tcW w:w="6500" w:type="dxa"/>
+          </w:tcPr>
+          <w:p>
+            <w:pPr>
+              <w:pStyle w:val="SHText"/>
+              <w:rPr>
+                <w:b/>
+                <w:bCs/>
+              </w:rPr>
+            </w:pPr>
+            <w:r>
+              <w:rPr>
+                <w:b/>
+                <w:bCs/>
+              </w:rPr>
+              <w:t xml:space="preserve">{{name}}, {{location}}</w:t>
+            </w:r>
+          </w:p>
+        </w:tc>
+        <w:tc>
+          <w:tcPr>
+            <w:tcW w:w="2526" w:type="dxa"/>
+          </w:tcPr>
+          <w:p>
+            <w:pPr>
+              <w:pStyle w:val="SHText"/>
+              <w:jc w:val="right"/>
+              <w:rPr>
+                <w:b/>
+                <w:bCs/>
+              </w:rPr>
+            </w:pPr>
+            <w:r>
+              <w:rPr>
+                <w:b/>
+                <w:bCs/>
+              </w:rPr>
+              <w:t>{{dates}}</w:t>
+            </w:r>
+          </w:p>
+        </w:tc>
+      </w:tr>
+    </w:tbl>
     <w:p>
       <w:pPr>
         <w:pStyle w:val="SHText"/>
@@ -714,22 +826,54 @@
         <w:t>{{#roles}}</w:t>
       </w:r>
     </w:p>
-    <w:p>
-      <w:pPr>
-        <w:pStyle w:val="SHText"/>
-        <w:ind w:hanging="284"/>
-      </w:pPr>
-      <w:r>
-        <w:t xml:space="preserve">{{role}}, {{function}}</w:t>
-        <w:tab/>
-        <w:tab/>
-        <w:tab/>
-        <w:tab/>
-        <w:tab/>
-        <w:tab/>
-        <w:t xml:space="preserve">      {{role_dates}}</w:t>
-      </w:r>
-    </w:p>
+    <w:tbl>
+      <w:tblPr>
+        <w:tblStyle w:val="TableGrid"/>
+        <w:tblW w:w="9026" w:type="dxa"/>
+        <w:tblBorders>
+          <w:top w:val="none" w:sz="0" w:space="0" w:color="auto"/>
+          <w:left w:val="none" w:sz="0" w:space="0" w:color="auto"/>
+          <w:bottom w:val="none" w:sz="0" w:space="0" w:color="auto"/>
+          <w:right w:val="none" w:sz="0" w:space="0" w:color="auto"/>
+          <w:insideH w:val="none" w:sz="0" w:space="0" w:color="auto"/>
+          <w:insideV w:val="none" w:sz="0" w:space="0" w:color="auto"/>
+        </w:tblBorders>
+        <w:tblLook w:val="04A0"/>
+      </w:tblPr>
+      <w:tblGrid>
+        <w:gridCol w:w="6500"/>
+        <w:gridCol w:w="2526"/>
+      </w:tblGrid>
+      <w:tr>
+        <w:tc>
+          <w:tcPr>
+            <w:tcW w:w="6500" w:type="dxa"/>
+          </w:tcPr>
+          <w:p>
+            <w:pPr>
+              <w:pStyle w:val="SHText"/>
+            </w:pPr>
+            <w:r>
+              <w:t xml:space="preserve">{{role}}, {{function}}</w:t>
+            </w:r>
+          </w:p>
+        </w:tc>
+        <w:tc>
+          <w:tcPr>
+            <w:tcW w:w="2526" w:type="dxa"/>
+          </w:tcPr>
+          <w:p>
+            <w:pPr>
+              <w:pStyle w:val="SHText"/>
+              <w:jc w:val="right"/>
+            </w:pPr>
+            <w:r>
+              <w:t>{{#role_dates}}{{role_dates}}{{/role_dates}}</w:t>
+            </w:r>
+          </w:p>
+        </w:tc>
+      </w:tr>
+    </w:tbl>
     <w:p>
       <w:pPr>
         <w:pStyle w:val="SHBullets"/>

--- a/templates/APAC_Candidate_Profile_English.docx
+++ b/templates/APAC_Candidate_Profile_English.docx
@@ -214,38 +214,33 @@
     </w:p>
     <w:p>
       <w:pPr>
+        <w:pStyle w:val="SHDate"/>
+        <w:rPr>
+          <w:kern w:val="2"/>
+          <w:szCs w:val="28"/>
+          <w:lang w:val="en-IN" w:eastAsia="en-IN"/>
+          <w14:ligatures w14:val="standardContextual"/>
+        </w:rPr>
+      </w:pPr>
+    </w:p>
+    <w:p>
+      <w:pPr>
         <w:pStyle w:val="SHSubHeading"/>
       </w:pPr>
     </w:p>
     <w:p>
       <w:pPr>
         <w:pStyle w:val="SHText"/>
+      </w:pPr>
+      <w:r>
+        <w:t>{{SUMMARY}}</w:t>
+      </w:r>
+    </w:p>
+    <w:p>
+      <w:pPr>
+        <w:pStyle w:val="SHText"/>
         <w:ind w:hanging="284"/>
       </w:pPr>
-      <w:bookmarkStart w:id="0" w:name="Text4"/>
-      <w:r>
-        <w:t>{{SUMMARY}}</w:t>
-      </w:r>
-    </w:p>
-    <w:p>
-      <w:pPr>
-        <w:pStyle w:val="SHText"/>
-        <w:ind w:hanging="284"/>
-      </w:pPr>
-    </w:p>
-    <w:p>
-      <w:pPr>
-        <w:pStyle w:val="SHBullets"/>
-        <w:ind w:left="0"/>
-      </w:pPr>
-      <w:bookmarkEnd w:id="0"/>
-    </w:p>
-    <w:p>
-      <w:pPr>
-        <w:pStyle w:val="SHBullets"/>
-        <w:ind w:left="284"/>
-      </w:pPr>
-      <w:r/>
     </w:p>
     <w:p>
       <w:pPr>
@@ -307,16 +302,16 @@
           <w:insideH w:val="none" w:sz="0" w:space="0" w:color="auto"/>
           <w:insideV w:val="none" w:sz="0" w:space="0" w:color="auto"/>
         </w:tblBorders>
-        <w:tblLook w:val="04A0"/>
+        <w:tblLook w:val="04A0" w:firstRow="1" w:lastRow="0" w:firstColumn="1" w:lastColumn="0" w:noHBand="0" w:noVBand="1"/>
       </w:tblPr>
       <w:tblGrid>
-        <w:gridCol w:w="6500"/>
-        <w:gridCol w:w="2526"/>
+        <w:gridCol w:w="6026"/>
+        <w:gridCol w:w="3000"/>
       </w:tblGrid>
       <w:tr>
         <w:tc>
           <w:tcPr>
-            <w:tcW w:w="6500" w:type="dxa"/>
+            <w:tcW w:w="6026" w:type="dxa"/>
           </w:tcPr>
           <w:p>
             <w:pPr>
@@ -331,13 +326,13 @@
                 <w:b/>
                 <w:bCs/>
               </w:rPr>
-              <w:t xml:space="preserve">{{name}}, {{location}}</w:t>
+              <w:t>{{name}}, {{location}}</w:t>
             </w:r>
           </w:p>
         </w:tc>
         <w:tc>
           <w:tcPr>
-            <w:tcW w:w="2526" w:type="dxa"/>
+            <w:tcW w:w="3000" w:type="dxa"/>
           </w:tcPr>
           <w:p>
             <w:pPr>
@@ -379,29 +374,29 @@
           <w:insideH w:val="none" w:sz="0" w:space="0" w:color="auto"/>
           <w:insideV w:val="none" w:sz="0" w:space="0" w:color="auto"/>
         </w:tblBorders>
-        <w:tblLook w:val="04A0"/>
+        <w:tblLook w:val="04A0" w:firstRow="1" w:lastRow="0" w:firstColumn="1" w:lastColumn="0" w:noHBand="0" w:noVBand="1"/>
       </w:tblPr>
       <w:tblGrid>
-        <w:gridCol w:w="6500"/>
-        <w:gridCol w:w="2526"/>
+        <w:gridCol w:w="4532"/>
+        <w:gridCol w:w="4494"/>
       </w:tblGrid>
       <w:tr>
         <w:tc>
           <w:tcPr>
-            <w:tcW w:w="6500" w:type="dxa"/>
+            <w:tcW w:w="6026" w:type="dxa"/>
           </w:tcPr>
           <w:p>
             <w:pPr>
               <w:pStyle w:val="SHText"/>
             </w:pPr>
             <w:r>
-              <w:t xml:space="preserve">{{role}}, {{function}}</w:t>
+              <w:t>{{role}}, {{function}}</w:t>
             </w:r>
           </w:p>
         </w:tc>
         <w:tc>
           <w:tcPr>
-            <w:tcW w:w="2526" w:type="dxa"/>
+            <w:tcW w:w="3000" w:type="dxa"/>
           </w:tcPr>
           <w:p>
             <w:pPr>
@@ -452,6 +447,12 @@
     <w:p>
       <w:pPr>
         <w:pStyle w:val="SHText"/>
+        <w:spacing w:after="200"/>
+      </w:pPr>
+    </w:p>
+    <w:p>
+      <w:pPr>
+        <w:pStyle w:val="SHText"/>
       </w:pPr>
       <w:r>
         <w:t>{{/companies}}</w:t>
@@ -472,6 +473,14 @@
           <w:b/>
           <w:bCs/>
         </w:rPr>
+        <w:br/>
+      </w:r>
+      <w:r>
+        <w:rPr>
+          <w:rFonts w:ascii="Raleway Medium" w:hAnsi="Raleway Medium"/>
+          <w:b/>
+          <w:bCs/>
+        </w:rPr>
         <w:t>Personal Details</w:t>
       </w:r>
     </w:p>
@@ -535,7 +544,19 @@
           <w:bCs/>
         </w:rPr>
         <w:t xml:space="preserve">{{EDU_1_YEARS}} </w:t>
+      </w:r>
+      <w:r>
+        <w:rPr>
+          <w:b/>
+          <w:bCs/>
+        </w:rPr>
         <w:tab/>
+      </w:r>
+      <w:r>
+        <w:rPr>
+          <w:b/>
+          <w:bCs/>
+        </w:rPr>
         <w:tab/>
         <w:t>{{EDU_1_INSTITUTION}}</w:t>
       </w:r>
@@ -551,8 +572,26 @@
           <w:bCs/>
         </w:rPr>
         <w:tab/>
+      </w:r>
+      <w:r>
+        <w:rPr>
+          <w:b/>
+          <w:bCs/>
+        </w:rPr>
         <w:tab/>
+      </w:r>
+      <w:r>
+        <w:rPr>
+          <w:b/>
+          <w:bCs/>
+        </w:rPr>
         <w:tab/>
+      </w:r>
+      <w:r>
+        <w:rPr>
+          <w:b/>
+          <w:bCs/>
+        </w:rPr>
         <w:tab/>
       </w:r>
       <w:r>
@@ -611,6 +650,12 @@
           <w:bCs/>
         </w:rPr>
         <w:t xml:space="preserve">{{QUAL_YEAR}} </w:t>
+      </w:r>
+      <w:r>
+        <w:rPr>
+          <w:b/>
+          <w:bCs/>
+        </w:rPr>
         <w:tab/>
       </w:r>
       <w:r>
@@ -644,6 +689,8 @@
       </w:r>
       <w:r>
         <w:tab/>
+      </w:r>
+      <w:r>
         <w:tab/>
         <w:t>{{NATIONALITY}}</w:t>
       </w:r>
@@ -674,6 +721,8 @@
       </w:r>
       <w:r>
         <w:tab/>
+      </w:r>
+      <w:r>
         <w:tab/>
         <w:t>{{LANGUAGES}}</w:t>
       </w:r>
@@ -704,7 +753,11 @@
       </w:r>
       <w:r>
         <w:tab/>
+      </w:r>
+      <w:r>
         <w:tab/>
+      </w:r>
+      <w:r>
         <w:tab/>
         <w:t>{{INTERESTS}}</w:t>
       </w:r>
@@ -766,16 +819,16 @@
           <w:insideH w:val="none" w:sz="0" w:space="0" w:color="auto"/>
           <w:insideV w:val="none" w:sz="0" w:space="0" w:color="auto"/>
         </w:tblBorders>
-        <w:tblLook w:val="04A0"/>
+        <w:tblLook w:val="04A0" w:firstRow="1" w:lastRow="0" w:firstColumn="1" w:lastColumn="0" w:noHBand="0" w:noVBand="1"/>
       </w:tblPr>
       <w:tblGrid>
-        <w:gridCol w:w="6500"/>
-        <w:gridCol w:w="2526"/>
+        <w:gridCol w:w="6026"/>
+        <w:gridCol w:w="3000"/>
       </w:tblGrid>
       <w:tr>
         <w:tc>
           <w:tcPr>
-            <w:tcW w:w="6500" w:type="dxa"/>
+            <w:tcW w:w="6026" w:type="dxa"/>
           </w:tcPr>
           <w:p>
             <w:pPr>
@@ -790,13 +843,13 @@
                 <w:b/>
                 <w:bCs/>
               </w:rPr>
-              <w:t xml:space="preserve">{{name}}, {{location}}</w:t>
+              <w:t>{{name}}, {{location}}</w:t>
             </w:r>
           </w:p>
         </w:tc>
         <w:tc>
           <w:tcPr>
-            <w:tcW w:w="2526" w:type="dxa"/>
+            <w:tcW w:w="3000" w:type="dxa"/>
           </w:tcPr>
           <w:p>
             <w:pPr>
@@ -838,29 +891,29 @@
           <w:insideH w:val="none" w:sz="0" w:space="0" w:color="auto"/>
           <w:insideV w:val="none" w:sz="0" w:space="0" w:color="auto"/>
         </w:tblBorders>
-        <w:tblLook w:val="04A0"/>
+        <w:tblLook w:val="04A0" w:firstRow="1" w:lastRow="0" w:firstColumn="1" w:lastColumn="0" w:noHBand="0" w:noVBand="1"/>
       </w:tblPr>
       <w:tblGrid>
-        <w:gridCol w:w="6500"/>
-        <w:gridCol w:w="2526"/>
+        <w:gridCol w:w="4532"/>
+        <w:gridCol w:w="4494"/>
       </w:tblGrid>
       <w:tr>
         <w:tc>
           <w:tcPr>
-            <w:tcW w:w="6500" w:type="dxa"/>
+            <w:tcW w:w="6026" w:type="dxa"/>
           </w:tcPr>
           <w:p>
             <w:pPr>
               <w:pStyle w:val="SHText"/>
             </w:pPr>
             <w:r>
-              <w:t xml:space="preserve">{{role}}, {{function}}</w:t>
+              <w:t>{{role}}, {{function}}</w:t>
             </w:r>
           </w:p>
         </w:tc>
         <w:tc>
           <w:tcPr>
-            <w:tcW w:w="2526" w:type="dxa"/>
+            <w:tcW w:w="3000" w:type="dxa"/>
           </w:tcPr>
           <w:p>
             <w:pPr>
@@ -910,6 +963,12 @@
     </w:p>
     <w:p>
       <w:pPr>
+        <w:pStyle w:val="SHText"/>
+        <w:spacing w:after="200"/>
+      </w:pPr>
+    </w:p>
+    <w:p>
+      <w:pPr>
         <w:pStyle w:val="SHSubHeading"/>
       </w:pPr>
       <w:r>
@@ -917,10 +976,14 @@
       </w:r>
     </w:p>
     <w:sectPr>
-      <w:headerReference w:type="default" r:id="rId11"/>
-      <w:footerReference w:type="default" r:id="rId12"/>
+      <w:headerReference w:type="even" r:id="rId11"/>
+      <w:headerReference w:type="default" r:id="rId12"/>
+      <w:footerReference w:type="even" r:id="rId13"/>
+      <w:footerReference w:type="default" r:id="rId14"/>
+      <w:headerReference w:type="first" r:id="rId15"/>
+      <w:footerReference w:type="first" r:id="rId16"/>
       <w:pgSz w:w="11906" w:h="16838"/>
-      <w:pgMar w:top="2410" w:right="1440" w:bottom="2269" w:left="1440" w:header="708" w:footer="708" w:gutter="0"/>
+      <w:pgMar w:top="2410" w:right="1440" w:bottom="2269" w:left="1440" w:header="708" w:footer="0" w:gutter="0"/>
       <w:cols w:space="708"/>
       <w:docGrid w:linePitch="360"/>
     </w:sectPr>
@@ -955,6 +1018,16 @@
 </file>
 
 <file path=word/footer1.xml><?xml version="1.0" encoding="utf-8"?>
+<w:ftr xmlns:wpc="http://schemas.microsoft.com/office/word/2010/wordprocessingCanvas" xmlns:cx="http://schemas.microsoft.com/office/drawing/2014/chartex" xmlns:cx1="http://schemas.microsoft.com/office/drawing/2015/9/8/chartex" xmlns:cx2="http://schemas.microsoft.com/office/drawing/2015/10/21/chartex" xmlns:cx3="http://schemas.microsoft.com/office/drawing/2016/5/9/chartex" xmlns:cx4="http://schemas.microsoft.com/office/drawing/2016/5/10/chartex" xmlns:cx5="http://schemas.microsoft.com/office/drawing/2016/5/11/chartex" xmlns:cx6="http://schemas.microsoft.com/office/drawing/2016/5/12/chartex" xmlns:cx7="http://schemas.microsoft.com/office/drawing/2016/5/13/chartex" xmlns:cx8="http://schemas.microsoft.com/office/drawing/2016/5/14/chartex" xmlns:mc="http://schemas.openxmlformats.org/markup-compatibility/2006" xmlns:aink="http://schemas.microsoft.com/office/drawing/2016/ink" xmlns:am3d="http://schemas.microsoft.com/office/drawing/2017/model3d" xmlns:o="urn:schemas-microsoft-com:office:office" xmlns:oel="http://schemas.microsoft.com/office/2019/extlst" xmlns:r="http://schemas.openxmlformats.org/officeDocument/2006/relationships" xmlns:m="http://schemas.openxmlformats.org/officeDocument/2006/math" xmlns:v="urn:schemas-microsoft-com:vml" xmlns:wp14="http://schemas.microsoft.com/office/word/2010/wordprocessingDrawing" xmlns:wp="http://schemas.openxmlformats.org/drawingml/2006/wordprocessingDrawing" xmlns:w10="urn:schemas-microsoft-com:office:word" xmlns:w="http://schemas.openxmlformats.org/wordprocessingml/2006/main" xmlns:w14="http://schemas.microsoft.com/office/word/2010/wordml" xmlns:w15="http://schemas.microsoft.com/office/word/2012/wordml" xmlns:w16cex="http://schemas.microsoft.com/office/word/2018/wordml/cex" xmlns:w16cid="http://schemas.microsoft.com/office/word/2016/wordml/cid" xmlns:w16="http://schemas.microsoft.com/office/word/2018/wordml" xmlns:w16du="http://schemas.microsoft.com/office/word/2023/wordml/word16du" xmlns:w16sdtdh="http://schemas.microsoft.com/office/word/2020/wordml/sdtdatahash" xmlns:w16sdtfl="http://schemas.microsoft.com/office/word/2024/wordml/sdtformatlock" xmlns:w16se="http://schemas.microsoft.com/office/word/2015/wordml/symex" xmlns:wpg="http://schemas.microsoft.com/office/word/2010/wordprocessingGroup" xmlns:wpi="http://schemas.microsoft.com/office/word/2010/wordprocessingInk" xmlns:wne="http://schemas.microsoft.com/office/word/2006/wordml" xmlns:wps="http://schemas.microsoft.com/office/word/2010/wordprocessingShape" mc:Ignorable="w14 w15 w16se w16cid w16 w16cex w16sdtdh w16sdtfl w16du wp14">
+  <w:p>
+    <w:pPr>
+      <w:pStyle w:val="Footer"/>
+    </w:pPr>
+  </w:p>
+</w:ftr>
+</file>
+
+<file path=word/footer2.xml><?xml version="1.0" encoding="utf-8"?>
 <w:ftr xmlns:wpc="http://schemas.microsoft.com/office/word/2010/wordprocessingCanvas" xmlns:cx="http://schemas.microsoft.com/office/drawing/2014/chartex" xmlns:cx1="http://schemas.microsoft.com/office/drawing/2015/9/8/chartex" xmlns:cx2="http://schemas.microsoft.com/office/drawing/2015/10/21/chartex" xmlns:cx3="http://schemas.microsoft.com/office/drawing/2016/5/9/chartex" xmlns:cx4="http://schemas.microsoft.com/office/drawing/2016/5/10/chartex" xmlns:cx5="http://schemas.microsoft.com/office/drawing/2016/5/11/chartex" xmlns:cx6="http://schemas.microsoft.com/office/drawing/2016/5/12/chartex" xmlns:cx7="http://schemas.microsoft.com/office/drawing/2016/5/13/chartex" xmlns:cx8="http://schemas.microsoft.com/office/drawing/2016/5/14/chartex" xmlns:mc="http://schemas.openxmlformats.org/markup-compatibility/2006" xmlns:aink="http://schemas.microsoft.com/office/drawing/2016/ink" xmlns:am3d="http://schemas.microsoft.com/office/drawing/2017/model3d" xmlns:o="urn:schemas-microsoft-com:office:office" xmlns:oel="http://schemas.microsoft.com/office/2019/extlst" xmlns:r="http://schemas.openxmlformats.org/officeDocument/2006/relationships" xmlns:m="http://schemas.openxmlformats.org/officeDocument/2006/math" xmlns:v="urn:schemas-microsoft-com:vml" xmlns:wp14="http://schemas.microsoft.com/office/word/2010/wordprocessingDrawing" xmlns:wp="http://schemas.openxmlformats.org/drawingml/2006/wordprocessingDrawing" xmlns:w10="urn:schemas-microsoft-com:office:word" xmlns:w="http://schemas.openxmlformats.org/wordprocessingml/2006/main" xmlns:w14="http://schemas.microsoft.com/office/word/2010/wordml" xmlns:w15="http://schemas.microsoft.com/office/word/2012/wordml" xmlns:w16cex="http://schemas.microsoft.com/office/word/2018/wordml/cex" xmlns:w16cid="http://schemas.microsoft.com/office/word/2016/wordml/cid" xmlns:w16="http://schemas.microsoft.com/office/word/2018/wordml" xmlns:w16du="http://schemas.microsoft.com/office/word/2023/wordml/word16du" xmlns:w16sdtdh="http://schemas.microsoft.com/office/word/2020/wordml/sdtdatahash" xmlns:w16sdtfl="http://schemas.microsoft.com/office/word/2024/wordml/sdtformatlock" xmlns:w16se="http://schemas.microsoft.com/office/word/2015/wordml/symex" xmlns:wpg="http://schemas.microsoft.com/office/word/2010/wordprocessingGroup" xmlns:wpi="http://schemas.microsoft.com/office/word/2010/wordprocessingInk" xmlns:wne="http://schemas.microsoft.com/office/word/2006/wordml" xmlns:wps="http://schemas.microsoft.com/office/word/2010/wordprocessingShape" mc:Ignorable="w14 w15 w16se w16cid w16 w16cex w16sdtdh w16sdtfl w16du wp14">
   <w:p>
     <w:pPr>
@@ -1105,6 +1178,16 @@
 </w:ftr>
 </file>
 
+<file path=word/footer3.xml><?xml version="1.0" encoding="utf-8"?>
+<w:ftr xmlns:wpc="http://schemas.microsoft.com/office/word/2010/wordprocessingCanvas" xmlns:cx="http://schemas.microsoft.com/office/drawing/2014/chartex" xmlns:cx1="http://schemas.microsoft.com/office/drawing/2015/9/8/chartex" xmlns:cx2="http://schemas.microsoft.com/office/drawing/2015/10/21/chartex" xmlns:cx3="http://schemas.microsoft.com/office/drawing/2016/5/9/chartex" xmlns:cx4="http://schemas.microsoft.com/office/drawing/2016/5/10/chartex" xmlns:cx5="http://schemas.microsoft.com/office/drawing/2016/5/11/chartex" xmlns:cx6="http://schemas.microsoft.com/office/drawing/2016/5/12/chartex" xmlns:cx7="http://schemas.microsoft.com/office/drawing/2016/5/13/chartex" xmlns:cx8="http://schemas.microsoft.com/office/drawing/2016/5/14/chartex" xmlns:mc="http://schemas.openxmlformats.org/markup-compatibility/2006" xmlns:aink="http://schemas.microsoft.com/office/drawing/2016/ink" xmlns:am3d="http://schemas.microsoft.com/office/drawing/2017/model3d" xmlns:o="urn:schemas-microsoft-com:office:office" xmlns:oel="http://schemas.microsoft.com/office/2019/extlst" xmlns:r="http://schemas.openxmlformats.org/officeDocument/2006/relationships" xmlns:m="http://schemas.openxmlformats.org/officeDocument/2006/math" xmlns:v="urn:schemas-microsoft-com:vml" xmlns:wp14="http://schemas.microsoft.com/office/word/2010/wordprocessingDrawing" xmlns:wp="http://schemas.openxmlformats.org/drawingml/2006/wordprocessingDrawing" xmlns:w10="urn:schemas-microsoft-com:office:word" xmlns:w="http://schemas.openxmlformats.org/wordprocessingml/2006/main" xmlns:w14="http://schemas.microsoft.com/office/word/2010/wordml" xmlns:w15="http://schemas.microsoft.com/office/word/2012/wordml" xmlns:w16cex="http://schemas.microsoft.com/office/word/2018/wordml/cex" xmlns:w16cid="http://schemas.microsoft.com/office/word/2016/wordml/cid" xmlns:w16="http://schemas.microsoft.com/office/word/2018/wordml" xmlns:w16du="http://schemas.microsoft.com/office/word/2023/wordml/word16du" xmlns:w16sdtdh="http://schemas.microsoft.com/office/word/2020/wordml/sdtdatahash" xmlns:w16sdtfl="http://schemas.microsoft.com/office/word/2024/wordml/sdtformatlock" xmlns:w16se="http://schemas.microsoft.com/office/word/2015/wordml/symex" xmlns:wpg="http://schemas.microsoft.com/office/word/2010/wordprocessingGroup" xmlns:wpi="http://schemas.microsoft.com/office/word/2010/wordprocessingInk" xmlns:wne="http://schemas.microsoft.com/office/word/2006/wordml" xmlns:wps="http://schemas.microsoft.com/office/word/2010/wordprocessingShape" mc:Ignorable="w14 w15 w16se w16cid w16 w16cex w16sdtdh w16sdtfl w16du wp14">
+  <w:p>
+    <w:pPr>
+      <w:pStyle w:val="Footer"/>
+    </w:pPr>
+  </w:p>
+</w:ftr>
+</file>
+
 <file path=word/footnotes.xml><?xml version="1.0" encoding="utf-8"?>
 <w:footnotes xmlns:wpc="http://schemas.microsoft.com/office/word/2010/wordprocessingCanvas" xmlns:cx="http://schemas.microsoft.com/office/drawing/2014/chartex" xmlns:cx1="http://schemas.microsoft.com/office/drawing/2015/9/8/chartex" xmlns:cx2="http://schemas.microsoft.com/office/drawing/2015/10/21/chartex" xmlns:cx3="http://schemas.microsoft.com/office/drawing/2016/5/9/chartex" xmlns:cx4="http://schemas.microsoft.com/office/drawing/2016/5/10/chartex" xmlns:cx5="http://schemas.microsoft.com/office/drawing/2016/5/11/chartex" xmlns:cx6="http://schemas.microsoft.com/office/drawing/2016/5/12/chartex" xmlns:cx7="http://schemas.microsoft.com/office/drawing/2016/5/13/chartex" xmlns:cx8="http://schemas.microsoft.com/office/drawing/2016/5/14/chartex" xmlns:mc="http://schemas.openxmlformats.org/markup-compatibility/2006" xmlns:aink="http://schemas.microsoft.com/office/drawing/2016/ink" xmlns:am3d="http://schemas.microsoft.com/office/drawing/2017/model3d" xmlns:o="urn:schemas-microsoft-com:office:office" xmlns:oel="http://schemas.microsoft.com/office/2019/extlst" xmlns:r="http://schemas.openxmlformats.org/officeDocument/2006/relationships" xmlns:m="http://schemas.openxmlformats.org/officeDocument/2006/math" xmlns:v="urn:schemas-microsoft-com:vml" xmlns:wp14="http://schemas.microsoft.com/office/word/2010/wordprocessingDrawing" xmlns:wp="http://schemas.openxmlformats.org/drawingml/2006/wordprocessingDrawing" xmlns:w10="urn:schemas-microsoft-com:office:word" xmlns:w="http://schemas.openxmlformats.org/wordprocessingml/2006/main" xmlns:w14="http://schemas.microsoft.com/office/word/2010/wordml" xmlns:w15="http://schemas.microsoft.com/office/word/2012/wordml" xmlns:w16cex="http://schemas.microsoft.com/office/word/2018/wordml/cex" xmlns:w16cid="http://schemas.microsoft.com/office/word/2016/wordml/cid" xmlns:w16="http://schemas.microsoft.com/office/word/2018/wordml" xmlns:w16du="http://schemas.microsoft.com/office/word/2023/wordml/word16du" xmlns:w16sdtdh="http://schemas.microsoft.com/office/word/2020/wordml/sdtdatahash" xmlns:w16sdtfl="http://schemas.microsoft.com/office/word/2024/wordml/sdtformatlock" xmlns:w16se="http://schemas.microsoft.com/office/word/2015/wordml/symex" xmlns:wpg="http://schemas.microsoft.com/office/word/2010/wordprocessingGroup" xmlns:wpi="http://schemas.microsoft.com/office/word/2010/wordprocessingInk" xmlns:wne="http://schemas.microsoft.com/office/word/2006/wordml" xmlns:wps="http://schemas.microsoft.com/office/word/2010/wordprocessingShape" mc:Ignorable="w14 w15 w16se w16cid w16 w16cex w16sdtdh w16sdtfl w16du wp14">
   <w:footnote w:type="separator" w:id="-1">
@@ -1135,6 +1218,16 @@
 <w:hdr xmlns:wpc="http://schemas.microsoft.com/office/word/2010/wordprocessingCanvas" xmlns:cx="http://schemas.microsoft.com/office/drawing/2014/chartex" xmlns:cx1="http://schemas.microsoft.com/office/drawing/2015/9/8/chartex" xmlns:cx2="http://schemas.microsoft.com/office/drawing/2015/10/21/chartex" xmlns:cx3="http://schemas.microsoft.com/office/drawing/2016/5/9/chartex" xmlns:cx4="http://schemas.microsoft.com/office/drawing/2016/5/10/chartex" xmlns:cx5="http://schemas.microsoft.com/office/drawing/2016/5/11/chartex" xmlns:cx6="http://schemas.microsoft.com/office/drawing/2016/5/12/chartex" xmlns:cx7="http://schemas.microsoft.com/office/drawing/2016/5/13/chartex" xmlns:cx8="http://schemas.microsoft.com/office/drawing/2016/5/14/chartex" xmlns:mc="http://schemas.openxmlformats.org/markup-compatibility/2006" xmlns:aink="http://schemas.microsoft.com/office/drawing/2016/ink" xmlns:am3d="http://schemas.microsoft.com/office/drawing/2017/model3d" xmlns:o="urn:schemas-microsoft-com:office:office" xmlns:oel="http://schemas.microsoft.com/office/2019/extlst" xmlns:r="http://schemas.openxmlformats.org/officeDocument/2006/relationships" xmlns:m="http://schemas.openxmlformats.org/officeDocument/2006/math" xmlns:v="urn:schemas-microsoft-com:vml" xmlns:wp14="http://schemas.microsoft.com/office/word/2010/wordprocessingDrawing" xmlns:wp="http://schemas.openxmlformats.org/drawingml/2006/wordprocessingDrawing" xmlns:w10="urn:schemas-microsoft-com:office:word" xmlns:w="http://schemas.openxmlformats.org/wordprocessingml/2006/main" xmlns:w14="http://schemas.microsoft.com/office/word/2010/wordml" xmlns:w15="http://schemas.microsoft.com/office/word/2012/wordml" xmlns:w16cex="http://schemas.microsoft.com/office/word/2018/wordml/cex" xmlns:w16cid="http://schemas.microsoft.com/office/word/2016/wordml/cid" xmlns:w16="http://schemas.microsoft.com/office/word/2018/wordml" xmlns:w16du="http://schemas.microsoft.com/office/word/2023/wordml/word16du" xmlns:w16sdtdh="http://schemas.microsoft.com/office/word/2020/wordml/sdtdatahash" xmlns:w16sdtfl="http://schemas.microsoft.com/office/word/2024/wordml/sdtformatlock" xmlns:w16se="http://schemas.microsoft.com/office/word/2015/wordml/symex" xmlns:wpg="http://schemas.microsoft.com/office/word/2010/wordprocessingGroup" xmlns:wpi="http://schemas.microsoft.com/office/word/2010/wordprocessingInk" xmlns:wne="http://schemas.microsoft.com/office/word/2006/wordml" xmlns:wps="http://schemas.microsoft.com/office/word/2010/wordprocessingShape" mc:Ignorable="w14 w15 w16se w16cid w16 w16cex w16sdtdh w16sdtfl w16du wp14">
   <w:p>
     <w:pPr>
+      <w:pStyle w:val="Header"/>
+    </w:pPr>
+  </w:p>
+</w:hdr>
+</file>
+
+<file path=word/header2.xml><?xml version="1.0" encoding="utf-8"?>
+<w:hdr xmlns:wpc="http://schemas.microsoft.com/office/word/2010/wordprocessingCanvas" xmlns:cx="http://schemas.microsoft.com/office/drawing/2014/chartex" xmlns:cx1="http://schemas.microsoft.com/office/drawing/2015/9/8/chartex" xmlns:cx2="http://schemas.microsoft.com/office/drawing/2015/10/21/chartex" xmlns:cx3="http://schemas.microsoft.com/office/drawing/2016/5/9/chartex" xmlns:cx4="http://schemas.microsoft.com/office/drawing/2016/5/10/chartex" xmlns:cx5="http://schemas.microsoft.com/office/drawing/2016/5/11/chartex" xmlns:cx6="http://schemas.microsoft.com/office/drawing/2016/5/12/chartex" xmlns:cx7="http://schemas.microsoft.com/office/drawing/2016/5/13/chartex" xmlns:cx8="http://schemas.microsoft.com/office/drawing/2016/5/14/chartex" xmlns:mc="http://schemas.openxmlformats.org/markup-compatibility/2006" xmlns:aink="http://schemas.microsoft.com/office/drawing/2016/ink" xmlns:am3d="http://schemas.microsoft.com/office/drawing/2017/model3d" xmlns:o="urn:schemas-microsoft-com:office:office" xmlns:oel="http://schemas.microsoft.com/office/2019/extlst" xmlns:r="http://schemas.openxmlformats.org/officeDocument/2006/relationships" xmlns:m="http://schemas.openxmlformats.org/officeDocument/2006/math" xmlns:v="urn:schemas-microsoft-com:vml" xmlns:wp14="http://schemas.microsoft.com/office/word/2010/wordprocessingDrawing" xmlns:wp="http://schemas.openxmlformats.org/drawingml/2006/wordprocessingDrawing" xmlns:w10="urn:schemas-microsoft-com:office:word" xmlns:w="http://schemas.openxmlformats.org/wordprocessingml/2006/main" xmlns:w14="http://schemas.microsoft.com/office/word/2010/wordml" xmlns:w15="http://schemas.microsoft.com/office/word/2012/wordml" xmlns:w16cex="http://schemas.microsoft.com/office/word/2018/wordml/cex" xmlns:w16cid="http://schemas.microsoft.com/office/word/2016/wordml/cid" xmlns:w16="http://schemas.microsoft.com/office/word/2018/wordml" xmlns:w16du="http://schemas.microsoft.com/office/word/2023/wordml/word16du" xmlns:w16sdtdh="http://schemas.microsoft.com/office/word/2020/wordml/sdtdatahash" xmlns:w16sdtfl="http://schemas.microsoft.com/office/word/2024/wordml/sdtformatlock" xmlns:w16se="http://schemas.microsoft.com/office/word/2015/wordml/symex" xmlns:wpg="http://schemas.microsoft.com/office/word/2010/wordprocessingGroup" xmlns:wpi="http://schemas.microsoft.com/office/word/2010/wordprocessingInk" xmlns:wne="http://schemas.microsoft.com/office/word/2006/wordml" xmlns:wps="http://schemas.microsoft.com/office/word/2010/wordprocessingShape" mc:Ignorable="w14 w15 w16se w16cid w16 w16cex w16sdtdh w16sdtfl w16du wp14">
+  <w:p>
+    <w:pPr>
       <w:pStyle w:val="SHSubHeading"/>
       <w:jc w:val="right"/>
       <w:rPr>
@@ -1149,13 +1242,13 @@
         <w:noProof/>
       </w:rPr>
       <w:drawing>
-        <wp:anchor distT="0" distB="0" distL="114300" distR="114300" simplePos="0" relativeHeight="251654144" behindDoc="1" locked="0" layoutInCell="1" allowOverlap="1" wp14:anchorId="06615B3F" wp14:editId="461D3386">
+        <wp:anchor distT="0" distB="0" distL="114300" distR="114300" simplePos="0" relativeHeight="251654144" behindDoc="1" locked="0" layoutInCell="1" allowOverlap="1" wp14:anchorId="06615B3F" wp14:editId="2BEAB647">
           <wp:simplePos x="0" y="0"/>
           <wp:positionH relativeFrom="page">
-            <wp:posOffset>-1496060</wp:posOffset>
+            <wp:posOffset>-1477010</wp:posOffset>
           </wp:positionH>
           <wp:positionV relativeFrom="paragraph">
-            <wp:posOffset>-7095490</wp:posOffset>
+            <wp:posOffset>-7295515</wp:posOffset>
           </wp:positionV>
           <wp:extent cx="15294782" cy="14991744"/>
           <wp:effectExtent l="2095500" t="0" r="2974340" b="0"/>
@@ -1284,6 +1377,16 @@
     <w:r>
       <w:tab/>
     </w:r>
+  </w:p>
+</w:hdr>
+</file>
+
+<file path=word/header3.xml><?xml version="1.0" encoding="utf-8"?>
+<w:hdr xmlns:wpc="http://schemas.microsoft.com/office/word/2010/wordprocessingCanvas" xmlns:cx="http://schemas.microsoft.com/office/drawing/2014/chartex" xmlns:cx1="http://schemas.microsoft.com/office/drawing/2015/9/8/chartex" xmlns:cx2="http://schemas.microsoft.com/office/drawing/2015/10/21/chartex" xmlns:cx3="http://schemas.microsoft.com/office/drawing/2016/5/9/chartex" xmlns:cx4="http://schemas.microsoft.com/office/drawing/2016/5/10/chartex" xmlns:cx5="http://schemas.microsoft.com/office/drawing/2016/5/11/chartex" xmlns:cx6="http://schemas.microsoft.com/office/drawing/2016/5/12/chartex" xmlns:cx7="http://schemas.microsoft.com/office/drawing/2016/5/13/chartex" xmlns:cx8="http://schemas.microsoft.com/office/drawing/2016/5/14/chartex" xmlns:mc="http://schemas.openxmlformats.org/markup-compatibility/2006" xmlns:aink="http://schemas.microsoft.com/office/drawing/2016/ink" xmlns:am3d="http://schemas.microsoft.com/office/drawing/2017/model3d" xmlns:o="urn:schemas-microsoft-com:office:office" xmlns:oel="http://schemas.microsoft.com/office/2019/extlst" xmlns:r="http://schemas.openxmlformats.org/officeDocument/2006/relationships" xmlns:m="http://schemas.openxmlformats.org/officeDocument/2006/math" xmlns:v="urn:schemas-microsoft-com:vml" xmlns:wp14="http://schemas.microsoft.com/office/word/2010/wordprocessingDrawing" xmlns:wp="http://schemas.openxmlformats.org/drawingml/2006/wordprocessingDrawing" xmlns:w10="urn:schemas-microsoft-com:office:word" xmlns:w="http://schemas.openxmlformats.org/wordprocessingml/2006/main" xmlns:w14="http://schemas.microsoft.com/office/word/2010/wordml" xmlns:w15="http://schemas.microsoft.com/office/word/2012/wordml" xmlns:w16cex="http://schemas.microsoft.com/office/word/2018/wordml/cex" xmlns:w16cid="http://schemas.microsoft.com/office/word/2016/wordml/cid" xmlns:w16="http://schemas.microsoft.com/office/word/2018/wordml" xmlns:w16du="http://schemas.microsoft.com/office/word/2023/wordml/word16du" xmlns:w16sdtdh="http://schemas.microsoft.com/office/word/2020/wordml/sdtdatahash" xmlns:w16sdtfl="http://schemas.microsoft.com/office/word/2024/wordml/sdtformatlock" xmlns:w16se="http://schemas.microsoft.com/office/word/2015/wordml/symex" xmlns:wpg="http://schemas.microsoft.com/office/word/2010/wordprocessingGroup" xmlns:wpi="http://schemas.microsoft.com/office/word/2010/wordprocessingInk" xmlns:wne="http://schemas.microsoft.com/office/word/2006/wordml" xmlns:wps="http://schemas.microsoft.com/office/word/2010/wordprocessingShape" mc:Ignorable="w14 w15 w16se w16cid w16 w16cex w16sdtdh w16sdtfl w16du wp14">
+  <w:p>
+    <w:pPr>
+      <w:pStyle w:val="Header"/>
+    </w:pPr>
   </w:p>
 </w:hdr>
 </file>
@@ -2928,7 +3031,12 @@
 </file>
 
 <file path=customXml/item2.xml><?xml version="1.0" encoding="utf-8"?>
-<b:Sources xmlns:b="http://schemas.openxmlformats.org/officeDocument/2006/bibliography" xmlns="http://schemas.openxmlformats.org/officeDocument/2006/bibliography" SelectedStyle="\APASixthEditionOfficeOnline.xsl" StyleName="APA" Version="6"/>
+<?mso-contentType ?>
+<FormTemplates xmlns="http://schemas.microsoft.com/sharepoint/v3/contenttype/forms">
+  <Display>DocumentLibraryForm</Display>
+  <Edit>DocumentLibraryForm</Edit>
+  <New>DocumentLibraryForm</New>
+</FormTemplates>
 </file>
 
 <file path=customXml/item3.xml><?xml version="1.0" encoding="utf-8"?>
@@ -3183,12 +3291,7 @@
 </file>
 
 <file path=customXml/item4.xml><?xml version="1.0" encoding="utf-8"?>
-<?mso-contentType ?>
-<FormTemplates xmlns="http://schemas.microsoft.com/sharepoint/v3/contenttype/forms">
-  <Display>DocumentLibraryForm</Display>
-  <Edit>DocumentLibraryForm</Edit>
-  <New>DocumentLibraryForm</New>
-</FormTemplates>
+<b:Sources xmlns:b="http://schemas.openxmlformats.org/officeDocument/2006/bibliography" xmlns="http://schemas.openxmlformats.org/officeDocument/2006/bibliography" SelectedStyle="\APASixthEditionOfficeOnline.xsl" StyleName="APA" Version="6"/>
 </file>
 
 <file path=customXml/itemProps1.xml><?xml version="1.0" encoding="utf-8"?>
@@ -3203,9 +3306,9 @@
 </file>
 
 <file path=customXml/itemProps2.xml><?xml version="1.0" encoding="utf-8"?>
-<ds:datastoreItem xmlns:ds="http://schemas.openxmlformats.org/officeDocument/2006/customXml" ds:itemID="{131CD77B-2AA1-44B9-9DDF-E5F6D0569CCC}">
+<ds:datastoreItem xmlns:ds="http://schemas.openxmlformats.org/officeDocument/2006/customXml" ds:itemID="{C677762F-4306-4D99-BDCC-E627A5986BB1}">
   <ds:schemaRefs>
-    <ds:schemaRef ds:uri="http://schemas.openxmlformats.org/officeDocument/2006/bibliography"/>
+    <ds:schemaRef ds:uri="http://schemas.microsoft.com/sharepoint/v3/contenttype/forms"/>
   </ds:schemaRefs>
 </ds:datastoreItem>
 </file>
@@ -3230,9 +3333,9 @@
 </file>
 
 <file path=customXml/itemProps4.xml><?xml version="1.0" encoding="utf-8"?>
-<ds:datastoreItem xmlns:ds="http://schemas.openxmlformats.org/officeDocument/2006/customXml" ds:itemID="{C677762F-4306-4D99-BDCC-E627A5986BB1}">
+<ds:datastoreItem xmlns:ds="http://schemas.openxmlformats.org/officeDocument/2006/customXml" ds:itemID="{131CD77B-2AA1-44B9-9DDF-E5F6D0569CCC}">
   <ds:schemaRefs>
-    <ds:schemaRef ds:uri="http://schemas.microsoft.com/sharepoint/v3/contenttype/forms"/>
+    <ds:schemaRef ds:uri="http://schemas.openxmlformats.org/officeDocument/2006/bibliography"/>
   </ds:schemaRefs>
 </ds:datastoreItem>
 </file>
--- a/templates/APAC_Candidate_Profile_English.docx
+++ b/templates/APAC_Candidate_Profile_English.docx
@@ -214,23 +214,13 @@
     </w:p>
     <w:p>
       <w:pPr>
-        <w:pStyle w:val="SHDate"/>
-        <w:rPr>
-          <w:kern w:val="2"/>
-          <w:szCs w:val="28"/>
-          <w:lang w:val="en-IN" w:eastAsia="en-IN"/>
-          <w14:ligatures w14:val="standardContextual"/>
-        </w:rPr>
-      </w:pPr>
-    </w:p>
-    <w:p>
-      <w:pPr>
         <w:pStyle w:val="SHSubHeading"/>
       </w:pPr>
     </w:p>
     <w:p>
       <w:pPr>
-        <w:pStyle w:val="SHText"/>
+        <w:pStyle w:val="SHBullets"/>
+        <w:ind w:left="0"/>
       </w:pPr>
       <w:r>
         <w:t>{{SUMMARY}}</w:t>
@@ -276,11 +266,6 @@
         </w:rPr>
         <w:t>Business Experience</w:t>
       </w:r>
-    </w:p>
-    <w:p>
-      <w:pPr>
-        <w:pStyle w:val="SHHeading"/>
-      </w:pPr>
     </w:p>
     <w:p>
       <w:pPr>
@@ -430,7 +415,7 @@
     </w:p>
     <w:p>
       <w:pPr>
-        <w:pStyle w:val="SHBullets"/>
+        <w:pStyle w:val="SHText"/>
       </w:pPr>
       <w:r>
         <w:t>{{/bullets}}</w:t>
@@ -447,7 +432,7 @@
     <w:p>
       <w:pPr>
         <w:pStyle w:val="SHText"/>
-        <w:spacing w:after="200"/>
+        <w:spacing w:after="160"/>
       </w:pPr>
     </w:p>
     <w:p>
@@ -467,14 +452,6 @@
           <w:bCs/>
         </w:rPr>
       </w:pPr>
-      <w:r>
-        <w:rPr>
-          <w:rFonts w:ascii="Raleway Medium" w:hAnsi="Raleway Medium"/>
-          <w:b/>
-          <w:bCs/>
-        </w:rPr>
-        <w:br/>
-      </w:r>
       <w:r>
         <w:rPr>
           <w:rFonts w:ascii="Raleway Medium" w:hAnsi="Raleway Medium"/>
@@ -947,7 +924,7 @@
     </w:p>
     <w:p>
       <w:pPr>
-        <w:pStyle w:val="SHBullets"/>
+        <w:pStyle w:val="SHText"/>
       </w:pPr>
       <w:r>
         <w:t>{{/bullets}}</w:t>
@@ -964,7 +941,7 @@
     <w:p>
       <w:pPr>
         <w:pStyle w:val="SHText"/>
-        <w:spacing w:after="200"/>
+        <w:spacing w:after="160"/>
       </w:pPr>
     </w:p>
     <w:p>
@@ -976,12 +953,8 @@
       </w:r>
     </w:p>
     <w:sectPr>
-      <w:headerReference w:type="even" r:id="rId11"/>
-      <w:headerReference w:type="default" r:id="rId12"/>
-      <w:footerReference w:type="even" r:id="rId13"/>
-      <w:footerReference w:type="default" r:id="rId14"/>
-      <w:headerReference w:type="first" r:id="rId15"/>
-      <w:footerReference w:type="first" r:id="rId16"/>
+      <w:headerReference w:type="default" r:id="rId11"/>
+      <w:footerReference w:type="default" r:id="rId12"/>
       <w:pgSz w:w="11906" w:h="16838"/>
       <w:pgMar w:top="2410" w:right="1440" w:bottom="2269" w:left="1440" w:header="708" w:footer="0" w:gutter="0"/>
       <w:cols w:space="708"/>
@@ -1018,16 +991,6 @@
 </file>
 
 <file path=word/footer1.xml><?xml version="1.0" encoding="utf-8"?>
-<w:ftr xmlns:wpc="http://schemas.microsoft.com/office/word/2010/wordprocessingCanvas" xmlns:cx="http://schemas.microsoft.com/office/drawing/2014/chartex" xmlns:cx1="http://schemas.microsoft.com/office/drawing/2015/9/8/chartex" xmlns:cx2="http://schemas.microsoft.com/office/drawing/2015/10/21/chartex" xmlns:cx3="http://schemas.microsoft.com/office/drawing/2016/5/9/chartex" xmlns:cx4="http://schemas.microsoft.com/office/drawing/2016/5/10/chartex" xmlns:cx5="http://schemas.microsoft.com/office/drawing/2016/5/11/chartex" xmlns:cx6="http://schemas.microsoft.com/office/drawing/2016/5/12/chartex" xmlns:cx7="http://schemas.microsoft.com/office/drawing/2016/5/13/chartex" xmlns:cx8="http://schemas.microsoft.com/office/drawing/2016/5/14/chartex" xmlns:mc="http://schemas.openxmlformats.org/markup-compatibility/2006" xmlns:aink="http://schemas.microsoft.com/office/drawing/2016/ink" xmlns:am3d="http://schemas.microsoft.com/office/drawing/2017/model3d" xmlns:o="urn:schemas-microsoft-com:office:office" xmlns:oel="http://schemas.microsoft.com/office/2019/extlst" xmlns:r="http://schemas.openxmlformats.org/officeDocument/2006/relationships" xmlns:m="http://schemas.openxmlformats.org/officeDocument/2006/math" xmlns:v="urn:schemas-microsoft-com:vml" xmlns:wp14="http://schemas.microsoft.com/office/word/2010/wordprocessingDrawing" xmlns:wp="http://schemas.openxmlformats.org/drawingml/2006/wordprocessingDrawing" xmlns:w10="urn:schemas-microsoft-com:office:word" xmlns:w="http://schemas.openxmlformats.org/wordprocessingml/2006/main" xmlns:w14="http://schemas.microsoft.com/office/word/2010/wordml" xmlns:w15="http://schemas.microsoft.com/office/word/2012/wordml" xmlns:w16cex="http://schemas.microsoft.com/office/word/2018/wordml/cex" xmlns:w16cid="http://schemas.microsoft.com/office/word/2016/wordml/cid" xmlns:w16="http://schemas.microsoft.com/office/word/2018/wordml" xmlns:w16du="http://schemas.microsoft.com/office/word/2023/wordml/word16du" xmlns:w16sdtdh="http://schemas.microsoft.com/office/word/2020/wordml/sdtdatahash" xmlns:w16sdtfl="http://schemas.microsoft.com/office/word/2024/wordml/sdtformatlock" xmlns:w16se="http://schemas.microsoft.com/office/word/2015/wordml/symex" xmlns:wpg="http://schemas.microsoft.com/office/word/2010/wordprocessingGroup" xmlns:wpi="http://schemas.microsoft.com/office/word/2010/wordprocessingInk" xmlns:wne="http://schemas.microsoft.com/office/word/2006/wordml" xmlns:wps="http://schemas.microsoft.com/office/word/2010/wordprocessingShape" mc:Ignorable="w14 w15 w16se w16cid w16 w16cex w16sdtdh w16sdtfl w16du wp14">
-  <w:p>
-    <w:pPr>
-      <w:pStyle w:val="Footer"/>
-    </w:pPr>
-  </w:p>
-</w:ftr>
-</file>
-
-<file path=word/footer2.xml><?xml version="1.0" encoding="utf-8"?>
 <w:ftr xmlns:wpc="http://schemas.microsoft.com/office/word/2010/wordprocessingCanvas" xmlns:cx="http://schemas.microsoft.com/office/drawing/2014/chartex" xmlns:cx1="http://schemas.microsoft.com/office/drawing/2015/9/8/chartex" xmlns:cx2="http://schemas.microsoft.com/office/drawing/2015/10/21/chartex" xmlns:cx3="http://schemas.microsoft.com/office/drawing/2016/5/9/chartex" xmlns:cx4="http://schemas.microsoft.com/office/drawing/2016/5/10/chartex" xmlns:cx5="http://schemas.microsoft.com/office/drawing/2016/5/11/chartex" xmlns:cx6="http://schemas.microsoft.com/office/drawing/2016/5/12/chartex" xmlns:cx7="http://schemas.microsoft.com/office/drawing/2016/5/13/chartex" xmlns:cx8="http://schemas.microsoft.com/office/drawing/2016/5/14/chartex" xmlns:mc="http://schemas.openxmlformats.org/markup-compatibility/2006" xmlns:aink="http://schemas.microsoft.com/office/drawing/2016/ink" xmlns:am3d="http://schemas.microsoft.com/office/drawing/2017/model3d" xmlns:o="urn:schemas-microsoft-com:office:office" xmlns:oel="http://schemas.microsoft.com/office/2019/extlst" xmlns:r="http://schemas.openxmlformats.org/officeDocument/2006/relationships" xmlns:m="http://schemas.openxmlformats.org/officeDocument/2006/math" xmlns:v="urn:schemas-microsoft-com:vml" xmlns:wp14="http://schemas.microsoft.com/office/word/2010/wordprocessingDrawing" xmlns:wp="http://schemas.openxmlformats.org/drawingml/2006/wordprocessingDrawing" xmlns:w10="urn:schemas-microsoft-com:office:word" xmlns:w="http://schemas.openxmlformats.org/wordprocessingml/2006/main" xmlns:w14="http://schemas.microsoft.com/office/word/2010/wordml" xmlns:w15="http://schemas.microsoft.com/office/word/2012/wordml" xmlns:w16cex="http://schemas.microsoft.com/office/word/2018/wordml/cex" xmlns:w16cid="http://schemas.microsoft.com/office/word/2016/wordml/cid" xmlns:w16="http://schemas.microsoft.com/office/word/2018/wordml" xmlns:w16du="http://schemas.microsoft.com/office/word/2023/wordml/word16du" xmlns:w16sdtdh="http://schemas.microsoft.com/office/word/2020/wordml/sdtdatahash" xmlns:w16sdtfl="http://schemas.microsoft.com/office/word/2024/wordml/sdtformatlock" xmlns:w16se="http://schemas.microsoft.com/office/word/2015/wordml/symex" xmlns:wpg="http://schemas.microsoft.com/office/word/2010/wordprocessingGroup" xmlns:wpi="http://schemas.microsoft.com/office/word/2010/wordprocessingInk" xmlns:wne="http://schemas.microsoft.com/office/word/2006/wordml" xmlns:wps="http://schemas.microsoft.com/office/word/2010/wordprocessingShape" mc:Ignorable="w14 w15 w16se w16cid w16 w16cex w16sdtdh w16sdtfl w16du wp14">
   <w:p>
     <w:pPr>
@@ -1178,16 +1141,6 @@
 </w:ftr>
 </file>
 
-<file path=word/footer3.xml><?xml version="1.0" encoding="utf-8"?>
-<w:ftr xmlns:wpc="http://schemas.microsoft.com/office/word/2010/wordprocessingCanvas" xmlns:cx="http://schemas.microsoft.com/office/drawing/2014/chartex" xmlns:cx1="http://schemas.microsoft.com/office/drawing/2015/9/8/chartex" xmlns:cx2="http://schemas.microsoft.com/office/drawing/2015/10/21/chartex" xmlns:cx3="http://schemas.microsoft.com/office/drawing/2016/5/9/chartex" xmlns:cx4="http://schemas.microsoft.com/office/drawing/2016/5/10/chartex" xmlns:cx5="http://schemas.microsoft.com/office/drawing/2016/5/11/chartex" xmlns:cx6="http://schemas.microsoft.com/office/drawing/2016/5/12/chartex" xmlns:cx7="http://schemas.microsoft.com/office/drawing/2016/5/13/chartex" xmlns:cx8="http://schemas.microsoft.com/office/drawing/2016/5/14/chartex" xmlns:mc="http://schemas.openxmlformats.org/markup-compatibility/2006" xmlns:aink="http://schemas.microsoft.com/office/drawing/2016/ink" xmlns:am3d="http://schemas.microsoft.com/office/drawing/2017/model3d" xmlns:o="urn:schemas-microsoft-com:office:office" xmlns:oel="http://schemas.microsoft.com/office/2019/extlst" xmlns:r="http://schemas.openxmlformats.org/officeDocument/2006/relationships" xmlns:m="http://schemas.openxmlformats.org/officeDocument/2006/math" xmlns:v="urn:schemas-microsoft-com:vml" xmlns:wp14="http://schemas.microsoft.com/office/word/2010/wordprocessingDrawing" xmlns:wp="http://schemas.openxmlformats.org/drawingml/2006/wordprocessingDrawing" xmlns:w10="urn:schemas-microsoft-com:office:word" xmlns:w="http://schemas.openxmlformats.org/wordprocessingml/2006/main" xmlns:w14="http://schemas.microsoft.com/office/word/2010/wordml" xmlns:w15="http://schemas.microsoft.com/office/word/2012/wordml" xmlns:w16cex="http://schemas.microsoft.com/office/word/2018/wordml/cex" xmlns:w16cid="http://schemas.microsoft.com/office/word/2016/wordml/cid" xmlns:w16="http://schemas.microsoft.com/office/word/2018/wordml" xmlns:w16du="http://schemas.microsoft.com/office/word/2023/wordml/word16du" xmlns:w16sdtdh="http://schemas.microsoft.com/office/word/2020/wordml/sdtdatahash" xmlns:w16sdtfl="http://schemas.microsoft.com/office/word/2024/wordml/sdtformatlock" xmlns:w16se="http://schemas.microsoft.com/office/word/2015/wordml/symex" xmlns:wpg="http://schemas.microsoft.com/office/word/2010/wordprocessingGroup" xmlns:wpi="http://schemas.microsoft.com/office/word/2010/wordprocessingInk" xmlns:wne="http://schemas.microsoft.com/office/word/2006/wordml" xmlns:wps="http://schemas.microsoft.com/office/word/2010/wordprocessingShape" mc:Ignorable="w14 w15 w16se w16cid w16 w16cex w16sdtdh w16sdtfl w16du wp14">
-  <w:p>
-    <w:pPr>
-      <w:pStyle w:val="Footer"/>
-    </w:pPr>
-  </w:p>
-</w:ftr>
-</file>
-
 <file path=word/footnotes.xml><?xml version="1.0" encoding="utf-8"?>
 <w:footnotes xmlns:wpc="http://schemas.microsoft.com/office/word/2010/wordprocessingCanvas" xmlns:cx="http://schemas.microsoft.com/office/drawing/2014/chartex" xmlns:cx1="http://schemas.microsoft.com/office/drawing/2015/9/8/chartex" xmlns:cx2="http://schemas.microsoft.com/office/drawing/2015/10/21/chartex" xmlns:cx3="http://schemas.microsoft.com/office/drawing/2016/5/9/chartex" xmlns:cx4="http://schemas.microsoft.com/office/drawing/2016/5/10/chartex" xmlns:cx5="http://schemas.microsoft.com/office/drawing/2016/5/11/chartex" xmlns:cx6="http://schemas.microsoft.com/office/drawing/2016/5/12/chartex" xmlns:cx7="http://schemas.microsoft.com/office/drawing/2016/5/13/chartex" xmlns:cx8="http://schemas.microsoft.com/office/drawing/2016/5/14/chartex" xmlns:mc="http://schemas.openxmlformats.org/markup-compatibility/2006" xmlns:aink="http://schemas.microsoft.com/office/drawing/2016/ink" xmlns:am3d="http://schemas.microsoft.com/office/drawing/2017/model3d" xmlns:o="urn:schemas-microsoft-com:office:office" xmlns:oel="http://schemas.microsoft.com/office/2019/extlst" xmlns:r="http://schemas.openxmlformats.org/officeDocument/2006/relationships" xmlns:m="http://schemas.openxmlformats.org/officeDocument/2006/math" xmlns:v="urn:schemas-microsoft-com:vml" xmlns:wp14="http://schemas.microsoft.com/office/word/2010/wordprocessingDrawing" xmlns:wp="http://schemas.openxmlformats.org/drawingml/2006/wordprocessingDrawing" xmlns:w10="urn:schemas-microsoft-com:office:word" xmlns:w="http://schemas.openxmlformats.org/wordprocessingml/2006/main" xmlns:w14="http://schemas.microsoft.com/office/word/2010/wordml" xmlns:w15="http://schemas.microsoft.com/office/word/2012/wordml" xmlns:w16cex="http://schemas.microsoft.com/office/word/2018/wordml/cex" xmlns:w16cid="http://schemas.microsoft.com/office/word/2016/wordml/cid" xmlns:w16="http://schemas.microsoft.com/office/word/2018/wordml" xmlns:w16du="http://schemas.microsoft.com/office/word/2023/wordml/word16du" xmlns:w16sdtdh="http://schemas.microsoft.com/office/word/2020/wordml/sdtdatahash" xmlns:w16sdtfl="http://schemas.microsoft.com/office/word/2024/wordml/sdtformatlock" xmlns:w16se="http://schemas.microsoft.com/office/word/2015/wordml/symex" xmlns:wpg="http://schemas.microsoft.com/office/word/2010/wordprocessingGroup" xmlns:wpi="http://schemas.microsoft.com/office/word/2010/wordprocessingInk" xmlns:wne="http://schemas.microsoft.com/office/word/2006/wordml" xmlns:wps="http://schemas.microsoft.com/office/word/2010/wordprocessingShape" mc:Ignorable="w14 w15 w16se w16cid w16 w16cex w16sdtdh w16sdtfl w16du wp14">
   <w:footnote w:type="separator" w:id="-1">
@@ -1218,16 +1171,6 @@
 <w:hdr xmlns:wpc="http://schemas.microsoft.com/office/word/2010/wordprocessingCanvas" xmlns:cx="http://schemas.microsoft.com/office/drawing/2014/chartex" xmlns:cx1="http://schemas.microsoft.com/office/drawing/2015/9/8/chartex" xmlns:cx2="http://schemas.microsoft.com/office/drawing/2015/10/21/chartex" xmlns:cx3="http://schemas.microsoft.com/office/drawing/2016/5/9/chartex" xmlns:cx4="http://schemas.microsoft.com/office/drawing/2016/5/10/chartex" xmlns:cx5="http://schemas.microsoft.com/office/drawing/2016/5/11/chartex" xmlns:cx6="http://schemas.microsoft.com/office/drawing/2016/5/12/chartex" xmlns:cx7="http://schemas.microsoft.com/office/drawing/2016/5/13/chartex" xmlns:cx8="http://schemas.microsoft.com/office/drawing/2016/5/14/chartex" xmlns:mc="http://schemas.openxmlformats.org/markup-compatibility/2006" xmlns:aink="http://schemas.microsoft.com/office/drawing/2016/ink" xmlns:am3d="http://schemas.microsoft.com/office/drawing/2017/model3d" xmlns:o="urn:schemas-microsoft-com:office:office" xmlns:oel="http://schemas.microsoft.com/office/2019/extlst" xmlns:r="http://schemas.openxmlformats.org/officeDocument/2006/relationships" xmlns:m="http://schemas.openxmlformats.org/officeDocument/2006/math" xmlns:v="urn:schemas-microsoft-com:vml" xmlns:wp14="http://schemas.microsoft.com/office/word/2010/wordprocessingDrawing" xmlns:wp="http://schemas.openxmlformats.org/drawingml/2006/wordprocessingDrawing" xmlns:w10="urn:schemas-microsoft-com:office:word" xmlns:w="http://schemas.openxmlformats.org/wordprocessingml/2006/main" xmlns:w14="http://schemas.microsoft.com/office/word/2010/wordml" xmlns:w15="http://schemas.microsoft.com/office/word/2012/wordml" xmlns:w16cex="http://schemas.microsoft.com/office/word/2018/wordml/cex" xmlns:w16cid="http://schemas.microsoft.com/office/word/2016/wordml/cid" xmlns:w16="http://schemas.microsoft.com/office/word/2018/wordml" xmlns:w16du="http://schemas.microsoft.com/office/word/2023/wordml/word16du" xmlns:w16sdtdh="http://schemas.microsoft.com/office/word/2020/wordml/sdtdatahash" xmlns:w16sdtfl="http://schemas.microsoft.com/office/word/2024/wordml/sdtformatlock" xmlns:w16se="http://schemas.microsoft.com/office/word/2015/wordml/symex" xmlns:wpg="http://schemas.microsoft.com/office/word/2010/wordprocessingGroup" xmlns:wpi="http://schemas.microsoft.com/office/word/2010/wordprocessingInk" xmlns:wne="http://schemas.microsoft.com/office/word/2006/wordml" xmlns:wps="http://schemas.microsoft.com/office/word/2010/wordprocessingShape" mc:Ignorable="w14 w15 w16se w16cid w16 w16cex w16sdtdh w16sdtfl w16du wp14">
   <w:p>
     <w:pPr>
-      <w:pStyle w:val="Header"/>
-    </w:pPr>
-  </w:p>
-</w:hdr>
-</file>
-
-<file path=word/header2.xml><?xml version="1.0" encoding="utf-8"?>
-<w:hdr xmlns:wpc="http://schemas.microsoft.com/office/word/2010/wordprocessingCanvas" xmlns:cx="http://schemas.microsoft.com/office/drawing/2014/chartex" xmlns:cx1="http://schemas.microsoft.com/office/drawing/2015/9/8/chartex" xmlns:cx2="http://schemas.microsoft.com/office/drawing/2015/10/21/chartex" xmlns:cx3="http://schemas.microsoft.com/office/drawing/2016/5/9/chartex" xmlns:cx4="http://schemas.microsoft.com/office/drawing/2016/5/10/chartex" xmlns:cx5="http://schemas.microsoft.com/office/drawing/2016/5/11/chartex" xmlns:cx6="http://schemas.microsoft.com/office/drawing/2016/5/12/chartex" xmlns:cx7="http://schemas.microsoft.com/office/drawing/2016/5/13/chartex" xmlns:cx8="http://schemas.microsoft.com/office/drawing/2016/5/14/chartex" xmlns:mc="http://schemas.openxmlformats.org/markup-compatibility/2006" xmlns:aink="http://schemas.microsoft.com/office/drawing/2016/ink" xmlns:am3d="http://schemas.microsoft.com/office/drawing/2017/model3d" xmlns:o="urn:schemas-microsoft-com:office:office" xmlns:oel="http://schemas.microsoft.com/office/2019/extlst" xmlns:r="http://schemas.openxmlformats.org/officeDocument/2006/relationships" xmlns:m="http://schemas.openxmlformats.org/officeDocument/2006/math" xmlns:v="urn:schemas-microsoft-com:vml" xmlns:wp14="http://schemas.microsoft.com/office/word/2010/wordprocessingDrawing" xmlns:wp="http://schemas.openxmlformats.org/drawingml/2006/wordprocessingDrawing" xmlns:w10="urn:schemas-microsoft-com:office:word" xmlns:w="http://schemas.openxmlformats.org/wordprocessingml/2006/main" xmlns:w14="http://schemas.microsoft.com/office/word/2010/wordml" xmlns:w15="http://schemas.microsoft.com/office/word/2012/wordml" xmlns:w16cex="http://schemas.microsoft.com/office/word/2018/wordml/cex" xmlns:w16cid="http://schemas.microsoft.com/office/word/2016/wordml/cid" xmlns:w16="http://schemas.microsoft.com/office/word/2018/wordml" xmlns:w16du="http://schemas.microsoft.com/office/word/2023/wordml/word16du" xmlns:w16sdtdh="http://schemas.microsoft.com/office/word/2020/wordml/sdtdatahash" xmlns:w16sdtfl="http://schemas.microsoft.com/office/word/2024/wordml/sdtformatlock" xmlns:w16se="http://schemas.microsoft.com/office/word/2015/wordml/symex" xmlns:wpg="http://schemas.microsoft.com/office/word/2010/wordprocessingGroup" xmlns:wpi="http://schemas.microsoft.com/office/word/2010/wordprocessingInk" xmlns:wne="http://schemas.microsoft.com/office/word/2006/wordml" xmlns:wps="http://schemas.microsoft.com/office/word/2010/wordprocessingShape" mc:Ignorable="w14 w15 w16se w16cid w16 w16cex w16sdtdh w16sdtfl w16du wp14">
-  <w:p>
-    <w:pPr>
       <w:pStyle w:val="SHSubHeading"/>
       <w:jc w:val="right"/>
       <w:rPr>
@@ -1242,13 +1185,13 @@
         <w:noProof/>
       </w:rPr>
       <w:drawing>
-        <wp:anchor distT="0" distB="0" distL="114300" distR="114300" simplePos="0" relativeHeight="251654144" behindDoc="1" locked="0" layoutInCell="1" allowOverlap="1" wp14:anchorId="06615B3F" wp14:editId="2BEAB647">
+        <wp:anchor distT="0" distB="0" distL="114300" distR="114300" simplePos="0" relativeHeight="251654144" behindDoc="1" locked="0" layoutInCell="1" allowOverlap="1" wp14:anchorId="06615B3F" wp14:editId="461D3386">
           <wp:simplePos x="0" y="0"/>
           <wp:positionH relativeFrom="page">
-            <wp:posOffset>-1477010</wp:posOffset>
+            <wp:posOffset>-1496060</wp:posOffset>
           </wp:positionH>
           <wp:positionV relativeFrom="paragraph">
-            <wp:posOffset>-7295515</wp:posOffset>
+            <wp:posOffset>-7095490</wp:posOffset>
           </wp:positionV>
           <wp:extent cx="15294782" cy="14991744"/>
           <wp:effectExtent l="2095500" t="0" r="2974340" b="0"/>
@@ -1377,16 +1320,6 @@
     <w:r>
       <w:tab/>
     </w:r>
-  </w:p>
-</w:hdr>
-</file>
-
-<file path=word/header3.xml><?xml version="1.0" encoding="utf-8"?>
-<w:hdr xmlns:wpc="http://schemas.microsoft.com/office/word/2010/wordprocessingCanvas" xmlns:cx="http://schemas.microsoft.com/office/drawing/2014/chartex" xmlns:cx1="http://schemas.microsoft.com/office/drawing/2015/9/8/chartex" xmlns:cx2="http://schemas.microsoft.com/office/drawing/2015/10/21/chartex" xmlns:cx3="http://schemas.microsoft.com/office/drawing/2016/5/9/chartex" xmlns:cx4="http://schemas.microsoft.com/office/drawing/2016/5/10/chartex" xmlns:cx5="http://schemas.microsoft.com/office/drawing/2016/5/11/chartex" xmlns:cx6="http://schemas.microsoft.com/office/drawing/2016/5/12/chartex" xmlns:cx7="http://schemas.microsoft.com/office/drawing/2016/5/13/chartex" xmlns:cx8="http://schemas.microsoft.com/office/drawing/2016/5/14/chartex" xmlns:mc="http://schemas.openxmlformats.org/markup-compatibility/2006" xmlns:aink="http://schemas.microsoft.com/office/drawing/2016/ink" xmlns:am3d="http://schemas.microsoft.com/office/drawing/2017/model3d" xmlns:o="urn:schemas-microsoft-com:office:office" xmlns:oel="http://schemas.microsoft.com/office/2019/extlst" xmlns:r="http://schemas.openxmlformats.org/officeDocument/2006/relationships" xmlns:m="http://schemas.openxmlformats.org/officeDocument/2006/math" xmlns:v="urn:schemas-microsoft-com:vml" xmlns:wp14="http://schemas.microsoft.com/office/word/2010/wordprocessingDrawing" xmlns:wp="http://schemas.openxmlformats.org/drawingml/2006/wordprocessingDrawing" xmlns:w10="urn:schemas-microsoft-com:office:word" xmlns:w="http://schemas.openxmlformats.org/wordprocessingml/2006/main" xmlns:w14="http://schemas.microsoft.com/office/word/2010/wordml" xmlns:w15="http://schemas.microsoft.com/office/word/2012/wordml" xmlns:w16cex="http://schemas.microsoft.com/office/word/2018/wordml/cex" xmlns:w16cid="http://schemas.microsoft.com/office/word/2016/wordml/cid" xmlns:w16="http://schemas.microsoft.com/office/word/2018/wordml" xmlns:w16du="http://schemas.microsoft.com/office/word/2023/wordml/word16du" xmlns:w16sdtdh="http://schemas.microsoft.com/office/word/2020/wordml/sdtdatahash" xmlns:w16sdtfl="http://schemas.microsoft.com/office/word/2024/wordml/sdtformatlock" xmlns:w16se="http://schemas.microsoft.com/office/word/2015/wordml/symex" xmlns:wpg="http://schemas.microsoft.com/office/word/2010/wordprocessingGroup" xmlns:wpi="http://schemas.microsoft.com/office/word/2010/wordprocessingInk" xmlns:wne="http://schemas.microsoft.com/office/word/2006/wordml" xmlns:wps="http://schemas.microsoft.com/office/word/2010/wordprocessingShape" mc:Ignorable="w14 w15 w16se w16cid w16 w16cex w16sdtdh w16sdtfl w16du wp14">
-  <w:p>
-    <w:pPr>
-      <w:pStyle w:val="Header"/>
-    </w:pPr>
   </w:p>
 </w:hdr>
 </file>
@@ -3020,17 +2953,6 @@
 </file>
 
 <file path=customXml/item1.xml><?xml version="1.0" encoding="utf-8"?>
-<p:properties xmlns:p="http://schemas.microsoft.com/office/2006/metadata/properties" xmlns:xsi="http://www.w3.org/2001/XMLSchema-instance" xmlns:pc="http://schemas.microsoft.com/office/infopath/2007/PartnerControls">
-  <documentManagement>
-    <lcf76f155ced4ddcb4097134ff3c332f xmlns="c01590d7-7efa-46e7-b792-73d8bd6252fd">
-      <Terms xmlns="http://schemas.microsoft.com/office/infopath/2007/PartnerControls"/>
-    </lcf76f155ced4ddcb4097134ff3c332f>
-    <TaxCatchAll xmlns="8fe6d124-157e-4db3-accf-90154e53f67d" xsi:nil="true"/>
-  </documentManagement>
-</p:properties>
-</file>
-
-<file path=customXml/item2.xml><?xml version="1.0" encoding="utf-8"?>
 <?mso-contentType ?>
 <FormTemplates xmlns="http://schemas.microsoft.com/sharepoint/v3/contenttype/forms">
   <Display>DocumentLibraryForm</Display>
@@ -3039,7 +2961,7 @@
 </FormTemplates>
 </file>
 
-<file path=customXml/item3.xml><?xml version="1.0" encoding="utf-8"?>
+<file path=customXml/item2.xml><?xml version="1.0" encoding="utf-8"?>
 <ct:contentTypeSchema xmlns:ct="http://schemas.microsoft.com/office/2006/metadata/contentType" xmlns:ma="http://schemas.microsoft.com/office/2006/metadata/properties/metaAttributes" ct:_="" ma:_="" ma:contentTypeName="Document" ma:contentTypeID="0x010100870006DF88A25F409E25C763256C4FB6" ma:contentTypeVersion="18" ma:contentTypeDescription="Create a new document." ma:contentTypeScope="" ma:versionID="60d7d8ef896a0f8de2986d57bd16e10f">
   <xsd:schema xmlns:xsd="http://www.w3.org/2001/XMLSchema" xmlns:xs="http://www.w3.org/2001/XMLSchema" xmlns:p="http://schemas.microsoft.com/office/2006/metadata/properties" xmlns:ns2="8fe6d124-157e-4db3-accf-90154e53f67d" xmlns:ns3="c01590d7-7efa-46e7-b792-73d8bd6252fd" targetNamespace="http://schemas.microsoft.com/office/2006/metadata/properties" ma:root="true" ma:fieldsID="c19c8dff545f47ea95edc8bcbcf982e2" ns2:_="" ns3:_="">
     <xsd:import namespace="8fe6d124-157e-4db3-accf-90154e53f67d"/>
@@ -3290,22 +3212,22 @@
 </ct:contentTypeSchema>
 </file>
 
-<file path=customXml/item4.xml><?xml version="1.0" encoding="utf-8"?>
+<file path=customXml/item3.xml><?xml version="1.0" encoding="utf-8"?>
 <b:Sources xmlns:b="http://schemas.openxmlformats.org/officeDocument/2006/bibliography" xmlns="http://schemas.openxmlformats.org/officeDocument/2006/bibliography" SelectedStyle="\APASixthEditionOfficeOnline.xsl" StyleName="APA" Version="6"/>
 </file>
 
-<file path=customXml/itemProps1.xml><?xml version="1.0" encoding="utf-8"?>
-<ds:datastoreItem xmlns:ds="http://schemas.openxmlformats.org/officeDocument/2006/customXml" ds:itemID="{4DE444B9-96E8-4FE5-B9CB-90F1E3B1AE36}">
-  <ds:schemaRefs>
-    <ds:schemaRef ds:uri="http://schemas.microsoft.com/office/2006/metadata/properties"/>
-    <ds:schemaRef ds:uri="http://schemas.microsoft.com/office/infopath/2007/PartnerControls"/>
-    <ds:schemaRef ds:uri="c01590d7-7efa-46e7-b792-73d8bd6252fd"/>
-    <ds:schemaRef ds:uri="8fe6d124-157e-4db3-accf-90154e53f67d"/>
-  </ds:schemaRefs>
-</ds:datastoreItem>
+<file path=customXml/item4.xml><?xml version="1.0" encoding="utf-8"?>
+<p:properties xmlns:p="http://schemas.microsoft.com/office/2006/metadata/properties" xmlns:xsi="http://www.w3.org/2001/XMLSchema-instance" xmlns:pc="http://schemas.microsoft.com/office/infopath/2007/PartnerControls">
+  <documentManagement>
+    <lcf76f155ced4ddcb4097134ff3c332f xmlns="c01590d7-7efa-46e7-b792-73d8bd6252fd">
+      <Terms xmlns="http://schemas.microsoft.com/office/infopath/2007/PartnerControls"/>
+    </lcf76f155ced4ddcb4097134ff3c332f>
+    <TaxCatchAll xmlns="8fe6d124-157e-4db3-accf-90154e53f67d" xsi:nil="true"/>
+  </documentManagement>
+</p:properties>
 </file>
 
-<file path=customXml/itemProps2.xml><?xml version="1.0" encoding="utf-8"?>
+<file path=customXml/itemProps1.xml><?xml version="1.0" encoding="utf-8"?>
 <ds:datastoreItem xmlns:ds="http://schemas.openxmlformats.org/officeDocument/2006/customXml" ds:itemID="{C677762F-4306-4D99-BDCC-E627A5986BB1}">
   <ds:schemaRefs>
     <ds:schemaRef ds:uri="http://schemas.microsoft.com/sharepoint/v3/contenttype/forms"/>
@@ -3313,7 +3235,7 @@
 </ds:datastoreItem>
 </file>
 
-<file path=customXml/itemProps3.xml><?xml version="1.0" encoding="utf-8"?>
+<file path=customXml/itemProps2.xml><?xml version="1.0" encoding="utf-8"?>
 <ds:datastoreItem xmlns:ds="http://schemas.openxmlformats.org/officeDocument/2006/customXml" ds:itemID="{A8CC69F0-D23F-42F1-BD9A-39CA6CDE1D0F}">
   <ds:schemaRefs>
     <ds:schemaRef ds:uri="http://schemas.microsoft.com/office/2006/metadata/contentType"/>
@@ -3332,10 +3254,21 @@
 </ds:datastoreItem>
 </file>
 
-<file path=customXml/itemProps4.xml><?xml version="1.0" encoding="utf-8"?>
+<file path=customXml/itemProps3.xml><?xml version="1.0" encoding="utf-8"?>
 <ds:datastoreItem xmlns:ds="http://schemas.openxmlformats.org/officeDocument/2006/customXml" ds:itemID="{131CD77B-2AA1-44B9-9DDF-E5F6D0569CCC}">
   <ds:schemaRefs>
     <ds:schemaRef ds:uri="http://schemas.openxmlformats.org/officeDocument/2006/bibliography"/>
   </ds:schemaRefs>
 </ds:datastoreItem>
+</file>
+
+<file path=customXml/itemProps4.xml><?xml version="1.0" encoding="utf-8"?>
+<ds:datastoreItem xmlns:ds="http://schemas.openxmlformats.org/officeDocument/2006/customXml" ds:itemID="{4DE444B9-96E8-4FE5-B9CB-90F1E3B1AE36}">
+  <ds:schemaRefs>
+    <ds:schemaRef ds:uri="http://schemas.microsoft.com/office/2006/metadata/properties"/>
+    <ds:schemaRef ds:uri="http://schemas.microsoft.com/office/infopath/2007/PartnerControls"/>
+    <ds:schemaRef ds:uri="c01590d7-7efa-46e7-b792-73d8bd6252fd"/>
+    <ds:schemaRef ds:uri="8fe6d124-157e-4db3-accf-90154e53f67d"/>
+  </ds:schemaRefs>
+</ds:datastoreItem>
 </file>
--- a/templates/APAC_Candidate_Profile_English.docx
+++ b/templates/APAC_Candidate_Profile_English.docx
@@ -208,7 +208,6 @@
           <w:b/>
           <w:bCs/>
         </w:rPr>
-        <w:lastRenderedPageBreak/>
         <w:t>Summary</w:t>
       </w:r>
     </w:p>
@@ -407,6 +406,7 @@
     <w:p>
       <w:pPr>
         <w:pStyle w:val="SHBullets"/>
+        <w:spacing w:after="60"/>
         <w:ind w:left="284"/>
       </w:pPr>
       <w:r>
@@ -424,6 +424,7 @@
     <w:p>
       <w:pPr>
         <w:pStyle w:val="SHText"/>
+        <w:spacing w:after="100"/>
       </w:pPr>
       <w:r>
         <w:t>{{/roles}}</w:t>
@@ -916,6 +917,7 @@
     <w:p>
       <w:pPr>
         <w:pStyle w:val="SHBullets"/>
+        <w:spacing w:after="60"/>
         <w:ind w:left="284"/>
       </w:pPr>
       <w:r>
@@ -933,6 +935,7 @@
     <w:p>
       <w:pPr>
         <w:pStyle w:val="SHText"/>
+        <w:spacing w:after="100"/>
       </w:pPr>
       <w:r>
         <w:t>{{/roles}}</w:t>
@@ -2555,7 +2558,7 @@
     <w:qFormat/>
     <w:rsid w:val="00FE0724"/>
     <w:pPr>
-      <w:spacing w:after="0" w:line="240" w:lineRule="auto"/>
+      <w:spacing w:after="80" w:line="240" w:lineRule="auto"/>
       <w:ind w:right="-472"/>
       <w:jc w:val="both"/>
     </w:pPr>

--- a/templates/APAC_Candidate_Profile_English.docx
+++ b/templates/APAC_Candidate_Profile_English.docx
@@ -208,6 +208,7 @@
           <w:b/>
           <w:bCs/>
         </w:rPr>
+        <w:lastRenderedPageBreak/>
         <w:t>Summary</w:t>
       </w:r>
     </w:p>
@@ -221,6 +222,7 @@
         <w:pStyle w:val="SHBullets"/>
         <w:ind w:left="0"/>
       </w:pPr>
+      <w:bookmarkStart w:id="0" w:name="Text4"/>
       <w:r>
         <w:t>{{SUMMARY}}</w:t>
       </w:r>
@@ -286,16 +288,16 @@
           <w:insideH w:val="none" w:sz="0" w:space="0" w:color="auto"/>
           <w:insideV w:val="none" w:sz="0" w:space="0" w:color="auto"/>
         </w:tblBorders>
-        <w:tblLook w:val="04A0" w:firstRow="1" w:lastRow="0" w:firstColumn="1" w:lastColumn="0" w:noHBand="0" w:noVBand="1"/>
+        <w:tblLook w:val="04A0"/>
       </w:tblPr>
       <w:tblGrid>
-        <w:gridCol w:w="6026"/>
-        <w:gridCol w:w="3000"/>
+        <w:gridCol w:w="5500"/>
+        <w:gridCol w:w="3526"/>
       </w:tblGrid>
       <w:tr>
         <w:tc>
           <w:tcPr>
-            <w:tcW w:w="6026" w:type="dxa"/>
+            <w:tcW w:w="5500" w:type="dxa"/>
           </w:tcPr>
           <w:p>
             <w:pPr>
@@ -310,13 +312,13 @@
                 <w:b/>
                 <w:bCs/>
               </w:rPr>
-              <w:t>{{name}}, {{location}}</w:t>
+              <w:t xml:space="preserve">{{name}}, {{location}}</w:t>
             </w:r>
           </w:p>
         </w:tc>
         <w:tc>
           <w:tcPr>
-            <w:tcW w:w="3000" w:type="dxa"/>
+            <w:tcW w:w="3526" w:type="dxa"/>
           </w:tcPr>
           <w:p>
             <w:pPr>
@@ -358,29 +360,29 @@
           <w:insideH w:val="none" w:sz="0" w:space="0" w:color="auto"/>
           <w:insideV w:val="none" w:sz="0" w:space="0" w:color="auto"/>
         </w:tblBorders>
-        <w:tblLook w:val="04A0" w:firstRow="1" w:lastRow="0" w:firstColumn="1" w:lastColumn="0" w:noHBand="0" w:noVBand="1"/>
+        <w:tblLook w:val="04A0"/>
       </w:tblPr>
       <w:tblGrid>
-        <w:gridCol w:w="4532"/>
-        <w:gridCol w:w="4494"/>
+        <w:gridCol w:w="5500"/>
+        <w:gridCol w:w="3526"/>
       </w:tblGrid>
       <w:tr>
         <w:tc>
           <w:tcPr>
-            <w:tcW w:w="6026" w:type="dxa"/>
+            <w:tcW w:w="5500" w:type="dxa"/>
           </w:tcPr>
           <w:p>
             <w:pPr>
               <w:pStyle w:val="SHText"/>
             </w:pPr>
             <w:r>
-              <w:t>{{role}}, {{function}}</w:t>
+              <w:t xml:space="preserve">{{role}}, {{function}}</w:t>
             </w:r>
           </w:p>
         </w:tc>
         <w:tc>
           <w:tcPr>
-            <w:tcW w:w="3000" w:type="dxa"/>
+            <w:tcW w:w="3526" w:type="dxa"/>
           </w:tcPr>
           <w:p>
             <w:pPr>
@@ -396,8 +398,7 @@
     </w:tbl>
     <w:p>
       <w:pPr>
-        <w:pStyle w:val="SHBullets"/>
-        <w:ind w:left="0"/>
+        <w:pStyle w:val="SHText"/>
       </w:pPr>
       <w:r>
         <w:t>{{#bullets}}</w:t>
@@ -522,54 +523,24 @@
           <w:bCs/>
         </w:rPr>
         <w:t xml:space="preserve">{{EDU_1_YEARS}} </w:t>
-      </w:r>
+        <w:tab/>
+        <w:tab/>
+        <w:t>{{EDU_1_INSTITUTION}}</w:t>
+      </w:r>
+    </w:p>
+    <w:p>
+      <w:pPr>
+        <w:pStyle w:val="SHText"/>
+        <w:ind w:hanging="284"/>
+      </w:pPr>
       <w:r>
         <w:rPr>
           <w:b/>
           <w:bCs/>
         </w:rPr>
         <w:tab/>
-      </w:r>
-      <w:r>
-        <w:rPr>
-          <w:b/>
-          <w:bCs/>
-        </w:rPr>
         <w:tab/>
-        <w:t>{{EDU_1_INSTITUTION}}</w:t>
-      </w:r>
-    </w:p>
-    <w:p>
-      <w:pPr>
-        <w:pStyle w:val="SHText"/>
-        <w:ind w:hanging="284"/>
-      </w:pPr>
-      <w:r>
-        <w:rPr>
-          <w:b/>
-          <w:bCs/>
-        </w:rPr>
         <w:tab/>
-      </w:r>
-      <w:r>
-        <w:rPr>
-          <w:b/>
-          <w:bCs/>
-        </w:rPr>
-        <w:tab/>
-      </w:r>
-      <w:r>
-        <w:rPr>
-          <w:b/>
-          <w:bCs/>
-        </w:rPr>
-        <w:tab/>
-      </w:r>
-      <w:r>
-        <w:rPr>
-          <w:b/>
-          <w:bCs/>
-        </w:rPr>
         <w:tab/>
       </w:r>
       <w:r>
@@ -628,12 +599,6 @@
           <w:bCs/>
         </w:rPr>
         <w:t xml:space="preserve">{{QUAL_YEAR}} </w:t>
-      </w:r>
-      <w:r>
-        <w:rPr>
-          <w:b/>
-          <w:bCs/>
-        </w:rPr>
         <w:tab/>
       </w:r>
       <w:r>
@@ -667,8 +632,6 @@
       </w:r>
       <w:r>
         <w:tab/>
-      </w:r>
-      <w:r>
         <w:tab/>
         <w:t>{{NATIONALITY}}</w:t>
       </w:r>
@@ -699,8 +662,6 @@
       </w:r>
       <w:r>
         <w:tab/>
-      </w:r>
-      <w:r>
         <w:tab/>
         <w:t>{{LANGUAGES}}</w:t>
       </w:r>
@@ -731,11 +692,7 @@
       </w:r>
       <w:r>
         <w:tab/>
-      </w:r>
-      <w:r>
         <w:tab/>
-      </w:r>
-      <w:r>
         <w:tab/>
         <w:t>{{INTERESTS}}</w:t>
       </w:r>
@@ -797,16 +754,16 @@
           <w:insideH w:val="none" w:sz="0" w:space="0" w:color="auto"/>
           <w:insideV w:val="none" w:sz="0" w:space="0" w:color="auto"/>
         </w:tblBorders>
-        <w:tblLook w:val="04A0" w:firstRow="1" w:lastRow="0" w:firstColumn="1" w:lastColumn="0" w:noHBand="0" w:noVBand="1"/>
+        <w:tblLook w:val="04A0"/>
       </w:tblPr>
       <w:tblGrid>
-        <w:gridCol w:w="6026"/>
-        <w:gridCol w:w="3000"/>
+        <w:gridCol w:w="5500"/>
+        <w:gridCol w:w="3526"/>
       </w:tblGrid>
       <w:tr>
         <w:tc>
           <w:tcPr>
-            <w:tcW w:w="6026" w:type="dxa"/>
+            <w:tcW w:w="5500" w:type="dxa"/>
           </w:tcPr>
           <w:p>
             <w:pPr>
@@ -821,13 +778,13 @@
                 <w:b/>
                 <w:bCs/>
               </w:rPr>
-              <w:t>{{name}}, {{location}}</w:t>
+              <w:t xml:space="preserve">{{name}}, {{location}}</w:t>
             </w:r>
           </w:p>
         </w:tc>
         <w:tc>
           <w:tcPr>
-            <w:tcW w:w="3000" w:type="dxa"/>
+            <w:tcW w:w="3526" w:type="dxa"/>
           </w:tcPr>
           <w:p>
             <w:pPr>
@@ -869,29 +826,29 @@
           <w:insideH w:val="none" w:sz="0" w:space="0" w:color="auto"/>
           <w:insideV w:val="none" w:sz="0" w:space="0" w:color="auto"/>
         </w:tblBorders>
-        <w:tblLook w:val="04A0" w:firstRow="1" w:lastRow="0" w:firstColumn="1" w:lastColumn="0" w:noHBand="0" w:noVBand="1"/>
+        <w:tblLook w:val="04A0"/>
       </w:tblPr>
       <w:tblGrid>
-        <w:gridCol w:w="4532"/>
-        <w:gridCol w:w="4494"/>
+        <w:gridCol w:w="5500"/>
+        <w:gridCol w:w="3526"/>
       </w:tblGrid>
       <w:tr>
         <w:tc>
           <w:tcPr>
-            <w:tcW w:w="6026" w:type="dxa"/>
+            <w:tcW w:w="5500" w:type="dxa"/>
           </w:tcPr>
           <w:p>
             <w:pPr>
               <w:pStyle w:val="SHText"/>
             </w:pPr>
             <w:r>
-              <w:t>{{role}}, {{function}}</w:t>
+              <w:t xml:space="preserve">{{role}}, {{function}}</w:t>
             </w:r>
           </w:p>
         </w:tc>
         <w:tc>
           <w:tcPr>
-            <w:tcW w:w="3000" w:type="dxa"/>
+            <w:tcW w:w="3526" w:type="dxa"/>
           </w:tcPr>
           <w:p>
             <w:pPr>
@@ -907,8 +864,7 @@
     </w:tbl>
     <w:p>
       <w:pPr>
-        <w:pStyle w:val="SHBullets"/>
-        <w:ind w:left="0"/>
+        <w:pStyle w:val="SHText"/>
       </w:pPr>
       <w:r>
         <w:t>{{#bullets}}</w:t>
@@ -959,7 +915,7 @@
       <w:headerReference w:type="default" r:id="rId11"/>
       <w:footerReference w:type="default" r:id="rId12"/>
       <w:pgSz w:w="11906" w:h="16838"/>
-      <w:pgMar w:top="2410" w:right="1440" w:bottom="2269" w:left="1440" w:header="708" w:footer="0" w:gutter="0"/>
+      <w:pgMar w:top="2410" w:right="1440" w:bottom="2269" w:left="1440" w:header="708" w:footer="708" w:gutter="0"/>
       <w:cols w:space="708"/>
       <w:docGrid w:linePitch="360"/>
     </w:sectPr>
@@ -2956,15 +2912,21 @@
 </file>
 
 <file path=customXml/item1.xml><?xml version="1.0" encoding="utf-8"?>
-<?mso-contentType ?>
-<FormTemplates xmlns="http://schemas.microsoft.com/sharepoint/v3/contenttype/forms">
-  <Display>DocumentLibraryForm</Display>
-  <Edit>DocumentLibraryForm</Edit>
-  <New>DocumentLibraryForm</New>
-</FormTemplates>
+<p:properties xmlns:p="http://schemas.microsoft.com/office/2006/metadata/properties" xmlns:xsi="http://www.w3.org/2001/XMLSchema-instance" xmlns:pc="http://schemas.microsoft.com/office/infopath/2007/PartnerControls">
+  <documentManagement>
+    <lcf76f155ced4ddcb4097134ff3c332f xmlns="c01590d7-7efa-46e7-b792-73d8bd6252fd">
+      <Terms xmlns="http://schemas.microsoft.com/office/infopath/2007/PartnerControls"/>
+    </lcf76f155ced4ddcb4097134ff3c332f>
+    <TaxCatchAll xmlns="8fe6d124-157e-4db3-accf-90154e53f67d" xsi:nil="true"/>
+  </documentManagement>
+</p:properties>
 </file>
 
 <file path=customXml/item2.xml><?xml version="1.0" encoding="utf-8"?>
+<b:Sources xmlns:b="http://schemas.openxmlformats.org/officeDocument/2006/bibliography" xmlns="http://schemas.openxmlformats.org/officeDocument/2006/bibliography" SelectedStyle="\APASixthEditionOfficeOnline.xsl" StyleName="APA" Version="6"/>
+</file>
+
+<file path=customXml/item3.xml><?xml version="1.0" encoding="utf-8"?>
 <ct:contentTypeSchema xmlns:ct="http://schemas.microsoft.com/office/2006/metadata/contentType" xmlns:ma="http://schemas.microsoft.com/office/2006/metadata/properties/metaAttributes" ct:_="" ma:_="" ma:contentTypeName="Document" ma:contentTypeID="0x010100870006DF88A25F409E25C763256C4FB6" ma:contentTypeVersion="18" ma:contentTypeDescription="Create a new document." ma:contentTypeScope="" ma:versionID="60d7d8ef896a0f8de2986d57bd16e10f">
   <xsd:schema xmlns:xsd="http://www.w3.org/2001/XMLSchema" xmlns:xs="http://www.w3.org/2001/XMLSchema" xmlns:p="http://schemas.microsoft.com/office/2006/metadata/properties" xmlns:ns2="8fe6d124-157e-4db3-accf-90154e53f67d" xmlns:ns3="c01590d7-7efa-46e7-b792-73d8bd6252fd" targetNamespace="http://schemas.microsoft.com/office/2006/metadata/properties" ma:root="true" ma:fieldsID="c19c8dff545f47ea95edc8bcbcf982e2" ns2:_="" ns3:_="">
     <xsd:import namespace="8fe6d124-157e-4db3-accf-90154e53f67d"/>
@@ -3215,30 +3177,35 @@
 </ct:contentTypeSchema>
 </file>
 
-<file path=customXml/item3.xml><?xml version="1.0" encoding="utf-8"?>
-<b:Sources xmlns:b="http://schemas.openxmlformats.org/officeDocument/2006/bibliography" xmlns="http://schemas.openxmlformats.org/officeDocument/2006/bibliography" SelectedStyle="\APASixthEditionOfficeOnline.xsl" StyleName="APA" Version="6"/>
-</file>
-
 <file path=customXml/item4.xml><?xml version="1.0" encoding="utf-8"?>
-<p:properties xmlns:p="http://schemas.microsoft.com/office/2006/metadata/properties" xmlns:xsi="http://www.w3.org/2001/XMLSchema-instance" xmlns:pc="http://schemas.microsoft.com/office/infopath/2007/PartnerControls">
-  <documentManagement>
-    <lcf76f155ced4ddcb4097134ff3c332f xmlns="c01590d7-7efa-46e7-b792-73d8bd6252fd">
-      <Terms xmlns="http://schemas.microsoft.com/office/infopath/2007/PartnerControls"/>
-    </lcf76f155ced4ddcb4097134ff3c332f>
-    <TaxCatchAll xmlns="8fe6d124-157e-4db3-accf-90154e53f67d" xsi:nil="true"/>
-  </documentManagement>
-</p:properties>
+<?mso-contentType ?>
+<FormTemplates xmlns="http://schemas.microsoft.com/sharepoint/v3/contenttype/forms">
+  <Display>DocumentLibraryForm</Display>
+  <Edit>DocumentLibraryForm</Edit>
+  <New>DocumentLibraryForm</New>
+</FormTemplates>
 </file>
 
 <file path=customXml/itemProps1.xml><?xml version="1.0" encoding="utf-8"?>
-<ds:datastoreItem xmlns:ds="http://schemas.openxmlformats.org/officeDocument/2006/customXml" ds:itemID="{C677762F-4306-4D99-BDCC-E627A5986BB1}">
+<ds:datastoreItem xmlns:ds="http://schemas.openxmlformats.org/officeDocument/2006/customXml" ds:itemID="{4DE444B9-96E8-4FE5-B9CB-90F1E3B1AE36}">
   <ds:schemaRefs>
-    <ds:schemaRef ds:uri="http://schemas.microsoft.com/sharepoint/v3/contenttype/forms"/>
+    <ds:schemaRef ds:uri="http://schemas.microsoft.com/office/2006/metadata/properties"/>
+    <ds:schemaRef ds:uri="http://schemas.microsoft.com/office/infopath/2007/PartnerControls"/>
+    <ds:schemaRef ds:uri="c01590d7-7efa-46e7-b792-73d8bd6252fd"/>
+    <ds:schemaRef ds:uri="8fe6d124-157e-4db3-accf-90154e53f67d"/>
   </ds:schemaRefs>
 </ds:datastoreItem>
 </file>
 
 <file path=customXml/itemProps2.xml><?xml version="1.0" encoding="utf-8"?>
+<ds:datastoreItem xmlns:ds="http://schemas.openxmlformats.org/officeDocument/2006/customXml" ds:itemID="{131CD77B-2AA1-44B9-9DDF-E5F6D0569CCC}">
+  <ds:schemaRefs>
+    <ds:schemaRef ds:uri="http://schemas.openxmlformats.org/officeDocument/2006/bibliography"/>
+  </ds:schemaRefs>
+</ds:datastoreItem>
+</file>
+
+<file path=customXml/itemProps3.xml><?xml version="1.0" encoding="utf-8"?>
 <ds:datastoreItem xmlns:ds="http://schemas.openxmlformats.org/officeDocument/2006/customXml" ds:itemID="{A8CC69F0-D23F-42F1-BD9A-39CA6CDE1D0F}">
   <ds:schemaRefs>
     <ds:schemaRef ds:uri="http://schemas.microsoft.com/office/2006/metadata/contentType"/>
@@ -3257,21 +3224,10 @@
 </ds:datastoreItem>
 </file>
 
-<file path=customXml/itemProps3.xml><?xml version="1.0" encoding="utf-8"?>
-<ds:datastoreItem xmlns:ds="http://schemas.openxmlformats.org/officeDocument/2006/customXml" ds:itemID="{131CD77B-2AA1-44B9-9DDF-E5F6D0569CCC}">
+<file path=customXml/itemProps4.xml><?xml version="1.0" encoding="utf-8"?>
+<ds:datastoreItem xmlns:ds="http://schemas.openxmlformats.org/officeDocument/2006/customXml" ds:itemID="{C677762F-4306-4D99-BDCC-E627A5986BB1}">
   <ds:schemaRefs>
-    <ds:schemaRef ds:uri="http://schemas.openxmlformats.org/officeDocument/2006/bibliography"/>
-  </ds:schemaRefs>
-</ds:datastoreItem>
-</file>
-
-<file path=customXml/itemProps4.xml><?xml version="1.0" encoding="utf-8"?>
-<ds:datastoreItem xmlns:ds="http://schemas.openxmlformats.org/officeDocument/2006/customXml" ds:itemID="{4DE444B9-96E8-4FE5-B9CB-90F1E3B1AE36}">
-  <ds:schemaRefs>
-    <ds:schemaRef ds:uri="http://schemas.microsoft.com/office/2006/metadata/properties"/>
-    <ds:schemaRef ds:uri="http://schemas.microsoft.com/office/infopath/2007/PartnerControls"/>
-    <ds:schemaRef ds:uri="c01590d7-7efa-46e7-b792-73d8bd6252fd"/>
-    <ds:schemaRef ds:uri="8fe6d124-157e-4db3-accf-90154e53f67d"/>
+    <ds:schemaRef ds:uri="http://schemas.microsoft.com/sharepoint/v3/contenttype/forms"/>
   </ds:schemaRefs>
 </ds:datastoreItem>
 </file>
--- a/templates/APAC_Candidate_Profile_English.docx
+++ b/templates/APAC_Candidate_Profile_English.docx
@@ -77,12 +77,18 @@
         <w:pStyle w:val="SHText"/>
         <w:ind w:left="-426"/>
       </w:pPr>
+      <w:r>
+        <w:t>{{SEARCH_TITLE}}</w:t>
+      </w:r>
     </w:p>
     <w:p>
       <w:pPr>
         <w:pStyle w:val="SHText"/>
         <w:ind w:left="-426"/>
       </w:pPr>
+      <w:r>
+        <w:t>{{CLIENT_COMPANY}}</w:t>
+      </w:r>
     </w:p>
     <w:p>
       <w:pPr>
@@ -95,24 +101,6 @@
         <w:pStyle w:val="SHText"/>
         <w:ind w:left="-426"/>
       </w:pPr>
-    </w:p>
-    <w:p>
-      <w:pPr>
-        <w:pStyle w:val="SHDate"/>
-        <w:ind w:left="-426"/>
-      </w:pPr>
-      <w:r>
-        <w:t>{{CLIENT_COMPANY}}</w:t>
-      </w:r>
-    </w:p>
-    <w:p>
-      <w:pPr>
-        <w:pStyle w:val="SHDate"/>
-        <w:ind w:left="-426"/>
-      </w:pPr>
-      <w:r>
-        <w:t>{{SEARCH_TITLE}}</w:t>
-      </w:r>
     </w:p>
     <w:p>
       <w:pPr>
@@ -202,6 +190,26 @@
           <w:bCs/>
         </w:rPr>
       </w:pPr>
+    </w:p>
+    <w:p>
+      <w:pPr>
+        <w:pStyle w:val="SHSubHeading"/>
+        <w:rPr>
+          <w:rFonts w:ascii="Raleway Medium" w:hAnsi="Raleway Medium"/>
+          <w:b/>
+          <w:bCs/>
+        </w:rPr>
+      </w:pPr>
+    </w:p>
+    <w:p>
+      <w:pPr>
+        <w:pStyle w:val="SHSubHeading"/>
+        <w:rPr>
+          <w:rFonts w:ascii="Raleway Medium" w:hAnsi="Raleway Medium"/>
+          <w:b/>
+          <w:bCs/>
+        </w:rPr>
+      </w:pPr>
       <w:r>
         <w:rPr>
           <w:rFonts w:ascii="Raleway Medium" w:hAnsi="Raleway Medium"/>
@@ -222,7 +230,6 @@
         <w:pStyle w:val="SHBullets"/>
         <w:ind w:left="0"/>
       </w:pPr>
-      <w:bookmarkStart w:id="0" w:name="Text4"/>
       <w:r>
         <w:t>{{SUMMARY}}</w:t>
       </w:r>
@@ -230,25 +237,175 @@
     <w:p>
       <w:pPr>
         <w:pStyle w:val="SHText"/>
+      </w:pPr>
+    </w:p>
+    <w:p>
+      <w:pPr>
+        <w:pStyle w:val="SHText"/>
         <w:ind w:hanging="284"/>
       </w:pPr>
     </w:p>
     <w:p>
       <w:pPr>
-        <w:pStyle w:val="SHText"/>
-      </w:pPr>
+        <w:pStyle w:val="SHSubHeading"/>
+        <w:rPr>
+          <w:rFonts w:ascii="Raleway Medium" w:hAnsi="Raleway Medium"/>
+          <w:b/>
+          <w:bCs/>
+        </w:rPr>
+      </w:pPr>
+      <w:r>
+        <w:rPr>
+          <w:rFonts w:ascii="Raleway Medium" w:hAnsi="Raleway Medium"/>
+          <w:b/>
+          <w:bCs/>
+        </w:rPr>
+        <w:t>Business Experience</w:t>
+      </w:r>
+    </w:p>
+    <w:p>
+      <w:pPr>
+        <w:pStyle w:val="SHHeading"/>
+      </w:pPr>
+    </w:p>
+    <w:p>
+      <w:pPr>
+        <w:pStyle w:val="SHText"/>
+      </w:pPr>
+      <w:r>
+        <w:t>{{#companies}}</w:t>
+      </w:r>
     </w:p>
     <w:p>
       <w:pPr>
         <w:pStyle w:val="SHText"/>
         <w:ind w:hanging="284"/>
-      </w:pPr>
+        <w:rPr>
+          <w:b/>
+          <w:bCs/>
+        </w:rPr>
+      </w:pPr>
+      <w:r>
+        <w:rPr>
+          <w:b/>
+          <w:bCs/>
+        </w:rPr>
+        <w:t>{{name}}, {{location}}</w:t>
+      </w:r>
+      <w:r>
+        <w:rPr>
+          <w:b/>
+          <w:bCs/>
+        </w:rPr>
+        <w:tab/>
+      </w:r>
+      <w:r>
+        <w:rPr>
+          <w:b/>
+          <w:bCs/>
+        </w:rPr>
+        <w:tab/>
+      </w:r>
+      <w:r>
+        <w:rPr>
+          <w:b/>
+          <w:bCs/>
+        </w:rPr>
+        <w:tab/>
+      </w:r>
+      <w:r>
+        <w:rPr>
+          <w:b/>
+          <w:bCs/>
+        </w:rPr>
+        <w:tab/>
+        <w:t xml:space="preserve">      {{dates}}</w:t>
+      </w:r>
     </w:p>
     <w:p>
       <w:pPr>
         <w:pStyle w:val="SHText"/>
         <w:ind w:hanging="284"/>
       </w:pPr>
+      <w:r>
+        <w:t>{{#roles}}</w:t>
+      </w:r>
+    </w:p>
+    <w:p>
+      <w:pPr>
+        <w:pStyle w:val="SHText"/>
+        <w:ind w:hanging="284"/>
+      </w:pPr>
+      <w:r>
+        <w:t>{{role}}, {{function}}</w:t>
+      </w:r>
+      <w:r>
+        <w:tab/>
+      </w:r>
+      <w:r>
+        <w:tab/>
+      </w:r>
+      <w:r>
+        <w:tab/>
+      </w:r>
+      <w:r>
+        <w:tab/>
+        <w:t xml:space="preserve">      {{#role_dates}}{{role_dates}}{{/role_dates}}</w:t>
+      </w:r>
+    </w:p>
+    <w:p>
+      <w:pPr>
+        <w:pStyle w:val="SHText"/>
+        <w:ind w:hanging="284"/>
+      </w:pPr>
+    </w:p>
+    <w:p>
+      <w:pPr>
+        <w:pStyle w:val="SHText"/>
+      </w:pPr>
+      <w:r>
+        <w:t>{{#bullets}}</w:t>
+      </w:r>
+    </w:p>
+    <w:p>
+      <w:pPr>
+        <w:pStyle w:val="SHBullets"/>
+        <w:ind w:left="0" w:hanging="284"/>
+      </w:pPr>
+      <w:r>
+        <w:t>{{.}}</w:t>
+      </w:r>
+    </w:p>
+    <w:p>
+      <w:pPr>
+        <w:pStyle w:val="SHText"/>
+      </w:pPr>
+      <w:r>
+        <w:t>{{/bullets}}</w:t>
+      </w:r>
+    </w:p>
+    <w:p>
+      <w:pPr>
+        <w:pStyle w:val="SHText"/>
+        <w:ind w:hanging="284"/>
+      </w:pPr>
+      <w:r>
+        <w:t>{{/roles}}</w:t>
+      </w:r>
+    </w:p>
+    <w:p>
+      <w:pPr>
+        <w:pStyle w:val="SHText"/>
+        <w:spacing w:after="120"/>
+      </w:pPr>
+    </w:p>
+    <w:p>
+      <w:pPr>
+        <w:pStyle w:val="SHText"/>
+      </w:pPr>
+      <w:r>
+        <w:t>{{/companies}}</w:t>
+      </w:r>
     </w:p>
     <w:p>
       <w:pPr>
@@ -265,137 +422,94 @@
           <w:b/>
           <w:bCs/>
         </w:rPr>
-        <w:t>Business Experience</w:t>
-      </w:r>
-    </w:p>
-    <w:p>
-      <w:pPr>
-        <w:pStyle w:val="SHText"/>
-      </w:pPr>
-      <w:r>
-        <w:t>{{#companies}}</w:t>
-      </w:r>
-    </w:p>
-    <w:tbl>
-      <w:tblPr>
-        <w:tblStyle w:val="TableGrid"/>
-        <w:tblW w:w="9026" w:type="dxa"/>
-        <w:tblBorders>
-          <w:top w:val="none" w:sz="0" w:space="0" w:color="auto"/>
-          <w:left w:val="none" w:sz="0" w:space="0" w:color="auto"/>
-          <w:bottom w:val="none" w:sz="0" w:space="0" w:color="auto"/>
-          <w:right w:val="none" w:sz="0" w:space="0" w:color="auto"/>
-          <w:insideH w:val="none" w:sz="0" w:space="0" w:color="auto"/>
-          <w:insideV w:val="none" w:sz="0" w:space="0" w:color="auto"/>
-        </w:tblBorders>
-        <w:tblLook w:val="04A0"/>
-      </w:tblPr>
-      <w:tblGrid>
-        <w:gridCol w:w="5500"/>
-        <w:gridCol w:w="3526"/>
-      </w:tblGrid>
-      <w:tr>
-        <w:tc>
-          <w:tcPr>
-            <w:tcW w:w="5500" w:type="dxa"/>
-          </w:tcPr>
-          <w:p>
-            <w:pPr>
-              <w:pStyle w:val="SHText"/>
-              <w:rPr>
-                <w:b/>
-                <w:bCs/>
-              </w:rPr>
-            </w:pPr>
-            <w:r>
-              <w:rPr>
-                <w:b/>
-                <w:bCs/>
-              </w:rPr>
-              <w:t xml:space="preserve">{{name}}, {{location}}</w:t>
-            </w:r>
-          </w:p>
-        </w:tc>
-        <w:tc>
-          <w:tcPr>
-            <w:tcW w:w="3526" w:type="dxa"/>
-          </w:tcPr>
-          <w:p>
-            <w:pPr>
-              <w:pStyle w:val="SHText"/>
-              <w:jc w:val="right"/>
-              <w:rPr>
-                <w:b/>
-                <w:bCs/>
-              </w:rPr>
-            </w:pPr>
-            <w:r>
-              <w:rPr>
-                <w:b/>
-                <w:bCs/>
-              </w:rPr>
-              <w:t>{{dates}}</w:t>
-            </w:r>
-          </w:p>
-        </w:tc>
-      </w:tr>
-    </w:tbl>
-    <w:p>
-      <w:pPr>
-        <w:pStyle w:val="SHText"/>
+        <w:t>Project Experiences</w:t>
+      </w:r>
+    </w:p>
+    <w:p>
+      <w:pPr>
+        <w:pStyle w:val="SHText"/>
+      </w:pPr>
+      <w:r>
+        <w:t>{{#projects}}</w:t>
+      </w:r>
+    </w:p>
+    <w:p>
+      <w:pPr>
+        <w:pStyle w:val="SHText"/>
+        <w:ind w:hanging="284"/>
+        <w:rPr>
+          <w:b/>
+          <w:bCs/>
+        </w:rPr>
+      </w:pPr>
+      <w:r>
+        <w:rPr>
+          <w:b/>
+          <w:bCs/>
+        </w:rPr>
+        <w:t>{{name}}, {{location}}</w:t>
+      </w:r>
+      <w:r>
+        <w:rPr>
+          <w:b/>
+          <w:bCs/>
+        </w:rPr>
+        <w:tab/>
+      </w:r>
+      <w:r>
+        <w:rPr>
+          <w:b/>
+          <w:bCs/>
+        </w:rPr>
+        <w:tab/>
+      </w:r>
+      <w:r>
+        <w:rPr>
+          <w:b/>
+          <w:bCs/>
+        </w:rPr>
+        <w:tab/>
+      </w:r>
+      <w:r>
+        <w:rPr>
+          <w:b/>
+          <w:bCs/>
+        </w:rPr>
+        <w:tab/>
+        <w:t xml:space="preserve">      {{dates}}</w:t>
+      </w:r>
+    </w:p>
+    <w:p>
+      <w:pPr>
+        <w:pStyle w:val="SHText"/>
+        <w:ind w:hanging="284"/>
       </w:pPr>
       <w:r>
         <w:t>{{#roles}}</w:t>
       </w:r>
     </w:p>
-    <w:tbl>
-      <w:tblPr>
-        <w:tblStyle w:val="TableGrid"/>
-        <w:tblW w:w="9026" w:type="dxa"/>
-        <w:tblBorders>
-          <w:top w:val="none" w:sz="0" w:space="0" w:color="auto"/>
-          <w:left w:val="none" w:sz="0" w:space="0" w:color="auto"/>
-          <w:bottom w:val="none" w:sz="0" w:space="0" w:color="auto"/>
-          <w:right w:val="none" w:sz="0" w:space="0" w:color="auto"/>
-          <w:insideH w:val="none" w:sz="0" w:space="0" w:color="auto"/>
-          <w:insideV w:val="none" w:sz="0" w:space="0" w:color="auto"/>
-        </w:tblBorders>
-        <w:tblLook w:val="04A0"/>
-      </w:tblPr>
-      <w:tblGrid>
-        <w:gridCol w:w="5500"/>
-        <w:gridCol w:w="3526"/>
-      </w:tblGrid>
-      <w:tr>
-        <w:tc>
-          <w:tcPr>
-            <w:tcW w:w="5500" w:type="dxa"/>
-          </w:tcPr>
-          <w:p>
-            <w:pPr>
-              <w:pStyle w:val="SHText"/>
-            </w:pPr>
-            <w:r>
-              <w:t xml:space="preserve">{{role}}, {{function}}</w:t>
-            </w:r>
-          </w:p>
-        </w:tc>
-        <w:tc>
-          <w:tcPr>
-            <w:tcW w:w="3526" w:type="dxa"/>
-          </w:tcPr>
-          <w:p>
-            <w:pPr>
-              <w:pStyle w:val="SHText"/>
-              <w:jc w:val="right"/>
-            </w:pPr>
-            <w:r>
-              <w:t>{{#role_dates}}{{role_dates}}{{/role_dates}}</w:t>
-            </w:r>
-          </w:p>
-        </w:tc>
-      </w:tr>
-    </w:tbl>
+    <w:p>
+      <w:pPr>
+        <w:pStyle w:val="SHText"/>
+        <w:ind w:hanging="284"/>
+      </w:pPr>
+      <w:r>
+        <w:t>{{role}}, {{function}}</w:t>
+      </w:r>
+      <w:r>
+        <w:tab/>
+      </w:r>
+      <w:r>
+        <w:tab/>
+      </w:r>
+      <w:r>
+        <w:tab/>
+      </w:r>
+      <w:r>
+        <w:tab/>
+        <w:t xml:space="preserve">      {{#role_dates}}{{role_dates}}{{/role_dates}}</w:t>
+      </w:r>
+    </w:p>
     <w:p>
       <w:pPr>
         <w:pStyle w:val="SHText"/>
@@ -407,8 +521,7 @@
     <w:p>
       <w:pPr>
         <w:pStyle w:val="SHBullets"/>
-        <w:spacing w:after="60"/>
-        <w:ind w:left="284"/>
+        <w:ind w:left="0" w:hanging="284"/>
       </w:pPr>
       <w:r>
         <w:t>{{.}}</w:t>
@@ -425,7 +538,7 @@
     <w:p>
       <w:pPr>
         <w:pStyle w:val="SHText"/>
-        <w:spacing w:after="100"/>
+        <w:ind w:hanging="284"/>
       </w:pPr>
       <w:r>
         <w:t>{{/roles}}</w:t>
@@ -434,15 +547,15 @@
     <w:p>
       <w:pPr>
         <w:pStyle w:val="SHText"/>
-        <w:spacing w:after="160"/>
-      </w:pPr>
-    </w:p>
-    <w:p>
-      <w:pPr>
-        <w:pStyle w:val="SHText"/>
-      </w:pPr>
-      <w:r>
-        <w:t>{{/companies}}</w:t>
+        <w:spacing w:after="120"/>
+      </w:pPr>
+    </w:p>
+    <w:p>
+      <w:pPr>
+        <w:pStyle w:val="SHText"/>
+      </w:pPr>
+      <w:r>
+        <w:t>{{/projects}}</w:t>
       </w:r>
     </w:p>
     <w:p>
@@ -522,8 +635,20 @@
           <w:b/>
           <w:bCs/>
         </w:rPr>
-        <w:t xml:space="preserve">{{EDU_1_YEARS}} </w:t>
+        <w:t>{{EDU_1_YEARS}}</w:t>
+      </w:r>
+      <w:r>
+        <w:rPr>
+          <w:b/>
+          <w:bCs/>
+        </w:rPr>
         <w:tab/>
+      </w:r>
+      <w:r>
+        <w:rPr>
+          <w:b/>
+          <w:bCs/>
+        </w:rPr>
         <w:tab/>
         <w:t>{{EDU_1_INSTITUTION}}</w:t>
       </w:r>
@@ -539,8 +664,26 @@
           <w:bCs/>
         </w:rPr>
         <w:tab/>
+      </w:r>
+      <w:r>
+        <w:rPr>
+          <w:b/>
+          <w:bCs/>
+        </w:rPr>
         <w:tab/>
+      </w:r>
+      <w:r>
+        <w:rPr>
+          <w:b/>
+          <w:bCs/>
+        </w:rPr>
         <w:tab/>
+      </w:r>
+      <w:r>
+        <w:rPr>
+          <w:b/>
+          <w:bCs/>
+        </w:rPr>
         <w:tab/>
       </w:r>
       <w:r>
@@ -569,12 +712,23 @@
           <w:color w:val="147689" w:themeColor="accent3"/>
         </w:rPr>
       </w:pPr>
-      <w:r>
+    </w:p>
+    <w:p>
+      <w:pPr>
+        <w:pStyle w:val="SHText"/>
+        <w:ind w:hanging="284"/>
         <w:rPr>
           <w:b/>
           <w:bCs/>
           <w:color w:val="147689" w:themeColor="accent3"/>
         </w:rPr>
+      </w:pPr>
+      <w:r>
+        <w:rPr>
+          <w:b/>
+          <w:bCs/>
+          <w:color w:val="147689" w:themeColor="accent3"/>
+        </w:rPr>
         <w:t>Professional Qualifications</w:t>
       </w:r>
     </w:p>
@@ -598,40 +752,31 @@
           <w:b/>
           <w:bCs/>
         </w:rPr>
-        <w:t xml:space="preserve">{{QUAL_YEAR}} </w:t>
+        <w:t>{{QUAL_1}}</w:t>
+      </w:r>
+    </w:p>
+    <w:p>
+      <w:pPr>
+        <w:pStyle w:val="SHText"/>
+        <w:ind w:hanging="284"/>
+      </w:pPr>
+    </w:p>
+    <w:p>
+      <w:pPr>
+        <w:pStyle w:val="SHText"/>
+        <w:ind w:hanging="284"/>
+      </w:pPr>
+      <w:r>
+        <w:rPr>
+          <w:b/>
+          <w:bCs/>
+        </w:rPr>
+        <w:t>Nationality</w:t>
+      </w:r>
+      <w:r>
         <w:tab/>
       </w:r>
       <w:r>
-        <w:tab/>
-        <w:t>{{QUAL_1}}</w:t>
-      </w:r>
-    </w:p>
-    <w:p>
-      <w:pPr>
-        <w:pStyle w:val="SHText"/>
-        <w:ind w:hanging="284"/>
-      </w:pPr>
-    </w:p>
-    <w:p>
-      <w:pPr>
-        <w:pStyle w:val="SHText"/>
-        <w:ind w:hanging="284"/>
-      </w:pPr>
-    </w:p>
-    <w:p>
-      <w:pPr>
-        <w:pStyle w:val="SHText"/>
-        <w:ind w:hanging="284"/>
-      </w:pPr>
-      <w:r>
-        <w:rPr>
-          <w:b/>
-          <w:bCs/>
-        </w:rPr>
-        <w:t>Nationality</w:t>
-      </w:r>
-      <w:r>
-        <w:tab/>
         <w:tab/>
         <w:t>{{NATIONALITY}}</w:t>
       </w:r>
@@ -641,27 +786,18 @@
         <w:pStyle w:val="SHText"/>
         <w:ind w:hanging="284"/>
       </w:pPr>
-    </w:p>
-    <w:p>
-      <w:pPr>
-        <w:pStyle w:val="SHText"/>
-        <w:ind w:hanging="284"/>
-      </w:pPr>
-    </w:p>
-    <w:p>
-      <w:pPr>
-        <w:pStyle w:val="SHText"/>
-        <w:ind w:hanging="284"/>
-      </w:pPr>
-      <w:r>
-        <w:rPr>
-          <w:b/>
-          <w:bCs/>
-        </w:rPr>
+      <w:r>
+        <w:rPr>
+          <w:b/>
+          <w:bCs/>
+        </w:rPr>
+        <w:lastRenderedPageBreak/>
         <w:t>Languages</w:t>
       </w:r>
       <w:r>
         <w:tab/>
+      </w:r>
+      <w:r>
         <w:tab/>
         <w:t>{{LANGUAGES}}</w:t>
       </w:r>
@@ -671,18 +807,6 @@
         <w:pStyle w:val="SHText"/>
         <w:ind w:hanging="284"/>
       </w:pPr>
-    </w:p>
-    <w:p>
-      <w:pPr>
-        <w:pStyle w:val="SHText"/>
-        <w:ind w:hanging="284"/>
-      </w:pPr>
-    </w:p>
-    <w:p>
-      <w:pPr>
-        <w:pStyle w:val="SHText"/>
-        <w:ind w:hanging="284"/>
-      </w:pPr>
       <w:r>
         <w:rPr>
           <w:b/>
@@ -692,230 +816,28 @@
       </w:r>
       <w:r>
         <w:tab/>
-        <w:tab/>
+      </w:r>
+      <w:r>
         <w:tab/>
         <w:t>{{INTERESTS}}</w:t>
       </w:r>
     </w:p>
     <w:p>
       <w:pPr>
-        <w:rPr>
-          <w:rFonts w:ascii="Georgia" w:eastAsia="Calibri" w:hAnsi="Georgia" w:cs="Times New Roman"/>
-          <w:color w:val="012249"/>
-          <w:sz w:val="28"/>
-          <w:lang w:eastAsia="en-GB"/>
-        </w:rPr>
-      </w:pPr>
-      <w:r>
-        <w:br w:type="page"/>
-      </w:r>
+        <w:pStyle w:val="SHText"/>
+        <w:ind w:hanging="284"/>
+      </w:pPr>
     </w:p>
     <w:p>
       <w:pPr>
         <w:pStyle w:val="SHSubHeading"/>
-        <w:rPr>
-          <w:rFonts w:ascii="Raleway Medium" w:hAnsi="Raleway Medium"/>
-          <w:b/>
-          <w:bCs/>
-        </w:rPr>
-      </w:pPr>
-      <w:r>
-        <w:rPr>
-          <w:rFonts w:ascii="Raleway Medium" w:hAnsi="Raleway Medium"/>
-          <w:b/>
-          <w:bCs/>
-        </w:rPr>
-        <w:lastRenderedPageBreak/>
-        <w:t>Project Experiences</w:t>
-      </w:r>
-    </w:p>
-    <w:p>
-      <w:pPr>
-        <w:pStyle w:val="SHHeading"/>
-      </w:pPr>
-    </w:p>
-    <w:p>
-      <w:pPr>
-        <w:pStyle w:val="SHText"/>
-      </w:pPr>
-      <w:r>
-        <w:t>{{#projects}}</w:t>
-      </w:r>
-    </w:p>
-    <w:tbl>
-      <w:tblPr>
-        <w:tblStyle w:val="TableGrid"/>
-        <w:tblW w:w="9026" w:type="dxa"/>
-        <w:tblBorders>
-          <w:top w:val="none" w:sz="0" w:space="0" w:color="auto"/>
-          <w:left w:val="none" w:sz="0" w:space="0" w:color="auto"/>
-          <w:bottom w:val="none" w:sz="0" w:space="0" w:color="auto"/>
-          <w:right w:val="none" w:sz="0" w:space="0" w:color="auto"/>
-          <w:insideH w:val="none" w:sz="0" w:space="0" w:color="auto"/>
-          <w:insideV w:val="none" w:sz="0" w:space="0" w:color="auto"/>
-        </w:tblBorders>
-        <w:tblLook w:val="04A0"/>
-      </w:tblPr>
-      <w:tblGrid>
-        <w:gridCol w:w="5500"/>
-        <w:gridCol w:w="3526"/>
-      </w:tblGrid>
-      <w:tr>
-        <w:tc>
-          <w:tcPr>
-            <w:tcW w:w="5500" w:type="dxa"/>
-          </w:tcPr>
-          <w:p>
-            <w:pPr>
-              <w:pStyle w:val="SHText"/>
-              <w:rPr>
-                <w:b/>
-                <w:bCs/>
-              </w:rPr>
-            </w:pPr>
-            <w:r>
-              <w:rPr>
-                <w:b/>
-                <w:bCs/>
-              </w:rPr>
-              <w:t xml:space="preserve">{{name}}, {{location}}</w:t>
-            </w:r>
-          </w:p>
-        </w:tc>
-        <w:tc>
-          <w:tcPr>
-            <w:tcW w:w="3526" w:type="dxa"/>
-          </w:tcPr>
-          <w:p>
-            <w:pPr>
-              <w:pStyle w:val="SHText"/>
-              <w:jc w:val="right"/>
-              <w:rPr>
-                <w:b/>
-                <w:bCs/>
-              </w:rPr>
-            </w:pPr>
-            <w:r>
-              <w:rPr>
-                <w:b/>
-                <w:bCs/>
-              </w:rPr>
-              <w:t>{{dates}}</w:t>
-            </w:r>
-          </w:p>
-        </w:tc>
-      </w:tr>
-    </w:tbl>
-    <w:p>
-      <w:pPr>
-        <w:pStyle w:val="SHText"/>
-      </w:pPr>
-      <w:r>
-        <w:t>{{#roles}}</w:t>
-      </w:r>
-    </w:p>
-    <w:tbl>
-      <w:tblPr>
-        <w:tblStyle w:val="TableGrid"/>
-        <w:tblW w:w="9026" w:type="dxa"/>
-        <w:tblBorders>
-          <w:top w:val="none" w:sz="0" w:space="0" w:color="auto"/>
-          <w:left w:val="none" w:sz="0" w:space="0" w:color="auto"/>
-          <w:bottom w:val="none" w:sz="0" w:space="0" w:color="auto"/>
-          <w:right w:val="none" w:sz="0" w:space="0" w:color="auto"/>
-          <w:insideH w:val="none" w:sz="0" w:space="0" w:color="auto"/>
-          <w:insideV w:val="none" w:sz="0" w:space="0" w:color="auto"/>
-        </w:tblBorders>
-        <w:tblLook w:val="04A0"/>
-      </w:tblPr>
-      <w:tblGrid>
-        <w:gridCol w:w="5500"/>
-        <w:gridCol w:w="3526"/>
-      </w:tblGrid>
-      <w:tr>
-        <w:tc>
-          <w:tcPr>
-            <w:tcW w:w="5500" w:type="dxa"/>
-          </w:tcPr>
-          <w:p>
-            <w:pPr>
-              <w:pStyle w:val="SHText"/>
-            </w:pPr>
-            <w:r>
-              <w:t xml:space="preserve">{{role}}, {{function}}</w:t>
-            </w:r>
-          </w:p>
-        </w:tc>
-        <w:tc>
-          <w:tcPr>
-            <w:tcW w:w="3526" w:type="dxa"/>
-          </w:tcPr>
-          <w:p>
-            <w:pPr>
-              <w:pStyle w:val="SHText"/>
-              <w:jc w:val="right"/>
-            </w:pPr>
-            <w:r>
-              <w:t>{{#role_dates}}{{role_dates}}{{/role_dates}}</w:t>
-            </w:r>
-          </w:p>
-        </w:tc>
-      </w:tr>
-    </w:tbl>
-    <w:p>
-      <w:pPr>
-        <w:pStyle w:val="SHText"/>
-      </w:pPr>
-      <w:r>
-        <w:t>{{#bullets}}</w:t>
-      </w:r>
-    </w:p>
-    <w:p>
-      <w:pPr>
-        <w:pStyle w:val="SHBullets"/>
-        <w:spacing w:after="60"/>
-        <w:ind w:left="284"/>
-      </w:pPr>
-      <w:r>
-        <w:t>{{.}}</w:t>
-      </w:r>
-    </w:p>
-    <w:p>
-      <w:pPr>
-        <w:pStyle w:val="SHText"/>
-      </w:pPr>
-      <w:r>
-        <w:t>{{/bullets}}</w:t>
-      </w:r>
-    </w:p>
-    <w:p>
-      <w:pPr>
-        <w:pStyle w:val="SHText"/>
-        <w:spacing w:after="100"/>
-      </w:pPr>
-      <w:r>
-        <w:t>{{/roles}}</w:t>
-      </w:r>
-    </w:p>
-    <w:p>
-      <w:pPr>
-        <w:pStyle w:val="SHText"/>
-        <w:spacing w:after="160"/>
-      </w:pPr>
-    </w:p>
-    <w:p>
-      <w:pPr>
-        <w:pStyle w:val="SHSubHeading"/>
-      </w:pPr>
-      <w:r>
-        <w:t>{{/projects}}</w:t>
-      </w:r>
+      </w:pPr>
     </w:p>
     <w:sectPr>
       <w:headerReference w:type="default" r:id="rId11"/>
       <w:footerReference w:type="default" r:id="rId12"/>
       <w:pgSz w:w="11906" w:h="16838"/>
-      <w:pgMar w:top="2410" w:right="1440" w:bottom="2269" w:left="1440" w:header="708" w:footer="708" w:gutter="0"/>
+      <w:pgMar w:top="2410" w:right="1440" w:bottom="2269" w:left="1440" w:header="708" w:footer="0" w:gutter="0"/>
       <w:cols w:space="708"/>
       <w:docGrid w:linePitch="360"/>
     </w:sectPr>
@@ -1538,6 +1460,118 @@
     </w:lvl>
   </w:abstractNum>
   <w:abstractNum w:abstractNumId="2" w15:restartNumberingAfterBreak="0">
+    <w:nsid w:val="2979541F"/>
+    <w:multiLevelType w:val="multilevel"/>
+    <w:tmpl w:val="2979541F"/>
+    <w:lvl w:ilvl="0">
+      <w:numFmt w:val="bullet"/>
+      <w:lvlText w:val="•"/>
+      <w:lvlJc w:val="left"/>
+      <w:pPr>
+        <w:ind w:left="720" w:hanging="360"/>
+      </w:pPr>
+      <w:rPr>
+        <w:rFonts w:ascii="DengXian" w:eastAsia="DengXian" w:hAnsi="DengXian" w:cstheme="minorBidi" w:hint="eastAsia"/>
+      </w:rPr>
+    </w:lvl>
+    <w:lvl w:ilvl="1">
+      <w:start w:val="1"/>
+      <w:numFmt w:val="bullet"/>
+      <w:lvlText w:val="o"/>
+      <w:lvlJc w:val="left"/>
+      <w:pPr>
+        <w:ind w:left="1440" w:hanging="360"/>
+      </w:pPr>
+      <w:rPr>
+        <w:rFonts w:ascii="Courier New" w:hAnsi="Courier New" w:cs="Courier New" w:hint="default"/>
+      </w:rPr>
+    </w:lvl>
+    <w:lvl w:ilvl="2">
+      <w:start w:val="1"/>
+      <w:numFmt w:val="bullet"/>
+      <w:lvlText w:val=""/>
+      <w:lvlJc w:val="left"/>
+      <w:pPr>
+        <w:ind w:left="2160" w:hanging="360"/>
+      </w:pPr>
+      <w:rPr>
+        <w:rFonts w:ascii="Wingdings" w:hAnsi="Wingdings" w:hint="default"/>
+      </w:rPr>
+    </w:lvl>
+    <w:lvl w:ilvl="3">
+      <w:start w:val="1"/>
+      <w:numFmt w:val="bullet"/>
+      <w:lvlText w:val=""/>
+      <w:lvlJc w:val="left"/>
+      <w:pPr>
+        <w:ind w:left="2880" w:hanging="360"/>
+      </w:pPr>
+      <w:rPr>
+        <w:rFonts w:ascii="Symbol" w:hAnsi="Symbol" w:hint="default"/>
+      </w:rPr>
+    </w:lvl>
+    <w:lvl w:ilvl="4">
+      <w:start w:val="1"/>
+      <w:numFmt w:val="bullet"/>
+      <w:lvlText w:val="o"/>
+      <w:lvlJc w:val="left"/>
+      <w:pPr>
+        <w:ind w:left="3600" w:hanging="360"/>
+      </w:pPr>
+      <w:rPr>
+        <w:rFonts w:ascii="Courier New" w:hAnsi="Courier New" w:cs="Courier New" w:hint="default"/>
+      </w:rPr>
+    </w:lvl>
+    <w:lvl w:ilvl="5">
+      <w:start w:val="1"/>
+      <w:numFmt w:val="bullet"/>
+      <w:lvlText w:val=""/>
+      <w:lvlJc w:val="left"/>
+      <w:pPr>
+        <w:ind w:left="4320" w:hanging="360"/>
+      </w:pPr>
+      <w:rPr>
+        <w:rFonts w:ascii="Wingdings" w:hAnsi="Wingdings" w:hint="default"/>
+      </w:rPr>
+    </w:lvl>
+    <w:lvl w:ilvl="6">
+      <w:start w:val="1"/>
+      <w:numFmt w:val="bullet"/>
+      <w:lvlText w:val=""/>
+      <w:lvlJc w:val="left"/>
+      <w:pPr>
+        <w:ind w:left="5040" w:hanging="360"/>
+      </w:pPr>
+      <w:rPr>
+        <w:rFonts w:ascii="Symbol" w:hAnsi="Symbol" w:hint="default"/>
+      </w:rPr>
+    </w:lvl>
+    <w:lvl w:ilvl="7">
+      <w:start w:val="1"/>
+      <w:numFmt w:val="bullet"/>
+      <w:lvlText w:val="o"/>
+      <w:lvlJc w:val="left"/>
+      <w:pPr>
+        <w:ind w:left="5760" w:hanging="360"/>
+      </w:pPr>
+      <w:rPr>
+        <w:rFonts w:ascii="Courier New" w:hAnsi="Courier New" w:cs="Courier New" w:hint="default"/>
+      </w:rPr>
+    </w:lvl>
+    <w:lvl w:ilvl="8">
+      <w:start w:val="1"/>
+      <w:numFmt w:val="bullet"/>
+      <w:lvlText w:val=""/>
+      <w:lvlJc w:val="left"/>
+      <w:pPr>
+        <w:ind w:left="6480" w:hanging="360"/>
+      </w:pPr>
+      <w:rPr>
+        <w:rFonts w:ascii="Wingdings" w:hAnsi="Wingdings" w:hint="default"/>
+      </w:rPr>
+    </w:lvl>
+  </w:abstractNum>
+  <w:abstractNum w:abstractNumId="3" w15:restartNumberingAfterBreak="0">
     <w:nsid w:val="2A0A6DB4"/>
     <w:multiLevelType w:val="hybridMultilevel"/>
     <w:tmpl w:val="2E00339A"/>
@@ -1653,7 +1687,120 @@
       </w:rPr>
     </w:lvl>
   </w:abstractNum>
-  <w:abstractNum w:abstractNumId="3" w15:restartNumberingAfterBreak="0">
+  <w:abstractNum w:abstractNumId="4" w15:restartNumberingAfterBreak="0">
+    <w:nsid w:val="53593A5F"/>
+    <w:multiLevelType w:val="hybridMultilevel"/>
+    <w:tmpl w:val="15362790"/>
+    <w:lvl w:ilvl="0" w:tplc="04090001">
+      <w:start w:val="1"/>
+      <w:numFmt w:val="bullet"/>
+      <w:lvlText w:val=""/>
+      <w:lvlJc w:val="left"/>
+      <w:pPr>
+        <w:ind w:left="360" w:hanging="360"/>
+      </w:pPr>
+      <w:rPr>
+        <w:rFonts w:ascii="Symbol" w:hAnsi="Symbol" w:hint="default"/>
+      </w:rPr>
+    </w:lvl>
+    <w:lvl w:ilvl="1" w:tplc="04090003" w:tentative="1">
+      <w:start w:val="1"/>
+      <w:numFmt w:val="bullet"/>
+      <w:lvlText w:val="o"/>
+      <w:lvlJc w:val="left"/>
+      <w:pPr>
+        <w:ind w:left="1080" w:hanging="360"/>
+      </w:pPr>
+      <w:rPr>
+        <w:rFonts w:ascii="Courier New" w:hAnsi="Courier New" w:cs="Courier New" w:hint="default"/>
+      </w:rPr>
+    </w:lvl>
+    <w:lvl w:ilvl="2" w:tplc="04090005" w:tentative="1">
+      <w:start w:val="1"/>
+      <w:numFmt w:val="bullet"/>
+      <w:lvlText w:val=""/>
+      <w:lvlJc w:val="left"/>
+      <w:pPr>
+        <w:ind w:left="1800" w:hanging="360"/>
+      </w:pPr>
+      <w:rPr>
+        <w:rFonts w:ascii="Wingdings" w:hAnsi="Wingdings" w:hint="default"/>
+      </w:rPr>
+    </w:lvl>
+    <w:lvl w:ilvl="3" w:tplc="04090001" w:tentative="1">
+      <w:start w:val="1"/>
+      <w:numFmt w:val="bullet"/>
+      <w:lvlText w:val=""/>
+      <w:lvlJc w:val="left"/>
+      <w:pPr>
+        <w:ind w:left="2520" w:hanging="360"/>
+      </w:pPr>
+      <w:rPr>
+        <w:rFonts w:ascii="Symbol" w:hAnsi="Symbol" w:hint="default"/>
+      </w:rPr>
+    </w:lvl>
+    <w:lvl w:ilvl="4" w:tplc="04090003" w:tentative="1">
+      <w:start w:val="1"/>
+      <w:numFmt w:val="bullet"/>
+      <w:lvlText w:val="o"/>
+      <w:lvlJc w:val="left"/>
+      <w:pPr>
+        <w:ind w:left="3240" w:hanging="360"/>
+      </w:pPr>
+      <w:rPr>
+        <w:rFonts w:ascii="Courier New" w:hAnsi="Courier New" w:cs="Courier New" w:hint="default"/>
+      </w:rPr>
+    </w:lvl>
+    <w:lvl w:ilvl="5" w:tplc="04090005" w:tentative="1">
+      <w:start w:val="1"/>
+      <w:numFmt w:val="bullet"/>
+      <w:lvlText w:val=""/>
+      <w:lvlJc w:val="left"/>
+      <w:pPr>
+        <w:ind w:left="3960" w:hanging="360"/>
+      </w:pPr>
+      <w:rPr>
+        <w:rFonts w:ascii="Wingdings" w:hAnsi="Wingdings" w:hint="default"/>
+      </w:rPr>
+    </w:lvl>
+    <w:lvl w:ilvl="6" w:tplc="04090001" w:tentative="1">
+      <w:start w:val="1"/>
+      <w:numFmt w:val="bullet"/>
+      <w:lvlText w:val=""/>
+      <w:lvlJc w:val="left"/>
+      <w:pPr>
+        <w:ind w:left="4680" w:hanging="360"/>
+      </w:pPr>
+      <w:rPr>
+        <w:rFonts w:ascii="Symbol" w:hAnsi="Symbol" w:hint="default"/>
+      </w:rPr>
+    </w:lvl>
+    <w:lvl w:ilvl="7" w:tplc="04090003" w:tentative="1">
+      <w:start w:val="1"/>
+      <w:numFmt w:val="bullet"/>
+      <w:lvlText w:val="o"/>
+      <w:lvlJc w:val="left"/>
+      <w:pPr>
+        <w:ind w:left="5400" w:hanging="360"/>
+      </w:pPr>
+      <w:rPr>
+        <w:rFonts w:ascii="Courier New" w:hAnsi="Courier New" w:cs="Courier New" w:hint="default"/>
+      </w:rPr>
+    </w:lvl>
+    <w:lvl w:ilvl="8" w:tplc="04090005" w:tentative="1">
+      <w:start w:val="1"/>
+      <w:numFmt w:val="bullet"/>
+      <w:lvlText w:val=""/>
+      <w:lvlJc w:val="left"/>
+      <w:pPr>
+        <w:ind w:left="6120" w:hanging="360"/>
+      </w:pPr>
+      <w:rPr>
+        <w:rFonts w:ascii="Wingdings" w:hAnsi="Wingdings" w:hint="default"/>
+      </w:rPr>
+    </w:lvl>
+  </w:abstractNum>
+  <w:abstractNum w:abstractNumId="5" w15:restartNumberingAfterBreak="0">
     <w:nsid w:val="69925848"/>
     <w:multiLevelType w:val="hybridMultilevel"/>
     <w:tmpl w:val="791A7FCC"/>
@@ -1768,7 +1915,7 @@
       </w:rPr>
     </w:lvl>
   </w:abstractNum>
-  <w:abstractNum w:abstractNumId="4" w15:restartNumberingAfterBreak="0">
+  <w:abstractNum w:abstractNumId="6" w15:restartNumberingAfterBreak="0">
     <w:nsid w:val="6B05784C"/>
     <w:multiLevelType w:val="hybridMultilevel"/>
     <w:tmpl w:val="B9B60570"/>
@@ -1888,13 +2035,25 @@
     <w:abstractNumId w:val="0"/>
   </w:num>
   <w:num w:numId="3" w16cid:durableId="565840898">
+    <w:abstractNumId w:val="6"/>
+  </w:num>
+  <w:num w:numId="4" w16cid:durableId="362174377">
+    <w:abstractNumId w:val="5"/>
+  </w:num>
+  <w:num w:numId="5" w16cid:durableId="2136487507">
+    <w:abstractNumId w:val="3"/>
+  </w:num>
+  <w:num w:numId="6" w16cid:durableId="1606762727">
+    <w:abstractNumId w:val="2"/>
+  </w:num>
+  <w:num w:numId="7" w16cid:durableId="1131096752">
     <w:abstractNumId w:val="4"/>
   </w:num>
-  <w:num w:numId="4" w16cid:durableId="362174377">
+  <w:num w:numId="8" w16cid:durableId="2084140811">
     <w:abstractNumId w:val="3"/>
   </w:num>
-  <w:num w:numId="5" w16cid:durableId="2136487507">
-    <w:abstractNumId w:val="2"/>
+  <w:num w:numId="9" w16cid:durableId="499196289">
+    <w:abstractNumId w:val="3"/>
   </w:num>
 </w:numbering>
 </file>
@@ -2514,7 +2673,7 @@
     <w:qFormat/>
     <w:rsid w:val="00FE0724"/>
     <w:pPr>
-      <w:spacing w:after="80" w:line="240" w:lineRule="auto"/>
+      <w:spacing w:after="0" w:line="240" w:lineRule="auto"/>
       <w:ind w:right="-472"/>
       <w:jc w:val="both"/>
     </w:pPr>
@@ -2600,7 +2759,6 @@
       <w:numPr>
         <w:numId w:val="5"/>
       </w:numPr>
-      <w:ind w:left="567" w:hanging="284"/>
     </w:pPr>
   </w:style>
   <w:style w:type="character" w:customStyle="1" w:styleId="SHBulletsChar">
@@ -2912,21 +3070,15 @@
 </file>
 
 <file path=customXml/item1.xml><?xml version="1.0" encoding="utf-8"?>
-<p:properties xmlns:p="http://schemas.microsoft.com/office/2006/metadata/properties" xmlns:xsi="http://www.w3.org/2001/XMLSchema-instance" xmlns:pc="http://schemas.microsoft.com/office/infopath/2007/PartnerControls">
-  <documentManagement>
-    <lcf76f155ced4ddcb4097134ff3c332f xmlns="c01590d7-7efa-46e7-b792-73d8bd6252fd">
-      <Terms xmlns="http://schemas.microsoft.com/office/infopath/2007/PartnerControls"/>
-    </lcf76f155ced4ddcb4097134ff3c332f>
-    <TaxCatchAll xmlns="8fe6d124-157e-4db3-accf-90154e53f67d" xsi:nil="true"/>
-  </documentManagement>
-</p:properties>
+<?mso-contentType ?>
+<FormTemplates xmlns="http://schemas.microsoft.com/sharepoint/v3/contenttype/forms">
+  <Display>DocumentLibraryForm</Display>
+  <Edit>DocumentLibraryForm</Edit>
+  <New>DocumentLibraryForm</New>
+</FormTemplates>
 </file>
 
 <file path=customXml/item2.xml><?xml version="1.0" encoding="utf-8"?>
-<b:Sources xmlns:b="http://schemas.openxmlformats.org/officeDocument/2006/bibliography" xmlns="http://schemas.openxmlformats.org/officeDocument/2006/bibliography" SelectedStyle="\APASixthEditionOfficeOnline.xsl" StyleName="APA" Version="6"/>
-</file>
-
-<file path=customXml/item3.xml><?xml version="1.0" encoding="utf-8"?>
 <ct:contentTypeSchema xmlns:ct="http://schemas.microsoft.com/office/2006/metadata/contentType" xmlns:ma="http://schemas.microsoft.com/office/2006/metadata/properties/metaAttributes" ct:_="" ma:_="" ma:contentTypeName="Document" ma:contentTypeID="0x010100870006DF88A25F409E25C763256C4FB6" ma:contentTypeVersion="18" ma:contentTypeDescription="Create a new document." ma:contentTypeScope="" ma:versionID="60d7d8ef896a0f8de2986d57bd16e10f">
   <xsd:schema xmlns:xsd="http://www.w3.org/2001/XMLSchema" xmlns:xs="http://www.w3.org/2001/XMLSchema" xmlns:p="http://schemas.microsoft.com/office/2006/metadata/properties" xmlns:ns2="8fe6d124-157e-4db3-accf-90154e53f67d" xmlns:ns3="c01590d7-7efa-46e7-b792-73d8bd6252fd" targetNamespace="http://schemas.microsoft.com/office/2006/metadata/properties" ma:root="true" ma:fieldsID="c19c8dff545f47ea95edc8bcbcf982e2" ns2:_="" ns3:_="">
     <xsd:import namespace="8fe6d124-157e-4db3-accf-90154e53f67d"/>
@@ -3177,35 +3329,30 @@
 </ct:contentTypeSchema>
 </file>
 
+<file path=customXml/item3.xml><?xml version="1.0" encoding="utf-8"?>
+<b:Sources xmlns:b="http://schemas.openxmlformats.org/officeDocument/2006/bibliography" xmlns="http://schemas.openxmlformats.org/officeDocument/2006/bibliography" SelectedStyle="\APASixthEditionOfficeOnline.xsl" StyleName="APA" Version="6"/>
+</file>
+
 <file path=customXml/item4.xml><?xml version="1.0" encoding="utf-8"?>
-<?mso-contentType ?>
-<FormTemplates xmlns="http://schemas.microsoft.com/sharepoint/v3/contenttype/forms">
-  <Display>DocumentLibraryForm</Display>
-  <Edit>DocumentLibraryForm</Edit>
-  <New>DocumentLibraryForm</New>
-</FormTemplates>
+<p:properties xmlns:p="http://schemas.microsoft.com/office/2006/metadata/properties" xmlns:xsi="http://www.w3.org/2001/XMLSchema-instance" xmlns:pc="http://schemas.microsoft.com/office/infopath/2007/PartnerControls">
+  <documentManagement>
+    <lcf76f155ced4ddcb4097134ff3c332f xmlns="c01590d7-7efa-46e7-b792-73d8bd6252fd">
+      <Terms xmlns="http://schemas.microsoft.com/office/infopath/2007/PartnerControls"/>
+    </lcf76f155ced4ddcb4097134ff3c332f>
+    <TaxCatchAll xmlns="8fe6d124-157e-4db3-accf-90154e53f67d" xsi:nil="true"/>
+  </documentManagement>
+</p:properties>
 </file>
 
 <file path=customXml/itemProps1.xml><?xml version="1.0" encoding="utf-8"?>
-<ds:datastoreItem xmlns:ds="http://schemas.openxmlformats.org/officeDocument/2006/customXml" ds:itemID="{4DE444B9-96E8-4FE5-B9CB-90F1E3B1AE36}">
+<ds:datastoreItem xmlns:ds="http://schemas.openxmlformats.org/officeDocument/2006/customXml" ds:itemID="{C677762F-4306-4D99-BDCC-E627A5986BB1}">
   <ds:schemaRefs>
-    <ds:schemaRef ds:uri="http://schemas.microsoft.com/office/2006/metadata/properties"/>
-    <ds:schemaRef ds:uri="http://schemas.microsoft.com/office/infopath/2007/PartnerControls"/>
-    <ds:schemaRef ds:uri="c01590d7-7efa-46e7-b792-73d8bd6252fd"/>
-    <ds:schemaRef ds:uri="8fe6d124-157e-4db3-accf-90154e53f67d"/>
+    <ds:schemaRef ds:uri="http://schemas.microsoft.com/sharepoint/v3/contenttype/forms"/>
   </ds:schemaRefs>
 </ds:datastoreItem>
 </file>
 
 <file path=customXml/itemProps2.xml><?xml version="1.0" encoding="utf-8"?>
-<ds:datastoreItem xmlns:ds="http://schemas.openxmlformats.org/officeDocument/2006/customXml" ds:itemID="{131CD77B-2AA1-44B9-9DDF-E5F6D0569CCC}">
-  <ds:schemaRefs>
-    <ds:schemaRef ds:uri="http://schemas.openxmlformats.org/officeDocument/2006/bibliography"/>
-  </ds:schemaRefs>
-</ds:datastoreItem>
-</file>
-
-<file path=customXml/itemProps3.xml><?xml version="1.0" encoding="utf-8"?>
 <ds:datastoreItem xmlns:ds="http://schemas.openxmlformats.org/officeDocument/2006/customXml" ds:itemID="{A8CC69F0-D23F-42F1-BD9A-39CA6CDE1D0F}">
   <ds:schemaRefs>
     <ds:schemaRef ds:uri="http://schemas.microsoft.com/office/2006/metadata/contentType"/>
@@ -3224,10 +3371,21 @@
 </ds:datastoreItem>
 </file>
 
+<file path=customXml/itemProps3.xml><?xml version="1.0" encoding="utf-8"?>
+<ds:datastoreItem xmlns:ds="http://schemas.openxmlformats.org/officeDocument/2006/customXml" ds:itemID="{131CD77B-2AA1-44B9-9DDF-E5F6D0569CCC}">
+  <ds:schemaRefs>
+    <ds:schemaRef ds:uri="http://schemas.openxmlformats.org/officeDocument/2006/bibliography"/>
+  </ds:schemaRefs>
+</ds:datastoreItem>
+</file>
+
 <file path=customXml/itemProps4.xml><?xml version="1.0" encoding="utf-8"?>
-<ds:datastoreItem xmlns:ds="http://schemas.openxmlformats.org/officeDocument/2006/customXml" ds:itemID="{C677762F-4306-4D99-BDCC-E627A5986BB1}">
+<ds:datastoreItem xmlns:ds="http://schemas.openxmlformats.org/officeDocument/2006/customXml" ds:itemID="{4DE444B9-96E8-4FE5-B9CB-90F1E3B1AE36}">
   <ds:schemaRefs>
-    <ds:schemaRef ds:uri="http://schemas.microsoft.com/sharepoint/v3/contenttype/forms"/>
+    <ds:schemaRef ds:uri="http://schemas.microsoft.com/office/2006/metadata/properties"/>
+    <ds:schemaRef ds:uri="http://schemas.microsoft.com/office/infopath/2007/PartnerControls"/>
+    <ds:schemaRef ds:uri="c01590d7-7efa-46e7-b792-73d8bd6252fd"/>
+    <ds:schemaRef ds:uri="8fe6d124-157e-4db3-accf-90154e53f67d"/>
   </ds:schemaRefs>
 </ds:datastoreItem>
 </file>
--- a/templates/APAC_Candidate_Profile_English.docx
+++ b/templates/APAC_Candidate_Profile_English.docx
@@ -276,89 +276,124 @@
         <w:t>{{#companies}}</w:t>
       </w:r>
     </w:p>
-    <w:p>
-      <w:pPr>
-        <w:pStyle w:val="SHText"/>
-        <w:ind w:hanging="284"/>
-        <w:rPr>
-          <w:b/>
-          <w:bCs/>
-        </w:rPr>
-      </w:pPr>
-      <w:r>
-        <w:rPr>
-          <w:b/>
-          <w:bCs/>
-        </w:rPr>
-        <w:t>{{name}}, {{location}}</w:t>
-      </w:r>
-      <w:r>
-        <w:rPr>
-          <w:b/>
-          <w:bCs/>
-        </w:rPr>
-        <w:tab/>
-      </w:r>
-      <w:r>
-        <w:rPr>
-          <w:b/>
-          <w:bCs/>
-        </w:rPr>
-        <w:tab/>
-      </w:r>
-      <w:r>
-        <w:rPr>
-          <w:b/>
-          <w:bCs/>
-        </w:rPr>
-        <w:tab/>
-      </w:r>
-      <w:r>
-        <w:rPr>
-          <w:b/>
-          <w:bCs/>
-        </w:rPr>
-        <w:tab/>
-        <w:t xml:space="preserve">      {{dates}}</w:t>
-      </w:r>
-    </w:p>
-    <w:p>
-      <w:pPr>
-        <w:pStyle w:val="SHText"/>
-        <w:ind w:hanging="284"/>
+    <w:tbl>
+      <w:tblPr>
+        <w:tblStyle w:val="TableGrid"/>
+        <w:tblW w:w="9026" w:type="dxa"/>
+        <w:tblBorders>
+          <w:top w:val="none" w:sz="0" w:space="0" w:color="auto"/>
+          <w:left w:val="none" w:sz="0" w:space="0" w:color="auto"/>
+          <w:bottom w:val="none" w:sz="0" w:space="0" w:color="auto"/>
+          <w:right w:val="none" w:sz="0" w:space="0" w:color="auto"/>
+          <w:insideH w:val="none" w:sz="0" w:space="0" w:color="auto"/>
+          <w:insideV w:val="none" w:sz="0" w:space="0" w:color="auto"/>
+        </w:tblBorders>
+      </w:tblPr>
+      <w:tblGrid>
+        <w:gridCol w:w="6000"/>
+        <w:gridCol w:w="3026"/>
+      </w:tblGrid>
+      <w:tr>
+        <w:tc>
+          <w:tcPr>
+            <w:tcW w:w="6000" w:type="dxa"/>
+          </w:tcPr>
+          <w:p>
+            <w:pPr>
+              <w:pStyle w:val="SHText"/>
+              <w:rPr>
+                <w:b/>
+                <w:bCs/>
+              </w:rPr>
+            </w:pPr>
+            <w:r>
+              <w:rPr>
+                <w:b/>
+                <w:bCs/>
+              </w:rPr>
+              <w:t xml:space="preserve">{{name}}, {{location}}</w:t>
+            </w:r>
+          </w:p>
+        </w:tc>
+        <w:tc>
+          <w:tcPr>
+            <w:tcW w:w="3026" w:type="dxa"/>
+          </w:tcPr>
+          <w:p>
+            <w:pPr>
+              <w:pStyle w:val="SHText"/>
+              <w:jc w:val="right"/>
+              <w:rPr>
+                <w:b/>
+                <w:bCs/>
+              </w:rPr>
+            </w:pPr>
+            <w:r>
+              <w:rPr>
+                <w:b/>
+                <w:bCs/>
+              </w:rPr>
+              <w:t>{{dates}}</w:t>
+            </w:r>
+          </w:p>
+        </w:tc>
+      </w:tr>
+    </w:tbl>
+    <w:p>
+      <w:pPr>
+        <w:pStyle w:val="SHText"/>
       </w:pPr>
       <w:r>
         <w:t>{{#roles}}</w:t>
       </w:r>
     </w:p>
-    <w:p>
-      <w:pPr>
-        <w:pStyle w:val="SHText"/>
-        <w:ind w:hanging="284"/>
-      </w:pPr>
-      <w:r>
-        <w:t>{{role}}, {{function}}</w:t>
-      </w:r>
-      <w:r>
-        <w:tab/>
-      </w:r>
-      <w:r>
-        <w:tab/>
-      </w:r>
-      <w:r>
-        <w:tab/>
-      </w:r>
-      <w:r>
-        <w:tab/>
-        <w:t xml:space="preserve">      {{#role_dates}}{{role_dates}}{{/role_dates}}</w:t>
-      </w:r>
-    </w:p>
-    <w:p>
-      <w:pPr>
-        <w:pStyle w:val="SHText"/>
-        <w:ind w:hanging="284"/>
-      </w:pPr>
-    </w:p>
+    <w:tbl>
+      <w:tblPr>
+        <w:tblStyle w:val="TableGrid"/>
+        <w:tblW w:w="9026" w:type="dxa"/>
+        <w:tblBorders>
+          <w:top w:val="none" w:sz="0" w:space="0" w:color="auto"/>
+          <w:left w:val="none" w:sz="0" w:space="0" w:color="auto"/>
+          <w:bottom w:val="none" w:sz="0" w:space="0" w:color="auto"/>
+          <w:right w:val="none" w:sz="0" w:space="0" w:color="auto"/>
+          <w:insideH w:val="none" w:sz="0" w:space="0" w:color="auto"/>
+          <w:insideV w:val="none" w:sz="0" w:space="0" w:color="auto"/>
+        </w:tblBorders>
+      </w:tblPr>
+      <w:tblGrid>
+        <w:gridCol w:w="6000"/>
+        <w:gridCol w:w="3026"/>
+      </w:tblGrid>
+      <w:tr>
+        <w:tc>
+          <w:tcPr>
+            <w:tcW w:w="6000" w:type="dxa"/>
+          </w:tcPr>
+          <w:p>
+            <w:pPr>
+              <w:pStyle w:val="SHText"/>
+            </w:pPr>
+            <w:r>
+              <w:t xml:space="preserve">{{role}}, {{function}}</w:t>
+            </w:r>
+          </w:p>
+        </w:tc>
+        <w:tc>
+          <w:tcPr>
+            <w:tcW w:w="3026" w:type="dxa"/>
+          </w:tcPr>
+          <w:p>
+            <w:pPr>
+              <w:pStyle w:val="SHText"/>
+              <w:jc w:val="right"/>
+            </w:pPr>
+            <w:r>
+              <w:t>{{#role_dates}}{{role_dates}}{{/role_dates}}</w:t>
+            </w:r>
+          </w:p>
+        </w:tc>
+      </w:tr>
+    </w:tbl>
     <w:p>
       <w:pPr>
         <w:pStyle w:val="SHText"/>
@@ -387,7 +422,6 @@
     <w:p>
       <w:pPr>
         <w:pStyle w:val="SHText"/>
-        <w:ind w:hanging="284"/>
       </w:pPr>
       <w:r>
         <w:t>{{/roles}}</w:t>
@@ -396,7 +430,7 @@
     <w:p>
       <w:pPr>
         <w:pStyle w:val="SHText"/>
-        <w:spacing w:after="120"/>
+        <w:spacing w:after="160"/>
       </w:pPr>
     </w:p>
     <w:p>
@@ -433,83 +467,124 @@
         <w:t>{{#projects}}</w:t>
       </w:r>
     </w:p>
-    <w:p>
-      <w:pPr>
-        <w:pStyle w:val="SHText"/>
-        <w:ind w:hanging="284"/>
-        <w:rPr>
-          <w:b/>
-          <w:bCs/>
-        </w:rPr>
-      </w:pPr>
-      <w:r>
-        <w:rPr>
-          <w:b/>
-          <w:bCs/>
-        </w:rPr>
-        <w:t>{{name}}, {{location}}</w:t>
-      </w:r>
-      <w:r>
-        <w:rPr>
-          <w:b/>
-          <w:bCs/>
-        </w:rPr>
-        <w:tab/>
-      </w:r>
-      <w:r>
-        <w:rPr>
-          <w:b/>
-          <w:bCs/>
-        </w:rPr>
-        <w:tab/>
-      </w:r>
-      <w:r>
-        <w:rPr>
-          <w:b/>
-          <w:bCs/>
-        </w:rPr>
-        <w:tab/>
-      </w:r>
-      <w:r>
-        <w:rPr>
-          <w:b/>
-          <w:bCs/>
-        </w:rPr>
-        <w:tab/>
-        <w:t xml:space="preserve">      {{dates}}</w:t>
-      </w:r>
-    </w:p>
-    <w:p>
-      <w:pPr>
-        <w:pStyle w:val="SHText"/>
-        <w:ind w:hanging="284"/>
+    <w:tbl>
+      <w:tblPr>
+        <w:tblStyle w:val="TableGrid"/>
+        <w:tblW w:w="9026" w:type="dxa"/>
+        <w:tblBorders>
+          <w:top w:val="none" w:sz="0" w:space="0" w:color="auto"/>
+          <w:left w:val="none" w:sz="0" w:space="0" w:color="auto"/>
+          <w:bottom w:val="none" w:sz="0" w:space="0" w:color="auto"/>
+          <w:right w:val="none" w:sz="0" w:space="0" w:color="auto"/>
+          <w:insideH w:val="none" w:sz="0" w:space="0" w:color="auto"/>
+          <w:insideV w:val="none" w:sz="0" w:space="0" w:color="auto"/>
+        </w:tblBorders>
+      </w:tblPr>
+      <w:tblGrid>
+        <w:gridCol w:w="6000"/>
+        <w:gridCol w:w="3026"/>
+      </w:tblGrid>
+      <w:tr>
+        <w:tc>
+          <w:tcPr>
+            <w:tcW w:w="6000" w:type="dxa"/>
+          </w:tcPr>
+          <w:p>
+            <w:pPr>
+              <w:pStyle w:val="SHText"/>
+              <w:rPr>
+                <w:b/>
+                <w:bCs/>
+              </w:rPr>
+            </w:pPr>
+            <w:r>
+              <w:rPr>
+                <w:b/>
+                <w:bCs/>
+              </w:rPr>
+              <w:t xml:space="preserve">{{name}}, {{location}}</w:t>
+            </w:r>
+          </w:p>
+        </w:tc>
+        <w:tc>
+          <w:tcPr>
+            <w:tcW w:w="3026" w:type="dxa"/>
+          </w:tcPr>
+          <w:p>
+            <w:pPr>
+              <w:pStyle w:val="SHText"/>
+              <w:jc w:val="right"/>
+              <w:rPr>
+                <w:b/>
+                <w:bCs/>
+              </w:rPr>
+            </w:pPr>
+            <w:r>
+              <w:rPr>
+                <w:b/>
+                <w:bCs/>
+              </w:rPr>
+              <w:t>{{dates}}</w:t>
+            </w:r>
+          </w:p>
+        </w:tc>
+      </w:tr>
+    </w:tbl>
+    <w:p>
+      <w:pPr>
+        <w:pStyle w:val="SHText"/>
       </w:pPr>
       <w:r>
         <w:t>{{#roles}}</w:t>
       </w:r>
     </w:p>
-    <w:p>
-      <w:pPr>
-        <w:pStyle w:val="SHText"/>
-        <w:ind w:hanging="284"/>
-      </w:pPr>
-      <w:r>
-        <w:t>{{role}}, {{function}}</w:t>
-      </w:r>
-      <w:r>
-        <w:tab/>
-      </w:r>
-      <w:r>
-        <w:tab/>
-      </w:r>
-      <w:r>
-        <w:tab/>
-      </w:r>
-      <w:r>
-        <w:tab/>
-        <w:t xml:space="preserve">      {{#role_dates}}{{role_dates}}{{/role_dates}}</w:t>
-      </w:r>
-    </w:p>
+    <w:tbl>
+      <w:tblPr>
+        <w:tblStyle w:val="TableGrid"/>
+        <w:tblW w:w="9026" w:type="dxa"/>
+        <w:tblBorders>
+          <w:top w:val="none" w:sz="0" w:space="0" w:color="auto"/>
+          <w:left w:val="none" w:sz="0" w:space="0" w:color="auto"/>
+          <w:bottom w:val="none" w:sz="0" w:space="0" w:color="auto"/>
+          <w:right w:val="none" w:sz="0" w:space="0" w:color="auto"/>
+          <w:insideH w:val="none" w:sz="0" w:space="0" w:color="auto"/>
+          <w:insideV w:val="none" w:sz="0" w:space="0" w:color="auto"/>
+        </w:tblBorders>
+      </w:tblPr>
+      <w:tblGrid>
+        <w:gridCol w:w="6000"/>
+        <w:gridCol w:w="3026"/>
+      </w:tblGrid>
+      <w:tr>
+        <w:tc>
+          <w:tcPr>
+            <w:tcW w:w="6000" w:type="dxa"/>
+          </w:tcPr>
+          <w:p>
+            <w:pPr>
+              <w:pStyle w:val="SHText"/>
+            </w:pPr>
+            <w:r>
+              <w:t xml:space="preserve">{{role}}, {{function}}</w:t>
+            </w:r>
+          </w:p>
+        </w:tc>
+        <w:tc>
+          <w:tcPr>
+            <w:tcW w:w="3026" w:type="dxa"/>
+          </w:tcPr>
+          <w:p>
+            <w:pPr>
+              <w:pStyle w:val="SHText"/>
+              <w:jc w:val="right"/>
+            </w:pPr>
+            <w:r>
+              <w:t>{{#role_dates}}{{role_dates}}{{/role_dates}}</w:t>
+            </w:r>
+          </w:p>
+        </w:tc>
+      </w:tr>
+    </w:tbl>
     <w:p>
       <w:pPr>
         <w:pStyle w:val="SHText"/>
@@ -538,7 +613,6 @@
     <w:p>
       <w:pPr>
         <w:pStyle w:val="SHText"/>
-        <w:ind w:hanging="284"/>
       </w:pPr>
       <w:r>
         <w:t>{{/roles}}</w:t>
@@ -547,7 +621,7 @@
     <w:p>
       <w:pPr>
         <w:pStyle w:val="SHText"/>
-        <w:spacing w:after="120"/>
+        <w:spacing w:after="160"/>
       </w:pPr>
     </w:p>
     <w:p>
@@ -636,54 +710,24 @@
           <w:bCs/>
         </w:rPr>
         <w:t>{{EDU_1_YEARS}}</w:t>
-      </w:r>
+        <w:tab/>
+        <w:tab/>
+        <w:t>{{EDU_1_INSTITUTION}}</w:t>
+      </w:r>
+    </w:p>
+    <w:p>
+      <w:pPr>
+        <w:pStyle w:val="SHText"/>
+        <w:ind w:hanging="284"/>
+      </w:pPr>
       <w:r>
         <w:rPr>
           <w:b/>
           <w:bCs/>
         </w:rPr>
         <w:tab/>
-      </w:r>
-      <w:r>
-        <w:rPr>
-          <w:b/>
-          <w:bCs/>
-        </w:rPr>
         <w:tab/>
-        <w:t>{{EDU_1_INSTITUTION}}</w:t>
-      </w:r>
-    </w:p>
-    <w:p>
-      <w:pPr>
-        <w:pStyle w:val="SHText"/>
-        <w:ind w:hanging="284"/>
-      </w:pPr>
-      <w:r>
-        <w:rPr>
-          <w:b/>
-          <w:bCs/>
-        </w:rPr>
         <w:tab/>
-      </w:r>
-      <w:r>
-        <w:rPr>
-          <w:b/>
-          <w:bCs/>
-        </w:rPr>
-        <w:tab/>
-      </w:r>
-      <w:r>
-        <w:rPr>
-          <w:b/>
-          <w:bCs/>
-        </w:rPr>
-        <w:tab/>
-      </w:r>
-      <w:r>
-        <w:rPr>
-          <w:b/>
-          <w:bCs/>
-        </w:rPr>
         <w:tab/>
       </w:r>
       <w:r>
@@ -775,8 +819,6 @@
       </w:r>
       <w:r>
         <w:tab/>
-      </w:r>
-      <w:r>
         <w:tab/>
         <w:t>{{NATIONALITY}}</w:t>
       </w:r>
@@ -791,13 +833,10 @@
           <w:b/>
           <w:bCs/>
         </w:rPr>
-        <w:lastRenderedPageBreak/>
         <w:t>Languages</w:t>
       </w:r>
       <w:r>
         <w:tab/>
-      </w:r>
-      <w:r>
         <w:tab/>
         <w:t>{{LANGUAGES}}</w:t>
       </w:r>
@@ -816,8 +855,6 @@
       </w:r>
       <w:r>
         <w:tab/>
-      </w:r>
-      <w:r>
         <w:tab/>
         <w:t>{{INTERESTS}}</w:t>
       </w:r>
@@ -837,7 +874,7 @@
       <w:headerReference w:type="default" r:id="rId11"/>
       <w:footerReference w:type="default" r:id="rId12"/>
       <w:pgSz w:w="11906" w:h="16838"/>
-      <w:pgMar w:top="2410" w:right="1440" w:bottom="2269" w:left="1440" w:header="708" w:footer="0" w:gutter="0"/>
+      <w:pgMar w:top="2410" w:right="1440" w:bottom="2269" w:left="1440" w:header="708" w:footer="708" w:gutter="0"/>
       <w:cols w:space="708"/>
       <w:docGrid w:linePitch="360"/>
     </w:sectPr>
@@ -3070,15 +3107,21 @@
 </file>
 
 <file path=customXml/item1.xml><?xml version="1.0" encoding="utf-8"?>
-<?mso-contentType ?>
-<FormTemplates xmlns="http://schemas.microsoft.com/sharepoint/v3/contenttype/forms">
-  <Display>DocumentLibraryForm</Display>
-  <Edit>DocumentLibraryForm</Edit>
-  <New>DocumentLibraryForm</New>
-</FormTemplates>
+<p:properties xmlns:p="http://schemas.microsoft.com/office/2006/metadata/properties" xmlns:xsi="http://www.w3.org/2001/XMLSchema-instance" xmlns:pc="http://schemas.microsoft.com/office/infopath/2007/PartnerControls">
+  <documentManagement>
+    <lcf76f155ced4ddcb4097134ff3c332f xmlns="c01590d7-7efa-46e7-b792-73d8bd6252fd">
+      <Terms xmlns="http://schemas.microsoft.com/office/infopath/2007/PartnerControls"/>
+    </lcf76f155ced4ddcb4097134ff3c332f>
+    <TaxCatchAll xmlns="8fe6d124-157e-4db3-accf-90154e53f67d" xsi:nil="true"/>
+  </documentManagement>
+</p:properties>
 </file>
 
 <file path=customXml/item2.xml><?xml version="1.0" encoding="utf-8"?>
+<b:Sources xmlns:b="http://schemas.openxmlformats.org/officeDocument/2006/bibliography" xmlns="http://schemas.openxmlformats.org/officeDocument/2006/bibliography" SelectedStyle="\APASixthEditionOfficeOnline.xsl" StyleName="APA" Version="6"/>
+</file>
+
+<file path=customXml/item3.xml><?xml version="1.0" encoding="utf-8"?>
 <ct:contentTypeSchema xmlns:ct="http://schemas.microsoft.com/office/2006/metadata/contentType" xmlns:ma="http://schemas.microsoft.com/office/2006/metadata/properties/metaAttributes" ct:_="" ma:_="" ma:contentTypeName="Document" ma:contentTypeID="0x010100870006DF88A25F409E25C763256C4FB6" ma:contentTypeVersion="18" ma:contentTypeDescription="Create a new document." ma:contentTypeScope="" ma:versionID="60d7d8ef896a0f8de2986d57bd16e10f">
   <xsd:schema xmlns:xsd="http://www.w3.org/2001/XMLSchema" xmlns:xs="http://www.w3.org/2001/XMLSchema" xmlns:p="http://schemas.microsoft.com/office/2006/metadata/properties" xmlns:ns2="8fe6d124-157e-4db3-accf-90154e53f67d" xmlns:ns3="c01590d7-7efa-46e7-b792-73d8bd6252fd" targetNamespace="http://schemas.microsoft.com/office/2006/metadata/properties" ma:root="true" ma:fieldsID="c19c8dff545f47ea95edc8bcbcf982e2" ns2:_="" ns3:_="">
     <xsd:import namespace="8fe6d124-157e-4db3-accf-90154e53f67d"/>
@@ -3329,30 +3372,35 @@
 </ct:contentTypeSchema>
 </file>
 
-<file path=customXml/item3.xml><?xml version="1.0" encoding="utf-8"?>
-<b:Sources xmlns:b="http://schemas.openxmlformats.org/officeDocument/2006/bibliography" xmlns="http://schemas.openxmlformats.org/officeDocument/2006/bibliography" SelectedStyle="\APASixthEditionOfficeOnline.xsl" StyleName="APA" Version="6"/>
-</file>
-
 <file path=customXml/item4.xml><?xml version="1.0" encoding="utf-8"?>
-<p:properties xmlns:p="http://schemas.microsoft.com/office/2006/metadata/properties" xmlns:xsi="http://www.w3.org/2001/XMLSchema-instance" xmlns:pc="http://schemas.microsoft.com/office/infopath/2007/PartnerControls">
-  <documentManagement>
-    <lcf76f155ced4ddcb4097134ff3c332f xmlns="c01590d7-7efa-46e7-b792-73d8bd6252fd">
-      <Terms xmlns="http://schemas.microsoft.com/office/infopath/2007/PartnerControls"/>
-    </lcf76f155ced4ddcb4097134ff3c332f>
-    <TaxCatchAll xmlns="8fe6d124-157e-4db3-accf-90154e53f67d" xsi:nil="true"/>
-  </documentManagement>
-</p:properties>
+<?mso-contentType ?>
+<FormTemplates xmlns="http://schemas.microsoft.com/sharepoint/v3/contenttype/forms">
+  <Display>DocumentLibraryForm</Display>
+  <Edit>DocumentLibraryForm</Edit>
+  <New>DocumentLibraryForm</New>
+</FormTemplates>
 </file>
 
 <file path=customXml/itemProps1.xml><?xml version="1.0" encoding="utf-8"?>
-<ds:datastoreItem xmlns:ds="http://schemas.openxmlformats.org/officeDocument/2006/customXml" ds:itemID="{C677762F-4306-4D99-BDCC-E627A5986BB1}">
+<ds:datastoreItem xmlns:ds="http://schemas.openxmlformats.org/officeDocument/2006/customXml" ds:itemID="{4DE444B9-96E8-4FE5-B9CB-90F1E3B1AE36}">
   <ds:schemaRefs>
-    <ds:schemaRef ds:uri="http://schemas.microsoft.com/sharepoint/v3/contenttype/forms"/>
+    <ds:schemaRef ds:uri="http://schemas.microsoft.com/office/2006/metadata/properties"/>
+    <ds:schemaRef ds:uri="http://schemas.microsoft.com/office/infopath/2007/PartnerControls"/>
+    <ds:schemaRef ds:uri="c01590d7-7efa-46e7-b792-73d8bd6252fd"/>
+    <ds:schemaRef ds:uri="8fe6d124-157e-4db3-accf-90154e53f67d"/>
   </ds:schemaRefs>
 </ds:datastoreItem>
 </file>
 
 <file path=customXml/itemProps2.xml><?xml version="1.0" encoding="utf-8"?>
+<ds:datastoreItem xmlns:ds="http://schemas.openxmlformats.org/officeDocument/2006/customXml" ds:itemID="{131CD77B-2AA1-44B9-9DDF-E5F6D0569CCC}">
+  <ds:schemaRefs>
+    <ds:schemaRef ds:uri="http://schemas.openxmlformats.org/officeDocument/2006/bibliography"/>
+  </ds:schemaRefs>
+</ds:datastoreItem>
+</file>
+
+<file path=customXml/itemProps3.xml><?xml version="1.0" encoding="utf-8"?>
 <ds:datastoreItem xmlns:ds="http://schemas.openxmlformats.org/officeDocument/2006/customXml" ds:itemID="{A8CC69F0-D23F-42F1-BD9A-39CA6CDE1D0F}">
   <ds:schemaRefs>
     <ds:schemaRef ds:uri="http://schemas.microsoft.com/office/2006/metadata/contentType"/>
@@ -3371,21 +3419,10 @@
 </ds:datastoreItem>
 </file>
 
-<file path=customXml/itemProps3.xml><?xml version="1.0" encoding="utf-8"?>
-<ds:datastoreItem xmlns:ds="http://schemas.openxmlformats.org/officeDocument/2006/customXml" ds:itemID="{131CD77B-2AA1-44B9-9DDF-E5F6D0569CCC}">
+<file path=customXml/itemProps4.xml><?xml version="1.0" encoding="utf-8"?>
+<ds:datastoreItem xmlns:ds="http://schemas.openxmlformats.org/officeDocument/2006/customXml" ds:itemID="{C677762F-4306-4D99-BDCC-E627A5986BB1}">
   <ds:schemaRefs>
-    <ds:schemaRef ds:uri="http://schemas.openxmlformats.org/officeDocument/2006/bibliography"/>
-  </ds:schemaRefs>
-</ds:datastoreItem>
-</file>
-
-<file path=customXml/itemProps4.xml><?xml version="1.0" encoding="utf-8"?>
-<ds:datastoreItem xmlns:ds="http://schemas.openxmlformats.org/officeDocument/2006/customXml" ds:itemID="{4DE444B9-96E8-4FE5-B9CB-90F1E3B1AE36}">
-  <ds:schemaRefs>
-    <ds:schemaRef ds:uri="http://schemas.microsoft.com/office/2006/metadata/properties"/>
-    <ds:schemaRef ds:uri="http://schemas.microsoft.com/office/infopath/2007/PartnerControls"/>
-    <ds:schemaRef ds:uri="c01590d7-7efa-46e7-b792-73d8bd6252fd"/>
-    <ds:schemaRef ds:uri="8fe6d124-157e-4db3-accf-90154e53f67d"/>
+    <ds:schemaRef ds:uri="http://schemas.microsoft.com/sharepoint/v3/contenttype/forms"/>
   </ds:schemaRefs>
 </ds:datastoreItem>
 </file>
--- a/templates/APAC_Candidate_Profile_English.docx
+++ b/templates/APAC_Candidate_Profile_English.docx
@@ -290,13 +290,13 @@
         </w:tblBorders>
       </w:tblPr>
       <w:tblGrid>
-        <w:gridCol w:w="6000"/>
-        <w:gridCol w:w="3026"/>
+        <w:gridCol w:w="5526"/>
+        <w:gridCol w:w="3500"/>
       </w:tblGrid>
       <w:tr>
         <w:tc>
           <w:tcPr>
-            <w:tcW w:w="6000" w:type="dxa"/>
+            <w:tcW w:w="5526" w:type="dxa"/>
           </w:tcPr>
           <w:p>
             <w:pPr>
@@ -317,7 +317,7 @@
         </w:tc>
         <w:tc>
           <w:tcPr>
-            <w:tcW w:w="3026" w:type="dxa"/>
+            <w:tcW w:w="3500" w:type="dxa"/>
           </w:tcPr>
           <w:p>
             <w:pPr>
@@ -361,13 +361,13 @@
         </w:tblBorders>
       </w:tblPr>
       <w:tblGrid>
-        <w:gridCol w:w="6000"/>
-        <w:gridCol w:w="3026"/>
+        <w:gridCol w:w="5526"/>
+        <w:gridCol w:w="3500"/>
       </w:tblGrid>
       <w:tr>
         <w:tc>
           <w:tcPr>
-            <w:tcW w:w="6000" w:type="dxa"/>
+            <w:tcW w:w="5526" w:type="dxa"/>
           </w:tcPr>
           <w:p>
             <w:pPr>
@@ -380,7 +380,7 @@
         </w:tc>
         <w:tc>
           <w:tcPr>
-            <w:tcW w:w="3026" w:type="dxa"/>
+            <w:tcW w:w="3500" w:type="dxa"/>
           </w:tcPr>
           <w:p>
             <w:pPr>
@@ -417,6 +417,15 @@
       </w:pPr>
       <w:r>
         <w:t>{{/bullets}}</w:t>
+      </w:r>
+    </w:p>
+    <w:p>
+      <w:pPr>
+        <w:pStyle w:val="SHText"/>
+        <w:spacing w:before="0" w:after="0" w:line="120" w:lineRule="exact"/>
+      </w:pPr>
+      <w:r>
+        <w:t xml:space="preserve"> </w:t>
       </w:r>
     </w:p>
     <w:p>
@@ -481,13 +490,13 @@
         </w:tblBorders>
       </w:tblPr>
       <w:tblGrid>
-        <w:gridCol w:w="6000"/>
-        <w:gridCol w:w="3026"/>
+        <w:gridCol w:w="5526"/>
+        <w:gridCol w:w="3500"/>
       </w:tblGrid>
       <w:tr>
         <w:tc>
           <w:tcPr>
-            <w:tcW w:w="6000" w:type="dxa"/>
+            <w:tcW w:w="5526" w:type="dxa"/>
           </w:tcPr>
           <w:p>
             <w:pPr>
@@ -508,7 +517,7 @@
         </w:tc>
         <w:tc>
           <w:tcPr>
-            <w:tcW w:w="3026" w:type="dxa"/>
+            <w:tcW w:w="3500" w:type="dxa"/>
           </w:tcPr>
           <w:p>
             <w:pPr>
@@ -552,13 +561,13 @@
         </w:tblBorders>
       </w:tblPr>
       <w:tblGrid>
-        <w:gridCol w:w="6000"/>
-        <w:gridCol w:w="3026"/>
+        <w:gridCol w:w="5526"/>
+        <w:gridCol w:w="3500"/>
       </w:tblGrid>
       <w:tr>
         <w:tc>
           <w:tcPr>
-            <w:tcW w:w="6000" w:type="dxa"/>
+            <w:tcW w:w="5526" w:type="dxa"/>
           </w:tcPr>
           <w:p>
             <w:pPr>
@@ -571,7 +580,7 @@
         </w:tc>
         <w:tc>
           <w:tcPr>
-            <w:tcW w:w="3026" w:type="dxa"/>
+            <w:tcW w:w="3500" w:type="dxa"/>
           </w:tcPr>
           <w:p>
             <w:pPr>
@@ -608,6 +617,15 @@
       </w:pPr>
       <w:r>
         <w:t>{{/bullets}}</w:t>
+      </w:r>
+    </w:p>
+    <w:p>
+      <w:pPr>
+        <w:pStyle w:val="SHText"/>
+        <w:spacing w:before="0" w:after="0" w:line="120" w:lineRule="exact"/>
+      </w:pPr>
+      <w:r>
+        <w:t xml:space="preserve"> </w:t>
       </w:r>
     </w:p>
     <w:p>

--- a/templates/APAC_Candidate_Profile_English.docx
+++ b/templates/APAC_Candidate_Profile_English.docx
@@ -77,30 +77,42 @@
         <w:pStyle w:val="SHText"/>
         <w:ind w:left="-426"/>
       </w:pPr>
+    </w:p>
+    <w:p>
+      <w:pPr>
+        <w:pStyle w:val="SHText"/>
+        <w:ind w:left="-426"/>
+      </w:pPr>
+    </w:p>
+    <w:p>
+      <w:pPr>
+        <w:pStyle w:val="SHText"/>
+        <w:ind w:left="-426"/>
+      </w:pPr>
+    </w:p>
+    <w:p>
+      <w:pPr>
+        <w:pStyle w:val="SHText"/>
+        <w:ind w:left="-426"/>
+      </w:pPr>
+    </w:p>
+    <w:p>
+      <w:pPr>
+        <w:pStyle w:val="SHDate"/>
+        <w:ind w:left="-426"/>
+      </w:pPr>
+      <w:r>
+        <w:t>{{CLIENT_COMPANY}}</w:t>
+      </w:r>
+    </w:p>
+    <w:p>
+      <w:pPr>
+        <w:pStyle w:val="SHDate"/>
+        <w:ind w:left="-426"/>
+      </w:pPr>
       <w:r>
         <w:t>{{SEARCH_TITLE}}</w:t>
       </w:r>
-    </w:p>
-    <w:p>
-      <w:pPr>
-        <w:pStyle w:val="SHText"/>
-        <w:ind w:left="-426"/>
-      </w:pPr>
-      <w:r>
-        <w:t>{{CLIENT_COMPANY}}</w:t>
-      </w:r>
-    </w:p>
-    <w:p>
-      <w:pPr>
-        <w:pStyle w:val="SHText"/>
-        <w:ind w:left="-426"/>
-      </w:pPr>
-    </w:p>
-    <w:p>
-      <w:pPr>
-        <w:pStyle w:val="SHText"/>
-        <w:ind w:left="-426"/>
-      </w:pPr>
     </w:p>
     <w:p>
       <w:pPr>
@@ -190,26 +202,6 @@
           <w:bCs/>
         </w:rPr>
       </w:pPr>
-    </w:p>
-    <w:p>
-      <w:pPr>
-        <w:pStyle w:val="SHSubHeading"/>
-        <w:rPr>
-          <w:rFonts w:ascii="Raleway Medium" w:hAnsi="Raleway Medium"/>
-          <w:b/>
-          <w:bCs/>
-        </w:rPr>
-      </w:pPr>
-    </w:p>
-    <w:p>
-      <w:pPr>
-        <w:pStyle w:val="SHSubHeading"/>
-        <w:rPr>
-          <w:rFonts w:ascii="Raleway Medium" w:hAnsi="Raleway Medium"/>
-          <w:b/>
-          <w:bCs/>
-        </w:rPr>
-      </w:pPr>
       <w:r>
         <w:rPr>
           <w:rFonts w:ascii="Raleway Medium" w:hAnsi="Raleway Medium"/>
@@ -222,9 +214,11 @@
     </w:p>
     <w:p>
       <w:pPr>
-        <w:pStyle w:val="SHSubHeading"/>
-      </w:pPr>
-    </w:p>
+        <w:pStyle w:val="SHText"/>
+      </w:pPr>
+      <w:bookmarkStart w:id="0" w:name="Text4"/>
+    </w:p>
+    <w:bookmarkEnd w:id="0"/>
     <w:p>
       <w:pPr>
         <w:pStyle w:val="SHBullets"/>
@@ -237,16 +231,17 @@
     <w:p>
       <w:pPr>
         <w:pStyle w:val="SHText"/>
-      </w:pPr>
-    </w:p>
-    <w:p>
-      <w:pPr>
-        <w:pStyle w:val="SHText"/>
         <w:ind w:hanging="284"/>
       </w:pPr>
     </w:p>
     <w:p>
       <w:pPr>
+        <w:pStyle w:val="SHText"/>
+        <w:ind w:hanging="284"/>
+      </w:pPr>
+    </w:p>
+    <w:p>
+      <w:pPr>
         <w:pStyle w:val="SHSubHeading"/>
         <w:rPr>
           <w:rFonts w:ascii="Raleway Medium" w:hAnsi="Raleway Medium"/>
@@ -276,69 +271,82 @@
         <w:t>{{#companies}}</w:t>
       </w:r>
     </w:p>
-    <w:tbl>
-      <w:tblPr>
-        <w:tblStyle w:val="TableGrid"/>
-        <w:tblW w:w="9026" w:type="dxa"/>
-        <w:tblBorders>
-          <w:top w:val="none" w:sz="0" w:space="0" w:color="auto"/>
-          <w:left w:val="none" w:sz="0" w:space="0" w:color="auto"/>
-          <w:bottom w:val="none" w:sz="0" w:space="0" w:color="auto"/>
-          <w:right w:val="none" w:sz="0" w:space="0" w:color="auto"/>
-          <w:insideH w:val="none" w:sz="0" w:space="0" w:color="auto"/>
-          <w:insideV w:val="none" w:sz="0" w:space="0" w:color="auto"/>
-        </w:tblBorders>
-      </w:tblPr>
-      <w:tblGrid>
-        <w:gridCol w:w="5526"/>
-        <w:gridCol w:w="3500"/>
-      </w:tblGrid>
-      <w:tr>
-        <w:tc>
-          <w:tcPr>
-            <w:tcW w:w="5526" w:type="dxa"/>
-          </w:tcPr>
-          <w:p>
-            <w:pPr>
-              <w:pStyle w:val="SHText"/>
-              <w:rPr>
-                <w:b/>
-                <w:bCs/>
-              </w:rPr>
-            </w:pPr>
-            <w:r>
-              <w:rPr>
-                <w:b/>
-                <w:bCs/>
-              </w:rPr>
-              <w:t xml:space="preserve">{{name}}, {{location}}</w:t>
-            </w:r>
-          </w:p>
-        </w:tc>
-        <w:tc>
-          <w:tcPr>
-            <w:tcW w:w="3500" w:type="dxa"/>
-          </w:tcPr>
-          <w:p>
-            <w:pPr>
-              <w:pStyle w:val="SHText"/>
-              <w:jc w:val="right"/>
-              <w:rPr>
-                <w:b/>
-                <w:bCs/>
-              </w:rPr>
-            </w:pPr>
-            <w:r>
-              <w:rPr>
-                <w:b/>
-                <w:bCs/>
-              </w:rPr>
-              <w:t>{{dates}}</w:t>
-            </w:r>
-          </w:p>
-        </w:tc>
-      </w:tr>
-    </w:tbl>
+    <w:p>
+      <w:pPr>
+        <w:pStyle w:val="SHText"/>
+        <w:ind w:hanging="284"/>
+        <w:rPr>
+          <w:b/>
+          <w:bCs/>
+        </w:rPr>
+      </w:pPr>
+      <w:r>
+        <w:rPr>
+          <w:b/>
+          <w:bCs/>
+        </w:rPr>
+        <w:t>{{name}}, {{location}}</w:t>
+      </w:r>
+      <w:r>
+        <w:rPr>
+          <w:b/>
+          <w:bCs/>
+        </w:rPr>
+        <w:tab/>
+      </w:r>
+      <w:r>
+        <w:rPr>
+          <w:b/>
+          <w:bCs/>
+        </w:rPr>
+        <w:tab/>
+      </w:r>
+      <w:r>
+        <w:rPr>
+          <w:b/>
+          <w:bCs/>
+        </w:rPr>
+        <w:tab/>
+      </w:r>
+      <w:r>
+        <w:rPr>
+          <w:b/>
+          <w:bCs/>
+        </w:rPr>
+        <w:tab/>
+      </w:r>
+      <w:r>
+        <w:rPr>
+          <w:b/>
+          <w:bCs/>
+        </w:rPr>
+        <w:tab/>
+      </w:r>
+      <w:r>
+        <w:rPr>
+          <w:b/>
+          <w:bCs/>
+        </w:rPr>
+        <w:tab/>
+        <w:t xml:space="preserve">   </w:t>
+      </w:r>
+      <w:proofErr w:type="gramStart"/>
+      <w:r>
+        <w:rPr>
+          <w:b/>
+          <w:bCs/>
+        </w:rPr>
+        <w:t xml:space="preserve">   {</w:t>
+      </w:r>
+      <w:proofErr w:type="gramEnd"/>
+      <w:r>
+        <w:rPr>
+          <w:b/>
+          <w:bCs/>
+        </w:rPr>
+        <w:t>{dates}}</w:t>
+      </w:r>
+    </w:p>
     <w:p>
       <w:pPr>
         <w:pStyle w:val="SHText"/>
@@ -347,53 +355,64 @@
         <w:t>{{#roles}}</w:t>
       </w:r>
     </w:p>
-    <w:tbl>
-      <w:tblPr>
-        <w:tblStyle w:val="TableGrid"/>
-        <w:tblW w:w="9026" w:type="dxa"/>
-        <w:tblBorders>
-          <w:top w:val="none" w:sz="0" w:space="0" w:color="auto"/>
-          <w:left w:val="none" w:sz="0" w:space="0" w:color="auto"/>
-          <w:bottom w:val="none" w:sz="0" w:space="0" w:color="auto"/>
-          <w:right w:val="none" w:sz="0" w:space="0" w:color="auto"/>
-          <w:insideH w:val="none" w:sz="0" w:space="0" w:color="auto"/>
-          <w:insideV w:val="none" w:sz="0" w:space="0" w:color="auto"/>
-        </w:tblBorders>
-      </w:tblPr>
-      <w:tblGrid>
-        <w:gridCol w:w="5526"/>
-        <w:gridCol w:w="3500"/>
-      </w:tblGrid>
-      <w:tr>
-        <w:tc>
-          <w:tcPr>
-            <w:tcW w:w="5526" w:type="dxa"/>
-          </w:tcPr>
-          <w:p>
-            <w:pPr>
-              <w:pStyle w:val="SHText"/>
-            </w:pPr>
-            <w:r>
-              <w:t xml:space="preserve">{{role}}, {{function}}</w:t>
-            </w:r>
-          </w:p>
-        </w:tc>
-        <w:tc>
-          <w:tcPr>
-            <w:tcW w:w="3500" w:type="dxa"/>
-          </w:tcPr>
-          <w:p>
-            <w:pPr>
-              <w:pStyle w:val="SHText"/>
-              <w:jc w:val="right"/>
-            </w:pPr>
-            <w:r>
-              <w:t>{{#role_dates}}{{role_dates}}{{/role_dates}}</w:t>
-            </w:r>
-          </w:p>
-        </w:tc>
-      </w:tr>
-    </w:tbl>
+    <w:p>
+      <w:pPr>
+        <w:pStyle w:val="SHText"/>
+        <w:ind w:hanging="284"/>
+      </w:pPr>
+      <w:r>
+        <w:t>{{role}}, {{function}}</w:t>
+      </w:r>
+      <w:r>
+        <w:tab/>
+      </w:r>
+      <w:r>
+        <w:tab/>
+      </w:r>
+      <w:r>
+        <w:tab/>
+      </w:r>
+      <w:r>
+        <w:tab/>
+      </w:r>
+      <w:r>
+        <w:tab/>
+      </w:r>
+      <w:r>
+        <w:tab/>
+        <w:t xml:space="preserve">   </w:t>
+      </w:r>
+      <w:proofErr w:type="gramStart"/>
+      <w:r>
+        <w:t xml:space="preserve">   {</w:t>
+      </w:r>
+      <w:proofErr w:type="gramEnd"/>
+      <w:r>
+        <w:t>{#role_dates</w:t>
+      </w:r>
+      <w:proofErr w:type="gramStart"/>
+      <w:r>
+        <w:t>}}{</w:t>
+      </w:r>
+      <w:proofErr w:type="gramEnd"/>
+      <w:r>
+        <w:t>{role_dates</w:t>
+      </w:r>
+      <w:proofErr w:type="gramStart"/>
+      <w:r>
+        <w:t>}}{</w:t>
+      </w:r>
+      <w:proofErr w:type="gramEnd"/>
+      <w:r>
+        <w:t>{/role_dates}}</w:t>
+      </w:r>
+    </w:p>
+    <w:p>
+      <w:pPr>
+        <w:pStyle w:val="SHText"/>
+        <w:ind w:hanging="284"/>
+      </w:pPr>
+    </w:p>
     <w:p>
       <w:pPr>
         <w:pStyle w:val="SHText"/>
@@ -405,7 +424,7 @@
     <w:p>
       <w:pPr>
         <w:pStyle w:val="SHBullets"/>
-        <w:ind w:left="0" w:hanging="284"/>
+        <w:ind w:left="0"/>
       </w:pPr>
       <w:r>
         <w:t>{{.}}</w:t>
@@ -421,12 +440,13 @@
     </w:p>
     <w:p>
       <w:pPr>
-        <w:pStyle w:val="SHText"/>
-        <w:spacing w:before="0" w:after="0" w:line="120" w:lineRule="exact"/>
-      </w:pPr>
-      <w:r>
-        <w:t xml:space="preserve"> </w:t>
-      </w:r>
+        <w:pStyle w:val="SHBullets"/>
+        <w:numPr>
+          <w:ilvl w:val="0"/>
+          <w:numId w:val="0"/>
+        </w:numPr>
+        <w:ind w:left="284"/>
+      </w:pPr>
     </w:p>
     <w:p>
       <w:pPr>
@@ -438,8 +458,12 @@
     </w:p>
     <w:p>
       <w:pPr>
-        <w:pStyle w:val="SHText"/>
-        <w:spacing w:after="160"/>
+        <w:pStyle w:val="SHBullets"/>
+        <w:numPr>
+          <w:ilvl w:val="0"/>
+          <w:numId w:val="0"/>
+        </w:numPr>
+        <w:ind w:left="426"/>
       </w:pPr>
     </w:p>
     <w:p>
@@ -465,80 +489,411 @@
           <w:b/>
           <w:bCs/>
         </w:rPr>
+        <w:t>Personal Details</w:t>
+      </w:r>
+    </w:p>
+    <w:p>
+      <w:pPr>
+        <w:pStyle w:val="SHText"/>
+        <w:rPr>
+          <w:b/>
+          <w:bCs/>
+          <w:color w:val="147689" w:themeColor="accent3"/>
+        </w:rPr>
+      </w:pPr>
+    </w:p>
+    <w:p>
+      <w:pPr>
+        <w:pStyle w:val="SHText"/>
+        <w:rPr>
+          <w:b/>
+          <w:bCs/>
+          <w:color w:val="147689" w:themeColor="accent3"/>
+        </w:rPr>
+      </w:pPr>
+    </w:p>
+    <w:p>
+      <w:pPr>
+        <w:pStyle w:val="SHText"/>
+        <w:ind w:left="-284"/>
+        <w:rPr>
+          <w:b/>
+          <w:bCs/>
+          <w:color w:val="147689" w:themeColor="accent3"/>
+        </w:rPr>
+      </w:pPr>
+      <w:r>
+        <w:rPr>
+          <w:b/>
+          <w:bCs/>
+          <w:color w:val="147689" w:themeColor="accent3"/>
+        </w:rPr>
+        <w:t>Education</w:t>
+      </w:r>
+    </w:p>
+    <w:p>
+      <w:pPr>
+        <w:pStyle w:val="SHText"/>
+        <w:ind w:hanging="284"/>
+      </w:pPr>
+    </w:p>
+    <w:p>
+      <w:pPr>
+        <w:pStyle w:val="SHText"/>
+        <w:ind w:hanging="284"/>
+        <w:rPr>
+          <w:b/>
+          <w:bCs/>
+        </w:rPr>
+      </w:pPr>
+      <w:r>
+        <w:rPr>
+          <w:b/>
+          <w:bCs/>
+        </w:rPr>
+        <w:t>{{EDU_1_YEARS}}</w:t>
+      </w:r>
+      <w:r>
+        <w:rPr>
+          <w:b/>
+          <w:bCs/>
+        </w:rPr>
+        <w:tab/>
+      </w:r>
+      <w:r>
+        <w:rPr>
+          <w:b/>
+          <w:bCs/>
+        </w:rPr>
+        <w:tab/>
+        <w:t>{{EDU_1_INSTITUTION}}</w:t>
+      </w:r>
+    </w:p>
+    <w:p>
+      <w:pPr>
+        <w:pStyle w:val="SHText"/>
+        <w:ind w:hanging="284"/>
+      </w:pPr>
+      <w:r>
+        <w:rPr>
+          <w:b/>
+          <w:bCs/>
+        </w:rPr>
+        <w:tab/>
+      </w:r>
+      <w:r>
+        <w:rPr>
+          <w:b/>
+          <w:bCs/>
+        </w:rPr>
+        <w:tab/>
+      </w:r>
+      <w:r>
+        <w:rPr>
+          <w:b/>
+          <w:bCs/>
+        </w:rPr>
+        <w:tab/>
+      </w:r>
+      <w:r>
+        <w:rPr>
+          <w:b/>
+          <w:bCs/>
+        </w:rPr>
+        <w:tab/>
+      </w:r>
+      <w:r>
+        <w:t>{{EDU_1_DEGREE}}</w:t>
+      </w:r>
+    </w:p>
+    <w:p>
+      <w:pPr>
+        <w:pStyle w:val="SHText"/>
+        <w:ind w:left="2127" w:hanging="2411"/>
+      </w:pPr>
+    </w:p>
+    <w:p>
+      <w:pPr>
+        <w:pStyle w:val="SHText"/>
+        <w:ind w:left="2127" w:hanging="2411"/>
+      </w:pPr>
+    </w:p>
+    <w:p>
+      <w:pPr>
+        <w:pStyle w:val="SHText"/>
+        <w:ind w:hanging="284"/>
+        <w:rPr>
+          <w:b/>
+          <w:bCs/>
+          <w:color w:val="147689" w:themeColor="accent3"/>
+        </w:rPr>
+      </w:pPr>
+      <w:r>
+        <w:rPr>
+          <w:b/>
+          <w:bCs/>
+          <w:color w:val="147689" w:themeColor="accent3"/>
+        </w:rPr>
+        <w:t>Professional Qualifications</w:t>
+      </w:r>
+    </w:p>
+    <w:p>
+      <w:pPr>
+        <w:pStyle w:val="SHText"/>
+        <w:ind w:hanging="284"/>
+        <w:rPr>
+          <w:b/>
+          <w:bCs/>
+        </w:rPr>
+      </w:pPr>
+    </w:p>
+    <w:p>
+      <w:pPr>
+        <w:pStyle w:val="SHText"/>
+        <w:ind w:hanging="284"/>
+      </w:pPr>
+      <w:r>
+        <w:rPr>
+          <w:b/>
+          <w:bCs/>
+        </w:rPr>
+        <w:t xml:space="preserve">{{QUAL_YEAR}} </w:t>
+      </w:r>
+      <w:r>
+        <w:rPr>
+          <w:b/>
+          <w:bCs/>
+        </w:rPr>
+        <w:tab/>
+      </w:r>
+      <w:r>
+        <w:tab/>
+      </w:r>
+      <w:r>
+        <w:tab/>
+        <w:t>{{QUAL_1}}</w:t>
+      </w:r>
+    </w:p>
+    <w:p>
+      <w:pPr>
+        <w:pStyle w:val="SHText"/>
+        <w:ind w:hanging="284"/>
+      </w:pPr>
+    </w:p>
+    <w:p>
+      <w:pPr>
+        <w:pStyle w:val="SHText"/>
+        <w:ind w:hanging="284"/>
+      </w:pPr>
+    </w:p>
+    <w:p>
+      <w:pPr>
+        <w:pStyle w:val="SHText"/>
+        <w:ind w:hanging="284"/>
+      </w:pPr>
+      <w:r>
+        <w:rPr>
+          <w:b/>
+          <w:bCs/>
+        </w:rPr>
+        <w:t>Nationality</w:t>
+      </w:r>
+      <w:r>
+        <w:tab/>
+      </w:r>
+      <w:r>
+        <w:tab/>
+        <w:t>{{NATIONALITY}}</w:t>
+      </w:r>
+    </w:p>
+    <w:p>
+      <w:pPr>
+        <w:pStyle w:val="SHText"/>
+        <w:ind w:hanging="284"/>
+      </w:pPr>
+    </w:p>
+    <w:p>
+      <w:pPr>
+        <w:pStyle w:val="SHText"/>
+        <w:ind w:hanging="284"/>
+      </w:pPr>
+    </w:p>
+    <w:p>
+      <w:pPr>
+        <w:pStyle w:val="SHText"/>
+        <w:ind w:hanging="284"/>
+      </w:pPr>
+      <w:r>
+        <w:rPr>
+          <w:b/>
+          <w:bCs/>
+        </w:rPr>
+        <w:t>Languages</w:t>
+      </w:r>
+      <w:r>
+        <w:tab/>
+      </w:r>
+      <w:r>
+        <w:tab/>
+        <w:t>{{LANGUAGES}}</w:t>
+      </w:r>
+    </w:p>
+    <w:p>
+      <w:pPr>
+        <w:pStyle w:val="SHText"/>
+        <w:ind w:hanging="284"/>
+      </w:pPr>
+    </w:p>
+    <w:p>
+      <w:pPr>
+        <w:pStyle w:val="SHText"/>
+        <w:ind w:hanging="284"/>
+      </w:pPr>
+    </w:p>
+    <w:p>
+      <w:pPr>
+        <w:pStyle w:val="SHText"/>
+        <w:ind w:hanging="284"/>
+      </w:pPr>
+      <w:r>
+        <w:rPr>
+          <w:b/>
+          <w:bCs/>
+        </w:rPr>
+        <w:t>Interests</w:t>
+      </w:r>
+      <w:r>
+        <w:tab/>
+      </w:r>
+      <w:r>
+        <w:tab/>
+      </w:r>
+      <w:r>
+        <w:tab/>
+        <w:t>{{INTERESTS}}</w:t>
+      </w:r>
+    </w:p>
+    <w:p>
+      <w:pPr>
+        <w:rPr>
+          <w:rFonts w:ascii="Georgia" w:eastAsia="Calibri" w:hAnsi="Georgia" w:cs="Times New Roman"/>
+          <w:color w:val="012249"/>
+          <w:sz w:val="28"/>
+          <w:lang w:eastAsia="en-GB"/>
+        </w:rPr>
+      </w:pPr>
+      <w:r>
+        <w:br w:type="page"/>
+      </w:r>
+    </w:p>
+    <w:p>
+      <w:pPr>
+        <w:pStyle w:val="SHSubHeading"/>
+        <w:rPr>
+          <w:rFonts w:ascii="Raleway Medium" w:hAnsi="Raleway Medium"/>
+          <w:b/>
+          <w:bCs/>
+        </w:rPr>
+      </w:pPr>
+      <w:r>
+        <w:rPr>
+          <w:rFonts w:ascii="Raleway Medium" w:hAnsi="Raleway Medium"/>
+          <w:b/>
+          <w:bCs/>
+        </w:rPr>
+        <w:lastRenderedPageBreak/>
         <w:t>Project Experiences</w:t>
       </w:r>
     </w:p>
     <w:p>
       <w:pPr>
+        <w:pStyle w:val="SHHeading"/>
+      </w:pPr>
+    </w:p>
+    <w:p>
+      <w:pPr>
         <w:pStyle w:val="SHText"/>
       </w:pPr>
       <w:r>
         <w:t>{{#projects}}</w:t>
       </w:r>
     </w:p>
-    <w:tbl>
-      <w:tblPr>
-        <w:tblStyle w:val="TableGrid"/>
-        <w:tblW w:w="9026" w:type="dxa"/>
-        <w:tblBorders>
-          <w:top w:val="none" w:sz="0" w:space="0" w:color="auto"/>
-          <w:left w:val="none" w:sz="0" w:space="0" w:color="auto"/>
-          <w:bottom w:val="none" w:sz="0" w:space="0" w:color="auto"/>
-          <w:right w:val="none" w:sz="0" w:space="0" w:color="auto"/>
-          <w:insideH w:val="none" w:sz="0" w:space="0" w:color="auto"/>
-          <w:insideV w:val="none" w:sz="0" w:space="0" w:color="auto"/>
-        </w:tblBorders>
-      </w:tblPr>
-      <w:tblGrid>
-        <w:gridCol w:w="5526"/>
-        <w:gridCol w:w="3500"/>
-      </w:tblGrid>
-      <w:tr>
-        <w:tc>
-          <w:tcPr>
-            <w:tcW w:w="5526" w:type="dxa"/>
-          </w:tcPr>
-          <w:p>
-            <w:pPr>
-              <w:pStyle w:val="SHText"/>
-              <w:rPr>
-                <w:b/>
-                <w:bCs/>
-              </w:rPr>
-            </w:pPr>
-            <w:r>
-              <w:rPr>
-                <w:b/>
-                <w:bCs/>
-              </w:rPr>
-              <w:t xml:space="preserve">{{name}}, {{location}}</w:t>
-            </w:r>
-          </w:p>
-        </w:tc>
-        <w:tc>
-          <w:tcPr>
-            <w:tcW w:w="3500" w:type="dxa"/>
-          </w:tcPr>
-          <w:p>
-            <w:pPr>
-              <w:pStyle w:val="SHText"/>
-              <w:jc w:val="right"/>
-              <w:rPr>
-                <w:b/>
-                <w:bCs/>
-              </w:rPr>
-            </w:pPr>
-            <w:r>
-              <w:rPr>
-                <w:b/>
-                <w:bCs/>
-              </w:rPr>
-              <w:t>{{dates}}</w:t>
-            </w:r>
-          </w:p>
-        </w:tc>
-      </w:tr>
-    </w:tbl>
+    <w:p>
+      <w:pPr>
+        <w:pStyle w:val="SHText"/>
+        <w:ind w:hanging="284"/>
+        <w:rPr>
+          <w:b/>
+          <w:bCs/>
+        </w:rPr>
+      </w:pPr>
+      <w:r>
+        <w:rPr>
+          <w:b/>
+          <w:bCs/>
+        </w:rPr>
+        <w:t>{{name}}, {{location}}</w:t>
+      </w:r>
+      <w:r>
+        <w:rPr>
+          <w:b/>
+          <w:bCs/>
+        </w:rPr>
+        <w:tab/>
+      </w:r>
+      <w:r>
+        <w:rPr>
+          <w:b/>
+          <w:bCs/>
+        </w:rPr>
+        <w:tab/>
+      </w:r>
+      <w:r>
+        <w:rPr>
+          <w:b/>
+          <w:bCs/>
+        </w:rPr>
+        <w:tab/>
+      </w:r>
+      <w:r>
+        <w:rPr>
+          <w:b/>
+          <w:bCs/>
+        </w:rPr>
+        <w:tab/>
+      </w:r>
+      <w:r>
+        <w:rPr>
+          <w:b/>
+          <w:bCs/>
+        </w:rPr>
+        <w:tab/>
+      </w:r>
+      <w:r>
+        <w:rPr>
+          <w:b/>
+          <w:bCs/>
+        </w:rPr>
+        <w:tab/>
+        <w:t xml:space="preserve">   </w:t>
+      </w:r>
+      <w:proofErr w:type="gramStart"/>
+      <w:r>
+        <w:rPr>
+          <w:b/>
+          <w:bCs/>
+        </w:rPr>
+        <w:t xml:space="preserve">   {</w:t>
+      </w:r>
+      <w:proofErr w:type="gramEnd"/>
+      <w:r>
+        <w:rPr>
+          <w:b/>
+          <w:bCs/>
+        </w:rPr>
+        <w:t>{dates}}</w:t>
+      </w:r>
+    </w:p>
     <w:p>
       <w:pPr>
         <w:pStyle w:val="SHText"/>
@@ -547,53 +902,64 @@
         <w:t>{{#roles}}</w:t>
       </w:r>
     </w:p>
-    <w:tbl>
-      <w:tblPr>
-        <w:tblStyle w:val="TableGrid"/>
-        <w:tblW w:w="9026" w:type="dxa"/>
-        <w:tblBorders>
-          <w:top w:val="none" w:sz="0" w:space="0" w:color="auto"/>
-          <w:left w:val="none" w:sz="0" w:space="0" w:color="auto"/>
-          <w:bottom w:val="none" w:sz="0" w:space="0" w:color="auto"/>
-          <w:right w:val="none" w:sz="0" w:space="0" w:color="auto"/>
-          <w:insideH w:val="none" w:sz="0" w:space="0" w:color="auto"/>
-          <w:insideV w:val="none" w:sz="0" w:space="0" w:color="auto"/>
-        </w:tblBorders>
-      </w:tblPr>
-      <w:tblGrid>
-        <w:gridCol w:w="5526"/>
-        <w:gridCol w:w="3500"/>
-      </w:tblGrid>
-      <w:tr>
-        <w:tc>
-          <w:tcPr>
-            <w:tcW w:w="5526" w:type="dxa"/>
-          </w:tcPr>
-          <w:p>
-            <w:pPr>
-              <w:pStyle w:val="SHText"/>
-            </w:pPr>
-            <w:r>
-              <w:t xml:space="preserve">{{role}}, {{function}}</w:t>
-            </w:r>
-          </w:p>
-        </w:tc>
-        <w:tc>
-          <w:tcPr>
-            <w:tcW w:w="3500" w:type="dxa"/>
-          </w:tcPr>
-          <w:p>
-            <w:pPr>
-              <w:pStyle w:val="SHText"/>
-              <w:jc w:val="right"/>
-            </w:pPr>
-            <w:r>
-              <w:t>{{#role_dates}}{{role_dates}}{{/role_dates}}</w:t>
-            </w:r>
-          </w:p>
-        </w:tc>
-      </w:tr>
-    </w:tbl>
+    <w:p>
+      <w:pPr>
+        <w:pStyle w:val="SHText"/>
+        <w:ind w:hanging="284"/>
+      </w:pPr>
+      <w:r>
+        <w:t>{{role}}, {{function}}</w:t>
+      </w:r>
+      <w:r>
+        <w:tab/>
+      </w:r>
+      <w:r>
+        <w:tab/>
+      </w:r>
+      <w:r>
+        <w:tab/>
+      </w:r>
+      <w:r>
+        <w:tab/>
+      </w:r>
+      <w:r>
+        <w:tab/>
+      </w:r>
+      <w:r>
+        <w:tab/>
+        <w:t xml:space="preserve">   </w:t>
+      </w:r>
+      <w:proofErr w:type="gramStart"/>
+      <w:r>
+        <w:t xml:space="preserve">   {</w:t>
+      </w:r>
+      <w:proofErr w:type="gramEnd"/>
+      <w:r>
+        <w:t>{#role_dates</w:t>
+      </w:r>
+      <w:proofErr w:type="gramStart"/>
+      <w:r>
+        <w:t>}}{</w:t>
+      </w:r>
+      <w:proofErr w:type="gramEnd"/>
+      <w:r>
+        <w:t>{role_dates</w:t>
+      </w:r>
+      <w:proofErr w:type="gramStart"/>
+      <w:r>
+        <w:t>}}{</w:t>
+      </w:r>
+      <w:proofErr w:type="gramEnd"/>
+      <w:r>
+        <w:t>{/role_dates}}</w:t>
+      </w:r>
+    </w:p>
+    <w:p>
+      <w:pPr>
+        <w:pStyle w:val="SHText"/>
+        <w:ind w:hanging="284"/>
+      </w:pPr>
+    </w:p>
     <w:p>
       <w:pPr>
         <w:pStyle w:val="SHText"/>
@@ -605,7 +971,7 @@
     <w:p>
       <w:pPr>
         <w:pStyle w:val="SHBullets"/>
-        <w:ind w:left="0" w:hanging="284"/>
+        <w:ind w:left="0"/>
       </w:pPr>
       <w:r>
         <w:t>{{.}}</w:t>
@@ -621,12 +987,13 @@
     </w:p>
     <w:p>
       <w:pPr>
-        <w:pStyle w:val="SHText"/>
-        <w:spacing w:before="0" w:after="0" w:line="120" w:lineRule="exact"/>
-      </w:pPr>
-      <w:r>
-        <w:t xml:space="preserve"> </w:t>
-      </w:r>
+        <w:pStyle w:val="SHBullets"/>
+        <w:numPr>
+          <w:ilvl w:val="0"/>
+          <w:numId w:val="0"/>
+        </w:numPr>
+        <w:ind w:left="284"/>
+      </w:pPr>
     </w:p>
     <w:p>
       <w:pPr>
@@ -638,8 +1005,12 @@
     </w:p>
     <w:p>
       <w:pPr>
-        <w:pStyle w:val="SHText"/>
-        <w:spacing w:after="160"/>
+        <w:pStyle w:val="SHBullets"/>
+        <w:numPr>
+          <w:ilvl w:val="0"/>
+          <w:numId w:val="0"/>
+        </w:numPr>
+        <w:ind w:left="426"/>
       </w:pPr>
     </w:p>
     <w:p>
@@ -649,250 +1020,12 @@
       <w:r>
         <w:t>{{/projects}}</w:t>
       </w:r>
-    </w:p>
-    <w:p>
-      <w:pPr>
-        <w:pStyle w:val="SHSubHeading"/>
-        <w:rPr>
-          <w:rFonts w:ascii="Raleway Medium" w:hAnsi="Raleway Medium"/>
-          <w:b/>
-          <w:bCs/>
-        </w:rPr>
-      </w:pPr>
-      <w:r>
-        <w:rPr>
-          <w:rFonts w:ascii="Raleway Medium" w:hAnsi="Raleway Medium"/>
-          <w:b/>
-          <w:bCs/>
-        </w:rPr>
-        <w:t>Personal Details</w:t>
-      </w:r>
-    </w:p>
-    <w:p>
-      <w:pPr>
-        <w:pStyle w:val="SHText"/>
-        <w:rPr>
-          <w:b/>
-          <w:bCs/>
-          <w:color w:val="147689" w:themeColor="accent3"/>
-        </w:rPr>
-      </w:pPr>
-    </w:p>
-    <w:p>
-      <w:pPr>
-        <w:pStyle w:val="SHText"/>
-        <w:rPr>
-          <w:b/>
-          <w:bCs/>
-          <w:color w:val="147689" w:themeColor="accent3"/>
-        </w:rPr>
-      </w:pPr>
-    </w:p>
-    <w:p>
-      <w:pPr>
-        <w:pStyle w:val="SHText"/>
-        <w:ind w:left="-284"/>
-        <w:rPr>
-          <w:b/>
-          <w:bCs/>
-          <w:color w:val="147689" w:themeColor="accent3"/>
-        </w:rPr>
-      </w:pPr>
-      <w:r>
-        <w:rPr>
-          <w:b/>
-          <w:bCs/>
-          <w:color w:val="147689" w:themeColor="accent3"/>
-        </w:rPr>
-        <w:t>Education</w:t>
-      </w:r>
-    </w:p>
-    <w:p>
-      <w:pPr>
-        <w:pStyle w:val="SHText"/>
-        <w:ind w:hanging="284"/>
-      </w:pPr>
-    </w:p>
-    <w:p>
-      <w:pPr>
-        <w:pStyle w:val="SHText"/>
-        <w:ind w:hanging="284"/>
-        <w:rPr>
-          <w:b/>
-          <w:bCs/>
-        </w:rPr>
-      </w:pPr>
-      <w:r>
-        <w:rPr>
-          <w:b/>
-          <w:bCs/>
-        </w:rPr>
-        <w:t>{{EDU_1_YEARS}}</w:t>
-        <w:tab/>
-        <w:tab/>
-        <w:t>{{EDU_1_INSTITUTION}}</w:t>
-      </w:r>
-    </w:p>
-    <w:p>
-      <w:pPr>
-        <w:pStyle w:val="SHText"/>
-        <w:ind w:hanging="284"/>
-      </w:pPr>
-      <w:r>
-        <w:rPr>
-          <w:b/>
-          <w:bCs/>
-        </w:rPr>
-        <w:tab/>
-        <w:tab/>
-        <w:tab/>
-        <w:tab/>
-      </w:r>
-      <w:r>
-        <w:t>{{EDU_1_DEGREE}}</w:t>
-      </w:r>
-    </w:p>
-    <w:p>
-      <w:pPr>
-        <w:pStyle w:val="SHText"/>
-        <w:ind w:left="2127" w:hanging="2411"/>
-      </w:pPr>
-    </w:p>
-    <w:p>
-      <w:pPr>
-        <w:pStyle w:val="SHText"/>
-        <w:ind w:left="2127" w:hanging="2411"/>
-      </w:pPr>
-    </w:p>
-    <w:p>
-      <w:pPr>
-        <w:pStyle w:val="SHText"/>
-        <w:ind w:hanging="284"/>
-        <w:rPr>
-          <w:b/>
-          <w:bCs/>
-          <w:color w:val="147689" w:themeColor="accent3"/>
-        </w:rPr>
-      </w:pPr>
-    </w:p>
-    <w:p>
-      <w:pPr>
-        <w:pStyle w:val="SHText"/>
-        <w:ind w:hanging="284"/>
-        <w:rPr>
-          <w:b/>
-          <w:bCs/>
-          <w:color w:val="147689" w:themeColor="accent3"/>
-        </w:rPr>
-      </w:pPr>
-      <w:r>
-        <w:rPr>
-          <w:b/>
-          <w:bCs/>
-          <w:color w:val="147689" w:themeColor="accent3"/>
-        </w:rPr>
-        <w:t>Professional Qualifications</w:t>
-      </w:r>
-    </w:p>
-    <w:p>
-      <w:pPr>
-        <w:pStyle w:val="SHText"/>
-        <w:ind w:hanging="284"/>
-        <w:rPr>
-          <w:b/>
-          <w:bCs/>
-        </w:rPr>
-      </w:pPr>
-    </w:p>
-    <w:p>
-      <w:pPr>
-        <w:pStyle w:val="SHText"/>
-        <w:ind w:hanging="284"/>
-      </w:pPr>
-      <w:r>
-        <w:rPr>
-          <w:b/>
-          <w:bCs/>
-        </w:rPr>
-        <w:t>{{QUAL_1}}</w:t>
-      </w:r>
-    </w:p>
-    <w:p>
-      <w:pPr>
-        <w:pStyle w:val="SHText"/>
-        <w:ind w:hanging="284"/>
-      </w:pPr>
-    </w:p>
-    <w:p>
-      <w:pPr>
-        <w:pStyle w:val="SHText"/>
-        <w:ind w:hanging="284"/>
-      </w:pPr>
-      <w:r>
-        <w:rPr>
-          <w:b/>
-          <w:bCs/>
-        </w:rPr>
-        <w:t>Nationality</w:t>
-      </w:r>
-      <w:r>
-        <w:tab/>
-        <w:tab/>
-        <w:t>{{NATIONALITY}}</w:t>
-      </w:r>
-    </w:p>
-    <w:p>
-      <w:pPr>
-        <w:pStyle w:val="SHText"/>
-        <w:ind w:hanging="284"/>
-      </w:pPr>
-      <w:r>
-        <w:rPr>
-          <w:b/>
-          <w:bCs/>
-        </w:rPr>
-        <w:t>Languages</w:t>
-      </w:r>
-      <w:r>
-        <w:tab/>
-        <w:tab/>
-        <w:t>{{LANGUAGES}}</w:t>
-      </w:r>
-    </w:p>
-    <w:p>
-      <w:pPr>
-        <w:pStyle w:val="SHText"/>
-        <w:ind w:hanging="284"/>
-      </w:pPr>
-      <w:r>
-        <w:rPr>
-          <w:b/>
-          <w:bCs/>
-        </w:rPr>
-        <w:t>Interests</w:t>
-      </w:r>
-      <w:r>
-        <w:tab/>
-        <w:tab/>
-        <w:t>{{INTERESTS}}</w:t>
-      </w:r>
-    </w:p>
-    <w:p>
-      <w:pPr>
-        <w:pStyle w:val="SHText"/>
-        <w:ind w:hanging="284"/>
-      </w:pPr>
-    </w:p>
-    <w:p>
-      <w:pPr>
-        <w:pStyle w:val="SHSubHeading"/>
-      </w:pPr>
     </w:p>
     <w:sectPr>
       <w:headerReference w:type="default" r:id="rId11"/>
       <w:footerReference w:type="default" r:id="rId12"/>
       <w:pgSz w:w="11906" w:h="16838"/>
-      <w:pgMar w:top="2410" w:right="1440" w:bottom="2269" w:left="1440" w:header="708" w:footer="708" w:gutter="0"/>
+      <w:pgMar w:top="2410" w:right="1440" w:bottom="2269" w:left="1440" w:header="708" w:footer="0" w:gutter="0"/>
       <w:cols w:space="708"/>
       <w:docGrid w:linePitch="360"/>
     </w:sectPr>
@@ -1515,118 +1648,6 @@
     </w:lvl>
   </w:abstractNum>
   <w:abstractNum w:abstractNumId="2" w15:restartNumberingAfterBreak="0">
-    <w:nsid w:val="2979541F"/>
-    <w:multiLevelType w:val="multilevel"/>
-    <w:tmpl w:val="2979541F"/>
-    <w:lvl w:ilvl="0">
-      <w:numFmt w:val="bullet"/>
-      <w:lvlText w:val="•"/>
-      <w:lvlJc w:val="left"/>
-      <w:pPr>
-        <w:ind w:left="720" w:hanging="360"/>
-      </w:pPr>
-      <w:rPr>
-        <w:rFonts w:ascii="DengXian" w:eastAsia="DengXian" w:hAnsi="DengXian" w:cstheme="minorBidi" w:hint="eastAsia"/>
-      </w:rPr>
-    </w:lvl>
-    <w:lvl w:ilvl="1">
-      <w:start w:val="1"/>
-      <w:numFmt w:val="bullet"/>
-      <w:lvlText w:val="o"/>
-      <w:lvlJc w:val="left"/>
-      <w:pPr>
-        <w:ind w:left="1440" w:hanging="360"/>
-      </w:pPr>
-      <w:rPr>
-        <w:rFonts w:ascii="Courier New" w:hAnsi="Courier New" w:cs="Courier New" w:hint="default"/>
-      </w:rPr>
-    </w:lvl>
-    <w:lvl w:ilvl="2">
-      <w:start w:val="1"/>
-      <w:numFmt w:val="bullet"/>
-      <w:lvlText w:val=""/>
-      <w:lvlJc w:val="left"/>
-      <w:pPr>
-        <w:ind w:left="2160" w:hanging="360"/>
-      </w:pPr>
-      <w:rPr>
-        <w:rFonts w:ascii="Wingdings" w:hAnsi="Wingdings" w:hint="default"/>
-      </w:rPr>
-    </w:lvl>
-    <w:lvl w:ilvl="3">
-      <w:start w:val="1"/>
-      <w:numFmt w:val="bullet"/>
-      <w:lvlText w:val=""/>
-      <w:lvlJc w:val="left"/>
-      <w:pPr>
-        <w:ind w:left="2880" w:hanging="360"/>
-      </w:pPr>
-      <w:rPr>
-        <w:rFonts w:ascii="Symbol" w:hAnsi="Symbol" w:hint="default"/>
-      </w:rPr>
-    </w:lvl>
-    <w:lvl w:ilvl="4">
-      <w:start w:val="1"/>
-      <w:numFmt w:val="bullet"/>
-      <w:lvlText w:val="o"/>
-      <w:lvlJc w:val="left"/>
-      <w:pPr>
-        <w:ind w:left="3600" w:hanging="360"/>
-      </w:pPr>
-      <w:rPr>
-        <w:rFonts w:ascii="Courier New" w:hAnsi="Courier New" w:cs="Courier New" w:hint="default"/>
-      </w:rPr>
-    </w:lvl>
-    <w:lvl w:ilvl="5">
-      <w:start w:val="1"/>
-      <w:numFmt w:val="bullet"/>
-      <w:lvlText w:val=""/>
-      <w:lvlJc w:val="left"/>
-      <w:pPr>
-        <w:ind w:left="4320" w:hanging="360"/>
-      </w:pPr>
-      <w:rPr>
-        <w:rFonts w:ascii="Wingdings" w:hAnsi="Wingdings" w:hint="default"/>
-      </w:rPr>
-    </w:lvl>
-    <w:lvl w:ilvl="6">
-      <w:start w:val="1"/>
-      <w:numFmt w:val="bullet"/>
-      <w:lvlText w:val=""/>
-      <w:lvlJc w:val="left"/>
-      <w:pPr>
-        <w:ind w:left="5040" w:hanging="360"/>
-      </w:pPr>
-      <w:rPr>
-        <w:rFonts w:ascii="Symbol" w:hAnsi="Symbol" w:hint="default"/>
-      </w:rPr>
-    </w:lvl>
-    <w:lvl w:ilvl="7">
-      <w:start w:val="1"/>
-      <w:numFmt w:val="bullet"/>
-      <w:lvlText w:val="o"/>
-      <w:lvlJc w:val="left"/>
-      <w:pPr>
-        <w:ind w:left="5760" w:hanging="360"/>
-      </w:pPr>
-      <w:rPr>
-        <w:rFonts w:ascii="Courier New" w:hAnsi="Courier New" w:cs="Courier New" w:hint="default"/>
-      </w:rPr>
-    </w:lvl>
-    <w:lvl w:ilvl="8">
-      <w:start w:val="1"/>
-      <w:numFmt w:val="bullet"/>
-      <w:lvlText w:val=""/>
-      <w:lvlJc w:val="left"/>
-      <w:pPr>
-        <w:ind w:left="6480" w:hanging="360"/>
-      </w:pPr>
-      <w:rPr>
-        <w:rFonts w:ascii="Wingdings" w:hAnsi="Wingdings" w:hint="default"/>
-      </w:rPr>
-    </w:lvl>
-  </w:abstractNum>
-  <w:abstractNum w:abstractNumId="3" w15:restartNumberingAfterBreak="0">
     <w:nsid w:val="2A0A6DB4"/>
     <w:multiLevelType w:val="hybridMultilevel"/>
     <w:tmpl w:val="2E00339A"/>
@@ -1742,120 +1763,7 @@
       </w:rPr>
     </w:lvl>
   </w:abstractNum>
-  <w:abstractNum w:abstractNumId="4" w15:restartNumberingAfterBreak="0">
-    <w:nsid w:val="53593A5F"/>
-    <w:multiLevelType w:val="hybridMultilevel"/>
-    <w:tmpl w:val="15362790"/>
-    <w:lvl w:ilvl="0" w:tplc="04090001">
-      <w:start w:val="1"/>
-      <w:numFmt w:val="bullet"/>
-      <w:lvlText w:val=""/>
-      <w:lvlJc w:val="left"/>
-      <w:pPr>
-        <w:ind w:left="360" w:hanging="360"/>
-      </w:pPr>
-      <w:rPr>
-        <w:rFonts w:ascii="Symbol" w:hAnsi="Symbol" w:hint="default"/>
-      </w:rPr>
-    </w:lvl>
-    <w:lvl w:ilvl="1" w:tplc="04090003" w:tentative="1">
-      <w:start w:val="1"/>
-      <w:numFmt w:val="bullet"/>
-      <w:lvlText w:val="o"/>
-      <w:lvlJc w:val="left"/>
-      <w:pPr>
-        <w:ind w:left="1080" w:hanging="360"/>
-      </w:pPr>
-      <w:rPr>
-        <w:rFonts w:ascii="Courier New" w:hAnsi="Courier New" w:cs="Courier New" w:hint="default"/>
-      </w:rPr>
-    </w:lvl>
-    <w:lvl w:ilvl="2" w:tplc="04090005" w:tentative="1">
-      <w:start w:val="1"/>
-      <w:numFmt w:val="bullet"/>
-      <w:lvlText w:val=""/>
-      <w:lvlJc w:val="left"/>
-      <w:pPr>
-        <w:ind w:left="1800" w:hanging="360"/>
-      </w:pPr>
-      <w:rPr>
-        <w:rFonts w:ascii="Wingdings" w:hAnsi="Wingdings" w:hint="default"/>
-      </w:rPr>
-    </w:lvl>
-    <w:lvl w:ilvl="3" w:tplc="04090001" w:tentative="1">
-      <w:start w:val="1"/>
-      <w:numFmt w:val="bullet"/>
-      <w:lvlText w:val=""/>
-      <w:lvlJc w:val="left"/>
-      <w:pPr>
-        <w:ind w:left="2520" w:hanging="360"/>
-      </w:pPr>
-      <w:rPr>
-        <w:rFonts w:ascii="Symbol" w:hAnsi="Symbol" w:hint="default"/>
-      </w:rPr>
-    </w:lvl>
-    <w:lvl w:ilvl="4" w:tplc="04090003" w:tentative="1">
-      <w:start w:val="1"/>
-      <w:numFmt w:val="bullet"/>
-      <w:lvlText w:val="o"/>
-      <w:lvlJc w:val="left"/>
-      <w:pPr>
-        <w:ind w:left="3240" w:hanging="360"/>
-      </w:pPr>
-      <w:rPr>
-        <w:rFonts w:ascii="Courier New" w:hAnsi="Courier New" w:cs="Courier New" w:hint="default"/>
-      </w:rPr>
-    </w:lvl>
-    <w:lvl w:ilvl="5" w:tplc="04090005" w:tentative="1">
-      <w:start w:val="1"/>
-      <w:numFmt w:val="bullet"/>
-      <w:lvlText w:val=""/>
-      <w:lvlJc w:val="left"/>
-      <w:pPr>
-        <w:ind w:left="3960" w:hanging="360"/>
-      </w:pPr>
-      <w:rPr>
-        <w:rFonts w:ascii="Wingdings" w:hAnsi="Wingdings" w:hint="default"/>
-      </w:rPr>
-    </w:lvl>
-    <w:lvl w:ilvl="6" w:tplc="04090001" w:tentative="1">
-      <w:start w:val="1"/>
-      <w:numFmt w:val="bullet"/>
-      <w:lvlText w:val=""/>
-      <w:lvlJc w:val="left"/>
-      <w:pPr>
-        <w:ind w:left="4680" w:hanging="360"/>
-      </w:pPr>
-      <w:rPr>
-        <w:rFonts w:ascii="Symbol" w:hAnsi="Symbol" w:hint="default"/>
-      </w:rPr>
-    </w:lvl>
-    <w:lvl w:ilvl="7" w:tplc="04090003" w:tentative="1">
-      <w:start w:val="1"/>
-      <w:numFmt w:val="bullet"/>
-      <w:lvlText w:val="o"/>
-      <w:lvlJc w:val="left"/>
-      <w:pPr>
-        <w:ind w:left="5400" w:hanging="360"/>
-      </w:pPr>
-      <w:rPr>
-        <w:rFonts w:ascii="Courier New" w:hAnsi="Courier New" w:cs="Courier New" w:hint="default"/>
-      </w:rPr>
-    </w:lvl>
-    <w:lvl w:ilvl="8" w:tplc="04090005" w:tentative="1">
-      <w:start w:val="1"/>
-      <w:numFmt w:val="bullet"/>
-      <w:lvlText w:val=""/>
-      <w:lvlJc w:val="left"/>
-      <w:pPr>
-        <w:ind w:left="6120" w:hanging="360"/>
-      </w:pPr>
-      <w:rPr>
-        <w:rFonts w:ascii="Wingdings" w:hAnsi="Wingdings" w:hint="default"/>
-      </w:rPr>
-    </w:lvl>
-  </w:abstractNum>
-  <w:abstractNum w:abstractNumId="5" w15:restartNumberingAfterBreak="0">
+  <w:abstractNum w:abstractNumId="3" w15:restartNumberingAfterBreak="0">
     <w:nsid w:val="69925848"/>
     <w:multiLevelType w:val="hybridMultilevel"/>
     <w:tmpl w:val="791A7FCC"/>
@@ -1970,7 +1878,7 @@
       </w:rPr>
     </w:lvl>
   </w:abstractNum>
-  <w:abstractNum w:abstractNumId="6" w15:restartNumberingAfterBreak="0">
+  <w:abstractNum w:abstractNumId="4" w15:restartNumberingAfterBreak="0">
     <w:nsid w:val="6B05784C"/>
     <w:multiLevelType w:val="hybridMultilevel"/>
     <w:tmpl w:val="B9B60570"/>
@@ -2090,25 +1998,13 @@
     <w:abstractNumId w:val="0"/>
   </w:num>
   <w:num w:numId="3" w16cid:durableId="565840898">
-    <w:abstractNumId w:val="6"/>
+    <w:abstractNumId w:val="4"/>
   </w:num>
   <w:num w:numId="4" w16cid:durableId="362174377">
-    <w:abstractNumId w:val="5"/>
+    <w:abstractNumId w:val="3"/>
   </w:num>
   <w:num w:numId="5" w16cid:durableId="2136487507">
-    <w:abstractNumId w:val="3"/>
-  </w:num>
-  <w:num w:numId="6" w16cid:durableId="1606762727">
     <w:abstractNumId w:val="2"/>
-  </w:num>
-  <w:num w:numId="7" w16cid:durableId="1131096752">
-    <w:abstractNumId w:val="4"/>
-  </w:num>
-  <w:num w:numId="8" w16cid:durableId="2084140811">
-    <w:abstractNumId w:val="3"/>
-  </w:num>
-  <w:num w:numId="9" w16cid:durableId="499196289">
-    <w:abstractNumId w:val="3"/>
   </w:num>
 </w:numbering>
 </file>
@@ -2814,6 +2710,7 @@
       <w:numPr>
         <w:numId w:val="5"/>
       </w:numPr>
+      <w:ind w:left="567" w:hanging="284"/>
     </w:pPr>
   </w:style>
   <w:style w:type="character" w:customStyle="1" w:styleId="SHBulletsChar">
@@ -3136,7 +3033,12 @@
 </file>
 
 <file path=customXml/item2.xml><?xml version="1.0" encoding="utf-8"?>
-<b:Sources xmlns:b="http://schemas.openxmlformats.org/officeDocument/2006/bibliography" xmlns="http://schemas.openxmlformats.org/officeDocument/2006/bibliography" SelectedStyle="\APASixthEditionOfficeOnline.xsl" StyleName="APA" Version="6"/>
+<?mso-contentType ?>
+<FormTemplates xmlns="http://schemas.microsoft.com/sharepoint/v3/contenttype/forms">
+  <Display>DocumentLibraryForm</Display>
+  <Edit>DocumentLibraryForm</Edit>
+  <New>DocumentLibraryForm</New>
+</FormTemplates>
 </file>
 
 <file path=customXml/item3.xml><?xml version="1.0" encoding="utf-8"?>
@@ -3391,12 +3293,7 @@
 </file>
 
 <file path=customXml/item4.xml><?xml version="1.0" encoding="utf-8"?>
-<?mso-contentType ?>
-<FormTemplates xmlns="http://schemas.microsoft.com/sharepoint/v3/contenttype/forms">
-  <Display>DocumentLibraryForm</Display>
-  <Edit>DocumentLibraryForm</Edit>
-  <New>DocumentLibraryForm</New>
-</FormTemplates>
+<b:Sources xmlns:b="http://schemas.openxmlformats.org/officeDocument/2006/bibliography" xmlns="http://schemas.openxmlformats.org/officeDocument/2006/bibliography" SelectedStyle="\APASixthEditionOfficeOnline.xsl" StyleName="APA" Version="6"/>
 </file>
 
 <file path=customXml/itemProps1.xml><?xml version="1.0" encoding="utf-8"?>
@@ -3411,9 +3308,9 @@
 </file>
 
 <file path=customXml/itemProps2.xml><?xml version="1.0" encoding="utf-8"?>
-<ds:datastoreItem xmlns:ds="http://schemas.openxmlformats.org/officeDocument/2006/customXml" ds:itemID="{131CD77B-2AA1-44B9-9DDF-E5F6D0569CCC}">
+<ds:datastoreItem xmlns:ds="http://schemas.openxmlformats.org/officeDocument/2006/customXml" ds:itemID="{C677762F-4306-4D99-BDCC-E627A5986BB1}">
   <ds:schemaRefs>
-    <ds:schemaRef ds:uri="http://schemas.openxmlformats.org/officeDocument/2006/bibliography"/>
+    <ds:schemaRef ds:uri="http://schemas.microsoft.com/sharepoint/v3/contenttype/forms"/>
   </ds:schemaRefs>
 </ds:datastoreItem>
 </file>
@@ -3438,9 +3335,9 @@
 </file>
 
 <file path=customXml/itemProps4.xml><?xml version="1.0" encoding="utf-8"?>
-<ds:datastoreItem xmlns:ds="http://schemas.openxmlformats.org/officeDocument/2006/customXml" ds:itemID="{C677762F-4306-4D99-BDCC-E627A5986BB1}">
+<ds:datastoreItem xmlns:ds="http://schemas.openxmlformats.org/officeDocument/2006/customXml" ds:itemID="{131CD77B-2AA1-44B9-9DDF-E5F6D0569CCC}">
   <ds:schemaRefs>
-    <ds:schemaRef ds:uri="http://schemas.microsoft.com/sharepoint/v3/contenttype/forms"/>
+    <ds:schemaRef ds:uri="http://schemas.openxmlformats.org/officeDocument/2006/bibliography"/>
   </ds:schemaRefs>
 </ds:datastoreItem>
 </file>
--- a/templates/APAC_Candidate_Profile_English.docx
+++ b/templates/APAC_Candidate_Profile_English.docx
@@ -286,65 +286,13 @@
           <w:bCs/>
         </w:rPr>
         <w:t>{{name}}, {{location}}</w:t>
-      </w:r>
-      <w:r>
-        <w:rPr>
-          <w:b/>
-          <w:bCs/>
-        </w:rPr>
-        <w:tab/>
-      </w:r>
-      <w:r>
-        <w:rPr>
-          <w:b/>
-          <w:bCs/>
-        </w:rPr>
-        <w:tab/>
-      </w:r>
-      <w:r>
-        <w:rPr>
-          <w:b/>
-          <w:bCs/>
-        </w:rPr>
-        <w:tab/>
-      </w:r>
-      <w:r>
-        <w:rPr>
-          <w:b/>
-          <w:bCs/>
-        </w:rPr>
-        <w:tab/>
-      </w:r>
-      <w:r>
-        <w:rPr>
-          <w:b/>
-          <w:bCs/>
-        </w:rPr>
-        <w:tab/>
-      </w:r>
-      <w:r>
-        <w:rPr>
-          <w:b/>
-          <w:bCs/>
-        </w:rPr>
-        <w:tab/>
-        <w:t xml:space="preserve">   </w:t>
-      </w:r>
-      <w:proofErr w:type="gramStart"/>
-      <w:r>
-        <w:rPr>
-          <w:b/>
-          <w:bCs/>
-        </w:rPr>
-        <w:t xml:space="preserve">   {</w:t>
-      </w:r>
-      <w:proofErr w:type="gramEnd"/>
-      <w:r>
-        <w:rPr>
-          <w:b/>
-          <w:bCs/>
-        </w:rPr>
-        <w:t>{dates}}</w:t>
+        <w:tab/>
+        <w:tab/>
+        <w:tab/>
+        <w:tab/>
+        <w:tab/>
+        <w:tab/>
+        <w:t xml:space="preserve">      {{dates}}</w:t>
       </w:r>
     </w:p>
     <w:p>
@@ -362,49 +310,13 @@
       </w:pPr>
       <w:r>
         <w:t>{{role}}, {{function}}</w:t>
-      </w:r>
-      <w:r>
-        <w:tab/>
-      </w:r>
-      <w:r>
-        <w:tab/>
-      </w:r>
-      <w:r>
-        <w:tab/>
-      </w:r>
-      <w:r>
-        <w:tab/>
-      </w:r>
-      <w:r>
-        <w:tab/>
-      </w:r>
-      <w:r>
-        <w:tab/>
-        <w:t xml:space="preserve">   </w:t>
-      </w:r>
-      <w:proofErr w:type="gramStart"/>
-      <w:r>
-        <w:t xml:space="preserve">   {</w:t>
-      </w:r>
-      <w:proofErr w:type="gramEnd"/>
-      <w:r>
-        <w:t>{#role_dates</w:t>
-      </w:r>
-      <w:proofErr w:type="gramStart"/>
-      <w:r>
-        <w:t>}}{</w:t>
-      </w:r>
-      <w:proofErr w:type="gramEnd"/>
-      <w:r>
-        <w:t>{role_dates</w:t>
-      </w:r>
-      <w:proofErr w:type="gramStart"/>
-      <w:r>
-        <w:t>}}{</w:t>
-      </w:r>
-      <w:proofErr w:type="gramEnd"/>
-      <w:r>
-        <w:t>{/role_dates}}</w:t>
+        <w:tab/>
+        <w:tab/>
+        <w:tab/>
+        <w:tab/>
+        <w:tab/>
+        <w:tab/>
+        <w:t xml:space="preserve">      {{#role_dates}}{{role_dates}}{{/role_dates}}</w:t>
       </w:r>
     </w:p>
     <w:p>
@@ -541,6 +453,15 @@
       <w:pPr>
         <w:pStyle w:val="SHText"/>
         <w:ind w:hanging="284"/>
+      </w:pPr>
+      <w:r>
+        <w:t>{{#education}}</w:t>
+      </w:r>
+    </w:p>
+    <w:p>
+      <w:pPr>
+        <w:pStyle w:val="SHText"/>
+        <w:ind w:hanging="284"/>
         <w:rPr>
           <w:b/>
           <w:bCs/>
@@ -551,22 +472,29 @@
           <w:b/>
           <w:bCs/>
         </w:rPr>
-        <w:t>{{EDU_1_YEARS}}</w:t>
-      </w:r>
+        <w:t>{{years}}</w:t>
+        <w:tab/>
+        <w:tab/>
+        <w:t>{{institution}}</w:t>
+      </w:r>
+    </w:p>
+    <w:p>
+      <w:pPr>
+        <w:pStyle w:val="SHText"/>
+        <w:ind w:hanging="284"/>
+      </w:pPr>
       <w:r>
         <w:rPr>
           <w:b/>
           <w:bCs/>
         </w:rPr>
         <w:tab/>
-      </w:r>
-      <w:r>
-        <w:rPr>
-          <w:b/>
-          <w:bCs/>
-        </w:rPr>
-        <w:tab/>
-        <w:t>{{EDU_1_INSTITUTION}}</w:t>
+        <w:tab/>
+        <w:tab/>
+        <w:tab/>
+      </w:r>
+      <w:r>
+        <w:t>{{degree}}</w:t>
       </w:r>
     </w:p>
     <w:p>
@@ -575,35 +503,7 @@
         <w:ind w:hanging="284"/>
       </w:pPr>
       <w:r>
-        <w:rPr>
-          <w:b/>
-          <w:bCs/>
-        </w:rPr>
-        <w:tab/>
-      </w:r>
-      <w:r>
-        <w:rPr>
-          <w:b/>
-          <w:bCs/>
-        </w:rPr>
-        <w:tab/>
-      </w:r>
-      <w:r>
-        <w:rPr>
-          <w:b/>
-          <w:bCs/>
-        </w:rPr>
-        <w:tab/>
-      </w:r>
-      <w:r>
-        <w:rPr>
-          <w:b/>
-          <w:bCs/>
-        </w:rPr>
-        <w:tab/>
-      </w:r>
-      <w:r>
-        <w:t>{{EDU_1_DEGREE}}</w:t>
+        <w:t>{{/education}}</w:t>
       </w:r>
     </w:p>
     <w:p>
@@ -658,20 +558,42 @@
           <w:bCs/>
         </w:rPr>
         <w:t xml:space="preserve">{{QUAL_YEAR}} </w:t>
-      </w:r>
+        <w:tab/>
+      </w:r>
+      <w:r>
+        <w:tab/>
+        <w:tab/>
+        <w:t>{{QUAL_1}}</w:t>
+      </w:r>
+    </w:p>
+    <w:p>
+      <w:pPr>
+        <w:pStyle w:val="SHText"/>
+        <w:ind w:hanging="284"/>
+      </w:pPr>
+    </w:p>
+    <w:p>
+      <w:pPr>
+        <w:pStyle w:val="SHText"/>
+        <w:ind w:hanging="284"/>
+      </w:pPr>
+    </w:p>
+    <w:p>
+      <w:pPr>
+        <w:pStyle w:val="SHText"/>
+        <w:ind w:hanging="284"/>
+      </w:pPr>
       <w:r>
         <w:rPr>
           <w:b/>
           <w:bCs/>
         </w:rPr>
-        <w:tab/>
-      </w:r>
-      <w:r>
-        <w:tab/>
-      </w:r>
-      <w:r>
-        <w:tab/>
-        <w:t>{{QUAL_1}}</w:t>
+        <w:t>Nationality</w:t>
+      </w:r>
+      <w:r>
+        <w:tab/>
+        <w:tab/>
+        <w:t>{{NATIONALITY}}</w:t>
       </w:r>
     </w:p>
     <w:p>
@@ -696,14 +618,12 @@
           <w:b/>
           <w:bCs/>
         </w:rPr>
-        <w:t>Nationality</w:t>
-      </w:r>
-      <w:r>
-        <w:tab/>
-      </w:r>
-      <w:r>
-        <w:tab/>
-        <w:t>{{NATIONALITY}}</w:t>
+        <w:t>Languages</w:t>
+      </w:r>
+      <w:r>
+        <w:tab/>
+        <w:tab/>
+        <w:t>{{LANGUAGES}}</w:t>
       </w:r>
     </w:p>
     <w:p>
@@ -728,47 +648,11 @@
           <w:b/>
           <w:bCs/>
         </w:rPr>
-        <w:t>Languages</w:t>
-      </w:r>
-      <w:r>
-        <w:tab/>
-      </w:r>
-      <w:r>
-        <w:tab/>
-        <w:t>{{LANGUAGES}}</w:t>
-      </w:r>
-    </w:p>
-    <w:p>
-      <w:pPr>
-        <w:pStyle w:val="SHText"/>
-        <w:ind w:hanging="284"/>
-      </w:pPr>
-    </w:p>
-    <w:p>
-      <w:pPr>
-        <w:pStyle w:val="SHText"/>
-        <w:ind w:hanging="284"/>
-      </w:pPr>
-    </w:p>
-    <w:p>
-      <w:pPr>
-        <w:pStyle w:val="SHText"/>
-        <w:ind w:hanging="284"/>
-      </w:pPr>
-      <w:r>
-        <w:rPr>
-          <w:b/>
-          <w:bCs/>
-        </w:rPr>
         <w:t>Interests</w:t>
       </w:r>
       <w:r>
         <w:tab/>
-      </w:r>
-      <w:r>
-        <w:tab/>
-      </w:r>
-      <w:r>
+        <w:tab/>
         <w:tab/>
         <w:t>{{INTERESTS}}</w:t>
       </w:r>
@@ -833,65 +717,13 @@
           <w:bCs/>
         </w:rPr>
         <w:t>{{name}}, {{location}}</w:t>
-      </w:r>
-      <w:r>
-        <w:rPr>
-          <w:b/>
-          <w:bCs/>
-        </w:rPr>
-        <w:tab/>
-      </w:r>
-      <w:r>
-        <w:rPr>
-          <w:b/>
-          <w:bCs/>
-        </w:rPr>
-        <w:tab/>
-      </w:r>
-      <w:r>
-        <w:rPr>
-          <w:b/>
-          <w:bCs/>
-        </w:rPr>
-        <w:tab/>
-      </w:r>
-      <w:r>
-        <w:rPr>
-          <w:b/>
-          <w:bCs/>
-        </w:rPr>
-        <w:tab/>
-      </w:r>
-      <w:r>
-        <w:rPr>
-          <w:b/>
-          <w:bCs/>
-        </w:rPr>
-        <w:tab/>
-      </w:r>
-      <w:r>
-        <w:rPr>
-          <w:b/>
-          <w:bCs/>
-        </w:rPr>
-        <w:tab/>
-        <w:t xml:space="preserve">   </w:t>
-      </w:r>
-      <w:proofErr w:type="gramStart"/>
-      <w:r>
-        <w:rPr>
-          <w:b/>
-          <w:bCs/>
-        </w:rPr>
-        <w:t xml:space="preserve">   {</w:t>
-      </w:r>
-      <w:proofErr w:type="gramEnd"/>
-      <w:r>
-        <w:rPr>
-          <w:b/>
-          <w:bCs/>
-        </w:rPr>
-        <w:t>{dates}}</w:t>
+        <w:tab/>
+        <w:tab/>
+        <w:tab/>
+        <w:tab/>
+        <w:tab/>
+        <w:tab/>
+        <w:t xml:space="preserve">      {{dates}}</w:t>
       </w:r>
     </w:p>
     <w:p>
@@ -909,49 +741,13 @@
       </w:pPr>
       <w:r>
         <w:t>{{role}}, {{function}}</w:t>
-      </w:r>
-      <w:r>
-        <w:tab/>
-      </w:r>
-      <w:r>
-        <w:tab/>
-      </w:r>
-      <w:r>
-        <w:tab/>
-      </w:r>
-      <w:r>
-        <w:tab/>
-      </w:r>
-      <w:r>
-        <w:tab/>
-      </w:r>
-      <w:r>
-        <w:tab/>
-        <w:t xml:space="preserve">   </w:t>
-      </w:r>
-      <w:proofErr w:type="gramStart"/>
-      <w:r>
-        <w:t xml:space="preserve">   {</w:t>
-      </w:r>
-      <w:proofErr w:type="gramEnd"/>
-      <w:r>
-        <w:t>{#role_dates</w:t>
-      </w:r>
-      <w:proofErr w:type="gramStart"/>
-      <w:r>
-        <w:t>}}{</w:t>
-      </w:r>
-      <w:proofErr w:type="gramEnd"/>
-      <w:r>
-        <w:t>{role_dates</w:t>
-      </w:r>
-      <w:proofErr w:type="gramStart"/>
-      <w:r>
-        <w:t>}}{</w:t>
-      </w:r>
-      <w:proofErr w:type="gramEnd"/>
-      <w:r>
-        <w:t>{/role_dates}}</w:t>
+        <w:tab/>
+        <w:tab/>
+        <w:tab/>
+        <w:tab/>
+        <w:tab/>
+        <w:tab/>
+        <w:t xml:space="preserve">      {{#role_dates}}{{role_dates}}{{/role_dates}}</w:t>
       </w:r>
     </w:p>
     <w:p>

--- a/templates/APAC_Candidate_Profile_English.docx
+++ b/templates/APAC_Candidate_Profile_English.docx
@@ -274,26 +274,88 @@
     <w:p>
       <w:pPr>
         <w:pStyle w:val="SHText"/>
-        <w:ind w:hanging="284"/>
-        <w:rPr>
-          <w:b/>
-          <w:bCs/>
-        </w:rPr>
-      </w:pPr>
-      <w:r>
-        <w:rPr>
-          <w:b/>
-          <w:bCs/>
-        </w:rPr>
-        <w:t>{{name}}, {{location}}</w:t>
-        <w:tab/>
-        <w:tab/>
-        <w:tab/>
-        <w:tab/>
-        <w:tab/>
-        <w:tab/>
-        <w:t xml:space="preserve">      {{dates}}</w:t>
-      </w:r>
+      </w:pPr>
+    </w:p>
+    <w:tbl>
+      <w:tblPr>
+        <w:tblStyle w:val="TableGrid"/>
+        <w:tblW w:w="9026" w:type="dxa"/>
+        <w:tblInd w:w="0" w:type="dxa"/>
+        <w:tblBorders>
+          <w:top w:val="none" w:sz="0" w:space="0" w:color="auto"/>
+          <w:left w:val="none" w:sz="0" w:space="0" w:color="auto"/>
+          <w:bottom w:val="none" w:sz="0" w:space="0" w:color="auto"/>
+          <w:right w:val="none" w:sz="0" w:space="0" w:color="auto"/>
+          <w:insideH w:val="none" w:sz="0" w:space="0" w:color="auto"/>
+          <w:insideV w:val="none" w:sz="0" w:space="0" w:color="auto"/>
+        </w:tblBorders>
+        <w:tblCellMar>
+          <w:top w:w="0" w:type="dxa"/>
+          <w:left w:w="0" w:type="dxa"/>
+          <w:bottom w:w="0" w:type="dxa"/>
+          <w:right w:w="0" w:type="dxa"/>
+        </w:tblCellMar>
+      </w:tblPr>
+      <w:tblGrid>
+        <w:gridCol w:w="6528"/>
+        <w:gridCol w:w="2498"/>
+      </w:tblGrid>
+      <w:tr>
+        <w:tc>
+          <w:tcPr>
+            <w:tcW w:w="6528" w:type="dxa"/>
+            <w:tcBorders>
+              <w:top w:val="none" w:sz="0" w:space="0" w:color="auto"/>
+              <w:left w:val="none" w:sz="0" w:space="0" w:color="auto"/>
+              <w:bottom w:val="none" w:sz="0" w:space="0" w:color="auto"/>
+              <w:right w:val="none" w:sz="0" w:space="0" w:color="auto"/>
+            </w:tcBorders>
+          </w:tcPr>
+          <w:p>
+            <w:pPr>
+              <w:pStyle w:val="SHText"/>
+              <w:jc w:val="left"/>
+            </w:pPr>
+            <w:r>
+              <w:rPr>
+                <w:b/>
+                <w:bCs/>
+              </w:rPr>
+              <w:t xml:space="preserve">{{name}}, {{location}}</w:t>
+            </w:r>
+          </w:p>
+        </w:tc>
+        <w:tc>
+          <w:tcPr>
+            <w:tcW w:w="2498" w:type="dxa"/>
+            <w:tcBorders>
+              <w:top w:val="none" w:sz="0" w:space="0" w:color="auto"/>
+              <w:left w:val="none" w:sz="0" w:space="0" w:color="auto"/>
+              <w:bottom w:val="none" w:sz="0" w:space="0" w:color="auto"/>
+              <w:right w:val="none" w:sz="0" w:space="0" w:color="auto"/>
+            </w:tcBorders>
+            <w:noWrap/>
+          </w:tcPr>
+          <w:p>
+            <w:pPr>
+              <w:pStyle w:val="SHText"/>
+              <w:jc w:val="right"/>
+            </w:pPr>
+            <w:r>
+              <w:rPr>
+                <w:b/>
+                <w:bCs/>
+              </w:rPr>
+              <w:t xml:space="preserve">{{dates}}</w:t>
+            </w:r>
+          </w:p>
+        </w:tc>
+      </w:tr>
+    </w:tbl>
+    <w:p>
+      <w:pPr>
+        <w:pStyle w:val="SHText"/>
+      </w:pPr>
     </w:p>
     <w:p>
       <w:pPr>
@@ -303,26 +365,77 @@
         <w:t>{{#roles}}</w:t>
       </w:r>
     </w:p>
-    <w:p>
-      <w:pPr>
-        <w:pStyle w:val="SHText"/>
-        <w:ind w:hanging="284"/>
-      </w:pPr>
-      <w:r>
-        <w:t>{{role}}, {{function}}</w:t>
-        <w:tab/>
-        <w:tab/>
-        <w:tab/>
-        <w:tab/>
-        <w:tab/>
-        <w:tab/>
-        <w:t xml:space="preserve">      {{#role_dates}}{{role_dates}}{{/role_dates}}</w:t>
-      </w:r>
-    </w:p>
-    <w:p>
-      <w:pPr>
-        <w:pStyle w:val="SHText"/>
-        <w:ind w:hanging="284"/>
+    <w:tbl>
+      <w:tblPr>
+        <w:tblStyle w:val="TableGrid"/>
+        <w:tblW w:w="9026" w:type="dxa"/>
+        <w:tblInd w:w="0" w:type="dxa"/>
+        <w:tblBorders>
+          <w:top w:val="none" w:sz="0" w:space="0" w:color="auto"/>
+          <w:left w:val="none" w:sz="0" w:space="0" w:color="auto"/>
+          <w:bottom w:val="none" w:sz="0" w:space="0" w:color="auto"/>
+          <w:right w:val="none" w:sz="0" w:space="0" w:color="auto"/>
+          <w:insideH w:val="none" w:sz="0" w:space="0" w:color="auto"/>
+          <w:insideV w:val="none" w:sz="0" w:space="0" w:color="auto"/>
+        </w:tblBorders>
+        <w:tblCellMar>
+          <w:top w:w="0" w:type="dxa"/>
+          <w:left w:w="0" w:type="dxa"/>
+          <w:bottom w:w="0" w:type="dxa"/>
+          <w:right w:w="0" w:type="dxa"/>
+        </w:tblCellMar>
+      </w:tblPr>
+      <w:tblGrid>
+        <w:gridCol w:w="6528"/>
+        <w:gridCol w:w="2498"/>
+      </w:tblGrid>
+      <w:tr>
+        <w:tc>
+          <w:tcPr>
+            <w:tcW w:w="6528" w:type="dxa"/>
+            <w:tcBorders>
+              <w:top w:val="none" w:sz="0" w:space="0" w:color="auto"/>
+              <w:left w:val="none" w:sz="0" w:space="0" w:color="auto"/>
+              <w:bottom w:val="none" w:sz="0" w:space="0" w:color="auto"/>
+              <w:right w:val="none" w:sz="0" w:space="0" w:color="auto"/>
+            </w:tcBorders>
+          </w:tcPr>
+          <w:p>
+            <w:pPr>
+              <w:pStyle w:val="SHText"/>
+              <w:jc w:val="left"/>
+            </w:pPr>
+            <w:r>
+              <w:t xml:space="preserve">{{role}}, {{function}}</w:t>
+            </w:r>
+          </w:p>
+        </w:tc>
+        <w:tc>
+          <w:tcPr>
+            <w:tcW w:w="2498" w:type="dxa"/>
+            <w:tcBorders>
+              <w:top w:val="none" w:sz="0" w:space="0" w:color="auto"/>
+              <w:left w:val="none" w:sz="0" w:space="0" w:color="auto"/>
+              <w:bottom w:val="none" w:sz="0" w:space="0" w:color="auto"/>
+              <w:right w:val="none" w:sz="0" w:space="0" w:color="auto"/>
+            </w:tcBorders>
+            <w:noWrap/>
+          </w:tcPr>
+          <w:p>
+            <w:pPr>
+              <w:pStyle w:val="SHText"/>
+              <w:jc w:val="right"/>
+            </w:pPr>
+            <w:r>
+              <w:t xml:space="preserve">{{#role_dates}}{{role_dates}}{{/role_dates}}</w:t>
+            </w:r>
+          </w:p>
+        </w:tc>
+      </w:tr>
+    </w:tbl>
+    <w:p>
+      <w:pPr>
+        <w:pStyle w:val="SHText"/>
       </w:pPr>
     </w:p>
     <w:p>
@@ -336,7 +449,6 @@
     <w:p>
       <w:pPr>
         <w:pStyle w:val="SHBullets"/>
-        <w:ind w:left="0"/>
       </w:pPr>
       <w:r>
         <w:t>{{.}}</w:t>
@@ -352,12 +464,7 @@
     </w:p>
     <w:p>
       <w:pPr>
-        <w:pStyle w:val="SHBullets"/>
-        <w:numPr>
-          <w:ilvl w:val="0"/>
-          <w:numId w:val="0"/>
-        </w:numPr>
-        <w:ind w:left="284"/>
+        <w:pStyle w:val="SHText"/>
       </w:pPr>
     </w:p>
     <w:p>
@@ -370,12 +477,7 @@
     </w:p>
     <w:p>
       <w:pPr>
-        <w:pStyle w:val="SHBullets"/>
-        <w:numPr>
-          <w:ilvl w:val="0"/>
-          <w:numId w:val="0"/>
-        </w:numPr>
-        <w:ind w:left="426"/>
+        <w:pStyle w:val="SHText"/>
       </w:pPr>
     </w:p>
     <w:p>
@@ -705,26 +807,88 @@
     <w:p>
       <w:pPr>
         <w:pStyle w:val="SHText"/>
-        <w:ind w:hanging="284"/>
-        <w:rPr>
-          <w:b/>
-          <w:bCs/>
-        </w:rPr>
-      </w:pPr>
-      <w:r>
-        <w:rPr>
-          <w:b/>
-          <w:bCs/>
-        </w:rPr>
-        <w:t>{{name}}, {{location}}</w:t>
-        <w:tab/>
-        <w:tab/>
-        <w:tab/>
-        <w:tab/>
-        <w:tab/>
-        <w:tab/>
-        <w:t xml:space="preserve">      {{dates}}</w:t>
-      </w:r>
+      </w:pPr>
+    </w:p>
+    <w:tbl>
+      <w:tblPr>
+        <w:tblStyle w:val="TableGrid"/>
+        <w:tblW w:w="9026" w:type="dxa"/>
+        <w:tblInd w:w="0" w:type="dxa"/>
+        <w:tblBorders>
+          <w:top w:val="none" w:sz="0" w:space="0" w:color="auto"/>
+          <w:left w:val="none" w:sz="0" w:space="0" w:color="auto"/>
+          <w:bottom w:val="none" w:sz="0" w:space="0" w:color="auto"/>
+          <w:right w:val="none" w:sz="0" w:space="0" w:color="auto"/>
+          <w:insideH w:val="none" w:sz="0" w:space="0" w:color="auto"/>
+          <w:insideV w:val="none" w:sz="0" w:space="0" w:color="auto"/>
+        </w:tblBorders>
+        <w:tblCellMar>
+          <w:top w:w="0" w:type="dxa"/>
+          <w:left w:w="0" w:type="dxa"/>
+          <w:bottom w:w="0" w:type="dxa"/>
+          <w:right w:w="0" w:type="dxa"/>
+        </w:tblCellMar>
+      </w:tblPr>
+      <w:tblGrid>
+        <w:gridCol w:w="6528"/>
+        <w:gridCol w:w="2498"/>
+      </w:tblGrid>
+      <w:tr>
+        <w:tc>
+          <w:tcPr>
+            <w:tcW w:w="6528" w:type="dxa"/>
+            <w:tcBorders>
+              <w:top w:val="none" w:sz="0" w:space="0" w:color="auto"/>
+              <w:left w:val="none" w:sz="0" w:space="0" w:color="auto"/>
+              <w:bottom w:val="none" w:sz="0" w:space="0" w:color="auto"/>
+              <w:right w:val="none" w:sz="0" w:space="0" w:color="auto"/>
+            </w:tcBorders>
+          </w:tcPr>
+          <w:p>
+            <w:pPr>
+              <w:pStyle w:val="SHText"/>
+              <w:jc w:val="left"/>
+            </w:pPr>
+            <w:r>
+              <w:rPr>
+                <w:b/>
+                <w:bCs/>
+              </w:rPr>
+              <w:t xml:space="preserve">{{name}}, {{location}}</w:t>
+            </w:r>
+          </w:p>
+        </w:tc>
+        <w:tc>
+          <w:tcPr>
+            <w:tcW w:w="2498" w:type="dxa"/>
+            <w:tcBorders>
+              <w:top w:val="none" w:sz="0" w:space="0" w:color="auto"/>
+              <w:left w:val="none" w:sz="0" w:space="0" w:color="auto"/>
+              <w:bottom w:val="none" w:sz="0" w:space="0" w:color="auto"/>
+              <w:right w:val="none" w:sz="0" w:space="0" w:color="auto"/>
+            </w:tcBorders>
+            <w:noWrap/>
+          </w:tcPr>
+          <w:p>
+            <w:pPr>
+              <w:pStyle w:val="SHText"/>
+              <w:jc w:val="right"/>
+            </w:pPr>
+            <w:r>
+              <w:rPr>
+                <w:b/>
+                <w:bCs/>
+              </w:rPr>
+              <w:t xml:space="preserve">{{dates}}</w:t>
+            </w:r>
+          </w:p>
+        </w:tc>
+      </w:tr>
+    </w:tbl>
+    <w:p>
+      <w:pPr>
+        <w:pStyle w:val="SHText"/>
+      </w:pPr>
     </w:p>
     <w:p>
       <w:pPr>
@@ -734,26 +898,77 @@
         <w:t>{{#roles}}</w:t>
       </w:r>
     </w:p>
-    <w:p>
-      <w:pPr>
-        <w:pStyle w:val="SHText"/>
-        <w:ind w:hanging="284"/>
-      </w:pPr>
-      <w:r>
-        <w:t>{{role}}, {{function}}</w:t>
-        <w:tab/>
-        <w:tab/>
-        <w:tab/>
-        <w:tab/>
-        <w:tab/>
-        <w:tab/>
-        <w:t xml:space="preserve">      {{#role_dates}}{{role_dates}}{{/role_dates}}</w:t>
-      </w:r>
-    </w:p>
-    <w:p>
-      <w:pPr>
-        <w:pStyle w:val="SHText"/>
-        <w:ind w:hanging="284"/>
+    <w:tbl>
+      <w:tblPr>
+        <w:tblStyle w:val="TableGrid"/>
+        <w:tblW w:w="9026" w:type="dxa"/>
+        <w:tblInd w:w="0" w:type="dxa"/>
+        <w:tblBorders>
+          <w:top w:val="none" w:sz="0" w:space="0" w:color="auto"/>
+          <w:left w:val="none" w:sz="0" w:space="0" w:color="auto"/>
+          <w:bottom w:val="none" w:sz="0" w:space="0" w:color="auto"/>
+          <w:right w:val="none" w:sz="0" w:space="0" w:color="auto"/>
+          <w:insideH w:val="none" w:sz="0" w:space="0" w:color="auto"/>
+          <w:insideV w:val="none" w:sz="0" w:space="0" w:color="auto"/>
+        </w:tblBorders>
+        <w:tblCellMar>
+          <w:top w:w="0" w:type="dxa"/>
+          <w:left w:w="0" w:type="dxa"/>
+          <w:bottom w:w="0" w:type="dxa"/>
+          <w:right w:w="0" w:type="dxa"/>
+        </w:tblCellMar>
+      </w:tblPr>
+      <w:tblGrid>
+        <w:gridCol w:w="6528"/>
+        <w:gridCol w:w="2498"/>
+      </w:tblGrid>
+      <w:tr>
+        <w:tc>
+          <w:tcPr>
+            <w:tcW w:w="6528" w:type="dxa"/>
+            <w:tcBorders>
+              <w:top w:val="none" w:sz="0" w:space="0" w:color="auto"/>
+              <w:left w:val="none" w:sz="0" w:space="0" w:color="auto"/>
+              <w:bottom w:val="none" w:sz="0" w:space="0" w:color="auto"/>
+              <w:right w:val="none" w:sz="0" w:space="0" w:color="auto"/>
+            </w:tcBorders>
+          </w:tcPr>
+          <w:p>
+            <w:pPr>
+              <w:pStyle w:val="SHText"/>
+              <w:jc w:val="left"/>
+            </w:pPr>
+            <w:r>
+              <w:t xml:space="preserve">{{role}}, {{function}}</w:t>
+            </w:r>
+          </w:p>
+        </w:tc>
+        <w:tc>
+          <w:tcPr>
+            <w:tcW w:w="2498" w:type="dxa"/>
+            <w:tcBorders>
+              <w:top w:val="none" w:sz="0" w:space="0" w:color="auto"/>
+              <w:left w:val="none" w:sz="0" w:space="0" w:color="auto"/>
+              <w:bottom w:val="none" w:sz="0" w:space="0" w:color="auto"/>
+              <w:right w:val="none" w:sz="0" w:space="0" w:color="auto"/>
+            </w:tcBorders>
+            <w:noWrap/>
+          </w:tcPr>
+          <w:p>
+            <w:pPr>
+              <w:pStyle w:val="SHText"/>
+              <w:jc w:val="right"/>
+            </w:pPr>
+            <w:r>
+              <w:t xml:space="preserve">{{#role_dates}}{{role_dates}}{{/role_dates}}</w:t>
+            </w:r>
+          </w:p>
+        </w:tc>
+      </w:tr>
+    </w:tbl>
+    <w:p>
+      <w:pPr>
+        <w:pStyle w:val="SHText"/>
       </w:pPr>
     </w:p>
     <w:p>
@@ -767,7 +982,6 @@
     <w:p>
       <w:pPr>
         <w:pStyle w:val="SHBullets"/>
-        <w:ind w:left="0"/>
       </w:pPr>
       <w:r>
         <w:t>{{.}}</w:t>
@@ -783,12 +997,7 @@
     </w:p>
     <w:p>
       <w:pPr>
-        <w:pStyle w:val="SHBullets"/>
-        <w:numPr>
-          <w:ilvl w:val="0"/>
-          <w:numId w:val="0"/>
-        </w:numPr>
-        <w:ind w:left="284"/>
+        <w:pStyle w:val="SHText"/>
       </w:pPr>
     </w:p>
     <w:p>
@@ -801,12 +1010,7 @@
     </w:p>
     <w:p>
       <w:pPr>
-        <w:pStyle w:val="SHBullets"/>
-        <w:numPr>
-          <w:ilvl w:val="0"/>
-          <w:numId w:val="0"/>
-        </w:numPr>
-        <w:ind w:left="426"/>
+        <w:pStyle w:val="SHText"/>
       </w:pPr>
     </w:p>
     <w:p>

--- a/templates/APAC_Candidate_Profile_English.docx
+++ b/templates/APAC_Candidate_Profile_English.docx
@@ -297,13 +297,13 @@
         </w:tblCellMar>
       </w:tblPr>
       <w:tblGrid>
-        <w:gridCol w:w="6528"/>
-        <w:gridCol w:w="2498"/>
+        <w:gridCol w:w="6126"/>
+        <w:gridCol w:w="2900"/>
       </w:tblGrid>
       <w:tr>
         <w:tc>
           <w:tcPr>
-            <w:tcW w:w="6528" w:type="dxa"/>
+            <w:tcW w:w="6126" w:type="dxa"/>
             <w:tcBorders>
               <w:top w:val="none" w:sz="0" w:space="0" w:color="auto"/>
               <w:left w:val="none" w:sz="0" w:space="0" w:color="auto"/>
@@ -327,14 +327,13 @@
         </w:tc>
         <w:tc>
           <w:tcPr>
-            <w:tcW w:w="2498" w:type="dxa"/>
+            <w:tcW w:w="2900" w:type="dxa"/>
             <w:tcBorders>
               <w:top w:val="none" w:sz="0" w:space="0" w:color="auto"/>
               <w:left w:val="none" w:sz="0" w:space="0" w:color="auto"/>
               <w:bottom w:val="none" w:sz="0" w:space="0" w:color="auto"/>
               <w:right w:val="none" w:sz="0" w:space="0" w:color="auto"/>
             </w:tcBorders>
-            <w:noWrap/>
           </w:tcPr>
           <w:p>
             <w:pPr>
@@ -386,13 +385,13 @@
         </w:tblCellMar>
       </w:tblPr>
       <w:tblGrid>
-        <w:gridCol w:w="6528"/>
-        <w:gridCol w:w="2498"/>
+        <w:gridCol w:w="6126"/>
+        <w:gridCol w:w="2900"/>
       </w:tblGrid>
       <w:tr>
         <w:tc>
           <w:tcPr>
-            <w:tcW w:w="6528" w:type="dxa"/>
+            <w:tcW w:w="6126" w:type="dxa"/>
             <w:tcBorders>
               <w:top w:val="none" w:sz="0" w:space="0" w:color="auto"/>
               <w:left w:val="none" w:sz="0" w:space="0" w:color="auto"/>
@@ -412,14 +411,13 @@
         </w:tc>
         <w:tc>
           <w:tcPr>
-            <w:tcW w:w="2498" w:type="dxa"/>
+            <w:tcW w:w="2900" w:type="dxa"/>
             <w:tcBorders>
               <w:top w:val="none" w:sz="0" w:space="0" w:color="auto"/>
               <w:left w:val="none" w:sz="0" w:space="0" w:color="auto"/>
               <w:bottom w:val="none" w:sz="0" w:space="0" w:color="auto"/>
               <w:right w:val="none" w:sz="0" w:space="0" w:color="auto"/>
             </w:tcBorders>
-            <w:noWrap/>
           </w:tcPr>
           <w:p>
             <w:pPr>
@@ -830,13 +828,13 @@
         </w:tblCellMar>
       </w:tblPr>
       <w:tblGrid>
-        <w:gridCol w:w="6528"/>
-        <w:gridCol w:w="2498"/>
+        <w:gridCol w:w="6126"/>
+        <w:gridCol w:w="2900"/>
       </w:tblGrid>
       <w:tr>
         <w:tc>
           <w:tcPr>
-            <w:tcW w:w="6528" w:type="dxa"/>
+            <w:tcW w:w="6126" w:type="dxa"/>
             <w:tcBorders>
               <w:top w:val="none" w:sz="0" w:space="0" w:color="auto"/>
               <w:left w:val="none" w:sz="0" w:space="0" w:color="auto"/>
@@ -860,14 +858,13 @@
         </w:tc>
         <w:tc>
           <w:tcPr>
-            <w:tcW w:w="2498" w:type="dxa"/>
+            <w:tcW w:w="2900" w:type="dxa"/>
             <w:tcBorders>
               <w:top w:val="none" w:sz="0" w:space="0" w:color="auto"/>
               <w:left w:val="none" w:sz="0" w:space="0" w:color="auto"/>
               <w:bottom w:val="none" w:sz="0" w:space="0" w:color="auto"/>
               <w:right w:val="none" w:sz="0" w:space="0" w:color="auto"/>
             </w:tcBorders>
-            <w:noWrap/>
           </w:tcPr>
           <w:p>
             <w:pPr>
@@ -919,13 +916,13 @@
         </w:tblCellMar>
       </w:tblPr>
       <w:tblGrid>
-        <w:gridCol w:w="6528"/>
-        <w:gridCol w:w="2498"/>
+        <w:gridCol w:w="6126"/>
+        <w:gridCol w:w="2900"/>
       </w:tblGrid>
       <w:tr>
         <w:tc>
           <w:tcPr>
-            <w:tcW w:w="6528" w:type="dxa"/>
+            <w:tcW w:w="6126" w:type="dxa"/>
             <w:tcBorders>
               <w:top w:val="none" w:sz="0" w:space="0" w:color="auto"/>
               <w:left w:val="none" w:sz="0" w:space="0" w:color="auto"/>
@@ -945,14 +942,13 @@
         </w:tc>
         <w:tc>
           <w:tcPr>
-            <w:tcW w:w="2498" w:type="dxa"/>
+            <w:tcW w:w="2900" w:type="dxa"/>
             <w:tcBorders>
               <w:top w:val="none" w:sz="0" w:space="0" w:color="auto"/>
               <w:left w:val="none" w:sz="0" w:space="0" w:color="auto"/>
               <w:bottom w:val="none" w:sz="0" w:space="0" w:color="auto"/>
               <w:right w:val="none" w:sz="0" w:space="0" w:color="auto"/>
             </w:tcBorders>
-            <w:noWrap/>
           </w:tcPr>
           <w:p>
             <w:pPr>

--- a/templates/APAC_Candidate_Profile_English.docx
+++ b/templates/APAC_Candidate_Profile_English.docx
@@ -276,81 +276,25 @@
         <w:pStyle w:val="SHText"/>
       </w:pPr>
     </w:p>
-    <w:tbl>
-      <w:tblPr>
-        <w:tblStyle w:val="TableGrid"/>
-        <w:tblW w:w="9026" w:type="dxa"/>
-        <w:tblInd w:w="0" w:type="dxa"/>
-        <w:tblBorders>
-          <w:top w:val="none" w:sz="0" w:space="0" w:color="auto"/>
-          <w:left w:val="none" w:sz="0" w:space="0" w:color="auto"/>
-          <w:bottom w:val="none" w:sz="0" w:space="0" w:color="auto"/>
-          <w:right w:val="none" w:sz="0" w:space="0" w:color="auto"/>
-          <w:insideH w:val="none" w:sz="0" w:space="0" w:color="auto"/>
-          <w:insideV w:val="none" w:sz="0" w:space="0" w:color="auto"/>
-        </w:tblBorders>
-        <w:tblCellMar>
-          <w:top w:w="0" w:type="dxa"/>
-          <w:left w:w="0" w:type="dxa"/>
-          <w:bottom w:w="0" w:type="dxa"/>
-          <w:right w:w="0" w:type="dxa"/>
-        </w:tblCellMar>
-      </w:tblPr>
-      <w:tblGrid>
-        <w:gridCol w:w="6126"/>
-        <w:gridCol w:w="2900"/>
-      </w:tblGrid>
-      <w:tr>
-        <w:tc>
-          <w:tcPr>
-            <w:tcW w:w="6126" w:type="dxa"/>
-            <w:tcBorders>
-              <w:top w:val="none" w:sz="0" w:space="0" w:color="auto"/>
-              <w:left w:val="none" w:sz="0" w:space="0" w:color="auto"/>
-              <w:bottom w:val="none" w:sz="0" w:space="0" w:color="auto"/>
-              <w:right w:val="none" w:sz="0" w:space="0" w:color="auto"/>
-            </w:tcBorders>
-          </w:tcPr>
-          <w:p>
-            <w:pPr>
-              <w:pStyle w:val="SHText"/>
-              <w:jc w:val="left"/>
-            </w:pPr>
-            <w:r>
-              <w:rPr>
-                <w:b/>
-                <w:bCs/>
-              </w:rPr>
-              <w:t xml:space="preserve">{{name}}, {{location}}</w:t>
-            </w:r>
-          </w:p>
-        </w:tc>
-        <w:tc>
-          <w:tcPr>
-            <w:tcW w:w="2900" w:type="dxa"/>
-            <w:tcBorders>
-              <w:top w:val="none" w:sz="0" w:space="0" w:color="auto"/>
-              <w:left w:val="none" w:sz="0" w:space="0" w:color="auto"/>
-              <w:bottom w:val="none" w:sz="0" w:space="0" w:color="auto"/>
-              <w:right w:val="none" w:sz="0" w:space="0" w:color="auto"/>
-            </w:tcBorders>
-          </w:tcPr>
-          <w:p>
-            <w:pPr>
-              <w:pStyle w:val="SHText"/>
-              <w:jc w:val="right"/>
-            </w:pPr>
-            <w:r>
-              <w:rPr>
-                <w:b/>
-                <w:bCs/>
-              </w:rPr>
-              <w:t xml:space="preserve">{{dates}}</w:t>
-            </w:r>
-          </w:p>
-        </w:tc>
-      </w:tr>
-    </w:tbl>
+    <w:p>
+      <w:pPr>
+        <w:pStyle w:val="SHText"/>
+        <w:ind w:hanging="284"/>
+      </w:pPr>
+      <w:r>
+        <w:rPr>
+          <w:b/>
+          <w:bCs/>
+        </w:rPr>
+        <w:t xml:space="preserve">{{name}}, {{location}}</w:t>
+      </w:r>
+      <w:r>
+        <w:tab/>
+      </w:r>
+      <w:r>
+        <w:t xml:space="preserve">{{dates}}</w:t>
+      </w:r>
+    </w:p>
     <w:p>
       <w:pPr>
         <w:pStyle w:val="SHText"/>
@@ -364,73 +308,21 @@
         <w:t>{{#roles}}</w:t>
       </w:r>
     </w:p>
-    <w:tbl>
-      <w:tblPr>
-        <w:tblStyle w:val="TableGrid"/>
-        <w:tblW w:w="9026" w:type="dxa"/>
-        <w:tblInd w:w="0" w:type="dxa"/>
-        <w:tblBorders>
-          <w:top w:val="none" w:sz="0" w:space="0" w:color="auto"/>
-          <w:left w:val="none" w:sz="0" w:space="0" w:color="auto"/>
-          <w:bottom w:val="none" w:sz="0" w:space="0" w:color="auto"/>
-          <w:right w:val="none" w:sz="0" w:space="0" w:color="auto"/>
-          <w:insideH w:val="none" w:sz="0" w:space="0" w:color="auto"/>
-          <w:insideV w:val="none" w:sz="0" w:space="0" w:color="auto"/>
-        </w:tblBorders>
-        <w:tblCellMar>
-          <w:top w:w="0" w:type="dxa"/>
-          <w:left w:w="0" w:type="dxa"/>
-          <w:bottom w:w="0" w:type="dxa"/>
-          <w:right w:w="0" w:type="dxa"/>
-        </w:tblCellMar>
-      </w:tblPr>
-      <w:tblGrid>
-        <w:gridCol w:w="6126"/>
-        <w:gridCol w:w="2900"/>
-      </w:tblGrid>
-      <w:tr>
-        <w:tc>
-          <w:tcPr>
-            <w:tcW w:w="6126" w:type="dxa"/>
-            <w:tcBorders>
-              <w:top w:val="none" w:sz="0" w:space="0" w:color="auto"/>
-              <w:left w:val="none" w:sz="0" w:space="0" w:color="auto"/>
-              <w:bottom w:val="none" w:sz="0" w:space="0" w:color="auto"/>
-              <w:right w:val="none" w:sz="0" w:space="0" w:color="auto"/>
-            </w:tcBorders>
-          </w:tcPr>
-          <w:p>
-            <w:pPr>
-              <w:pStyle w:val="SHText"/>
-              <w:jc w:val="left"/>
-            </w:pPr>
-            <w:r>
-              <w:t xml:space="preserve">{{role}}, {{function}}</w:t>
-            </w:r>
-          </w:p>
-        </w:tc>
-        <w:tc>
-          <w:tcPr>
-            <w:tcW w:w="2900" w:type="dxa"/>
-            <w:tcBorders>
-              <w:top w:val="none" w:sz="0" w:space="0" w:color="auto"/>
-              <w:left w:val="none" w:sz="0" w:space="0" w:color="auto"/>
-              <w:bottom w:val="none" w:sz="0" w:space="0" w:color="auto"/>
-              <w:right w:val="none" w:sz="0" w:space="0" w:color="auto"/>
-            </w:tcBorders>
-          </w:tcPr>
-          <w:p>
-            <w:pPr>
-              <w:pStyle w:val="SHText"/>
-              <w:jc w:val="right"/>
-            </w:pPr>
-            <w:r>
-              <w:t xml:space="preserve">{{#role_dates}}{{role_dates}}{{/role_dates}}</w:t>
-            </w:r>
-          </w:p>
-        </w:tc>
-      </w:tr>
-    </w:tbl>
+    <w:p>
+      <w:pPr>
+        <w:pStyle w:val="SHText"/>
+        <w:ind w:hanging="284"/>
+      </w:pPr>
+      <w:r>
+        <w:t xml:space="preserve">{{role}}, {{function}}</w:t>
+      </w:r>
+      <w:r>
+        <w:tab/>
+      </w:r>
+      <w:r>
+        <w:t xml:space="preserve">{{#role_dates}}{{role_dates}}{{/role_dates}}</w:t>
+      </w:r>
+    </w:p>
     <w:p>
       <w:pPr>
         <w:pStyle w:val="SHText"/>
@@ -807,81 +699,25 @@
         <w:pStyle w:val="SHText"/>
       </w:pPr>
     </w:p>
-    <w:tbl>
-      <w:tblPr>
-        <w:tblStyle w:val="TableGrid"/>
-        <w:tblW w:w="9026" w:type="dxa"/>
-        <w:tblInd w:w="0" w:type="dxa"/>
-        <w:tblBorders>
-          <w:top w:val="none" w:sz="0" w:space="0" w:color="auto"/>
-          <w:left w:val="none" w:sz="0" w:space="0" w:color="auto"/>
-          <w:bottom w:val="none" w:sz="0" w:space="0" w:color="auto"/>
-          <w:right w:val="none" w:sz="0" w:space="0" w:color="auto"/>
-          <w:insideH w:val="none" w:sz="0" w:space="0" w:color="auto"/>
-          <w:insideV w:val="none" w:sz="0" w:space="0" w:color="auto"/>
-        </w:tblBorders>
-        <w:tblCellMar>
-          <w:top w:w="0" w:type="dxa"/>
-          <w:left w:w="0" w:type="dxa"/>
-          <w:bottom w:w="0" w:type="dxa"/>
-          <w:right w:w="0" w:type="dxa"/>
-        </w:tblCellMar>
-      </w:tblPr>
-      <w:tblGrid>
-        <w:gridCol w:w="6126"/>
-        <w:gridCol w:w="2900"/>
-      </w:tblGrid>
-      <w:tr>
-        <w:tc>
-          <w:tcPr>
-            <w:tcW w:w="6126" w:type="dxa"/>
-            <w:tcBorders>
-              <w:top w:val="none" w:sz="0" w:space="0" w:color="auto"/>
-              <w:left w:val="none" w:sz="0" w:space="0" w:color="auto"/>
-              <w:bottom w:val="none" w:sz="0" w:space="0" w:color="auto"/>
-              <w:right w:val="none" w:sz="0" w:space="0" w:color="auto"/>
-            </w:tcBorders>
-          </w:tcPr>
-          <w:p>
-            <w:pPr>
-              <w:pStyle w:val="SHText"/>
-              <w:jc w:val="left"/>
-            </w:pPr>
-            <w:r>
-              <w:rPr>
-                <w:b/>
-                <w:bCs/>
-              </w:rPr>
-              <w:t xml:space="preserve">{{name}}, {{location}}</w:t>
-            </w:r>
-          </w:p>
-        </w:tc>
-        <w:tc>
-          <w:tcPr>
-            <w:tcW w:w="2900" w:type="dxa"/>
-            <w:tcBorders>
-              <w:top w:val="none" w:sz="0" w:space="0" w:color="auto"/>
-              <w:left w:val="none" w:sz="0" w:space="0" w:color="auto"/>
-              <w:bottom w:val="none" w:sz="0" w:space="0" w:color="auto"/>
-              <w:right w:val="none" w:sz="0" w:space="0" w:color="auto"/>
-            </w:tcBorders>
-          </w:tcPr>
-          <w:p>
-            <w:pPr>
-              <w:pStyle w:val="SHText"/>
-              <w:jc w:val="right"/>
-            </w:pPr>
-            <w:r>
-              <w:rPr>
-                <w:b/>
-                <w:bCs/>
-              </w:rPr>
-              <w:t xml:space="preserve">{{dates}}</w:t>
-            </w:r>
-          </w:p>
-        </w:tc>
-      </w:tr>
-    </w:tbl>
+    <w:p>
+      <w:pPr>
+        <w:pStyle w:val="SHText"/>
+        <w:ind w:hanging="284"/>
+      </w:pPr>
+      <w:r>
+        <w:rPr>
+          <w:b/>
+          <w:bCs/>
+        </w:rPr>
+        <w:t xml:space="preserve">{{name}}, {{location}}</w:t>
+      </w:r>
+      <w:r>
+        <w:tab/>
+      </w:r>
+      <w:r>
+        <w:t xml:space="preserve">{{dates}}</w:t>
+      </w:r>
+    </w:p>
     <w:p>
       <w:pPr>
         <w:pStyle w:val="SHText"/>
@@ -895,73 +731,21 @@
         <w:t>{{#roles}}</w:t>
       </w:r>
     </w:p>
-    <w:tbl>
-      <w:tblPr>
-        <w:tblStyle w:val="TableGrid"/>
-        <w:tblW w:w="9026" w:type="dxa"/>
-        <w:tblInd w:w="0" w:type="dxa"/>
-        <w:tblBorders>
-          <w:top w:val="none" w:sz="0" w:space="0" w:color="auto"/>
-          <w:left w:val="none" w:sz="0" w:space="0" w:color="auto"/>
-          <w:bottom w:val="none" w:sz="0" w:space="0" w:color="auto"/>
-          <w:right w:val="none" w:sz="0" w:space="0" w:color="auto"/>
-          <w:insideH w:val="none" w:sz="0" w:space="0" w:color="auto"/>
-          <w:insideV w:val="none" w:sz="0" w:space="0" w:color="auto"/>
-        </w:tblBorders>
-        <w:tblCellMar>
-          <w:top w:w="0" w:type="dxa"/>
-          <w:left w:w="0" w:type="dxa"/>
-          <w:bottom w:w="0" w:type="dxa"/>
-          <w:right w:w="0" w:type="dxa"/>
-        </w:tblCellMar>
-      </w:tblPr>
-      <w:tblGrid>
-        <w:gridCol w:w="6126"/>
-        <w:gridCol w:w="2900"/>
-      </w:tblGrid>
-      <w:tr>
-        <w:tc>
-          <w:tcPr>
-            <w:tcW w:w="6126" w:type="dxa"/>
-            <w:tcBorders>
-              <w:top w:val="none" w:sz="0" w:space="0" w:color="auto"/>
-              <w:left w:val="none" w:sz="0" w:space="0" w:color="auto"/>
-              <w:bottom w:val="none" w:sz="0" w:space="0" w:color="auto"/>
-              <w:right w:val="none" w:sz="0" w:space="0" w:color="auto"/>
-            </w:tcBorders>
-          </w:tcPr>
-          <w:p>
-            <w:pPr>
-              <w:pStyle w:val="SHText"/>
-              <w:jc w:val="left"/>
-            </w:pPr>
-            <w:r>
-              <w:t xml:space="preserve">{{role}}, {{function}}</w:t>
-            </w:r>
-          </w:p>
-        </w:tc>
-        <w:tc>
-          <w:tcPr>
-            <w:tcW w:w="2900" w:type="dxa"/>
-            <w:tcBorders>
-              <w:top w:val="none" w:sz="0" w:space="0" w:color="auto"/>
-              <w:left w:val="none" w:sz="0" w:space="0" w:color="auto"/>
-              <w:bottom w:val="none" w:sz="0" w:space="0" w:color="auto"/>
-              <w:right w:val="none" w:sz="0" w:space="0" w:color="auto"/>
-            </w:tcBorders>
-          </w:tcPr>
-          <w:p>
-            <w:pPr>
-              <w:pStyle w:val="SHText"/>
-              <w:jc w:val="right"/>
-            </w:pPr>
-            <w:r>
-              <w:t xml:space="preserve">{{#role_dates}}{{role_dates}}{{/role_dates}}</w:t>
-            </w:r>
-          </w:p>
-        </w:tc>
-      </w:tr>
-    </w:tbl>
+    <w:p>
+      <w:pPr>
+        <w:pStyle w:val="SHText"/>
+        <w:ind w:hanging="284"/>
+      </w:pPr>
+      <w:r>
+        <w:t xml:space="preserve">{{role}}, {{function}}</w:t>
+      </w:r>
+      <w:r>
+        <w:tab/>
+      </w:r>
+      <w:r>
+        <w:t xml:space="preserve">{{#role_dates}}{{role_dates}}{{/role_dates}}</w:t>
+      </w:r>
+    </w:p>
     <w:p>
       <w:pPr>
         <w:pStyle w:val="SHText"/>
@@ -2620,6 +2404,9 @@
     <w:qFormat/>
     <w:rsid w:val="00FE0724"/>
     <w:pPr>
+      <w:tabs>
+        <w:tab w:val="right" w:pos="9026"/>
+      </w:tabs>
       <w:spacing w:after="0" w:line="240" w:lineRule="auto"/>
       <w:ind w:right="-472"/>
       <w:jc w:val="both"/>

--- a/templates/APAC_Candidate_Profile_English.docx
+++ b/templates/APAC_Candidate_Profile_English.docx
@@ -278,8 +278,7 @@
     </w:p>
     <w:p>
       <w:pPr>
-        <w:pStyle w:val="SHText"/>
-        <w:ind w:hanging="284"/>
+        <w:pStyle w:val="SHTextRight"/>
       </w:pPr>
       <w:r>
         <w:rPr>
@@ -310,8 +309,7 @@
     </w:p>
     <w:p>
       <w:pPr>
-        <w:pStyle w:val="SHText"/>
-        <w:ind w:hanging="284"/>
+        <w:pStyle w:val="SHTextRight"/>
       </w:pPr>
       <w:r>
         <w:t xml:space="preserve">{{role}}, {{function}}</w:t>
@@ -701,8 +699,7 @@
     </w:p>
     <w:p>
       <w:pPr>
-        <w:pStyle w:val="SHText"/>
-        <w:ind w:hanging="284"/>
+        <w:pStyle w:val="SHTextRight"/>
       </w:pPr>
       <w:r>
         <w:rPr>
@@ -733,8 +730,7 @@
     </w:p>
     <w:p>
       <w:pPr>
-        <w:pStyle w:val="SHText"/>
-        <w:ind w:hanging="284"/>
+        <w:pStyle w:val="SHTextRight"/>
       </w:pPr>
       <w:r>
         <w:t xml:space="preserve">{{role}}, {{function}}</w:t>
@@ -2404,9 +2400,6 @@
     <w:qFormat/>
     <w:rsid w:val="00FE0724"/>
     <w:pPr>
-      <w:tabs>
-        <w:tab w:val="right" w:pos="9026"/>
-      </w:tabs>
       <w:spacing w:after="0" w:line="240" w:lineRule="auto"/>
       <w:ind w:right="-472"/>
       <w:jc w:val="both"/>
@@ -2416,6 +2409,19 @@
       <w:color w:val="222229" w:themeColor="text1"/>
       <w:lang w:eastAsia="en-GB"/>
     </w:rPr>
+  </w:style>
+  <w:style w:type="paragraph" w:customStyle="1" w:styleId="SHTextRight">
+    <w:name w:val="SH Text Right"/>
+    <w:basedOn w:val="SHText"/>
+    <w:rsid w:val="00AA1234"/>
+    <w:pPr>
+      <w:tabs>
+        <w:tab w:val="right" w:pos="9026"/>
+      </w:tabs>
+      <w:spacing w:after="0" w:line="240" w:lineRule="auto"/>
+      <w:ind w:right="0"/>
+      <w:jc w:val="left"/>
+    </w:pPr>
   </w:style>
   <w:style w:type="character" w:customStyle="1" w:styleId="SHTextChar">
     <w:name w:val="SH Text Char"/>

--- a/templates/APAC_Candidate_Profile_English.docx
+++ b/templates/APAC_Candidate_Profile_English.docx
@@ -289,15 +289,8 @@
       </w:r>
       <w:r>
         <w:tab/>
-      </w:r>
-      <w:r>
         <w:t xml:space="preserve">{{dates}}</w:t>
       </w:r>
-    </w:p>
-    <w:p>
-      <w:pPr>
-        <w:pStyle w:val="SHText"/>
-      </w:pPr>
     </w:p>
     <w:p>
       <w:pPr>
@@ -710,8 +703,6 @@
       </w:r>
       <w:r>
         <w:tab/>
-      </w:r>
-      <w:r>
         <w:t xml:space="preserve">{{dates}}</w:t>
       </w:r>
     </w:p>
@@ -734,11 +725,7 @@
       </w:pPr>
       <w:r>
         <w:t xml:space="preserve">{{role}}, {{function}}</w:t>
-      </w:r>
-      <w:r>
         <w:tab/>
-      </w:r>
-      <w:r>
         <w:t xml:space="preserve">{{#role_dates}}{{role_dates}}{{/role_dates}}</w:t>
       </w:r>
     </w:p>

--- a/templates/APAC_Candidate_Profile_English.docx
+++ b/templates/APAC_Candidate_Profile_English.docx
@@ -287,8 +287,11 @@
         </w:rPr>
         <w:t xml:space="preserve">{{name}}, {{location}}</w:t>
       </w:r>
+      <w:r/>
       <w:r>
         <w:tab/>
+      </w:r>
+      <w:r>
         <w:t xml:space="preserve">{{dates}}</w:t>
       </w:r>
     </w:p>

--- a/templates/APAC_Candidate_Profile_English.docx
+++ b/templates/APAC_Candidate_Profile_English.docx
@@ -287,7 +287,6 @@
         </w:rPr>
         <w:t xml:space="preserve">{{name}}, {{location}}</w:t>
       </w:r>
-      <w:r/>
       <w:r>
         <w:tab/>
       </w:r>

--- a/templates/APAC_Candidate_Profile_English.docx
+++ b/templates/APAC_Candidate_Profile_English.docx
@@ -278,7 +278,8 @@
     </w:p>
     <w:p>
       <w:pPr>
-        <w:pStyle w:val="SHTextRight"/>
+        <w:pStyle w:val="SHText"/>
+        <w:ind w:hanging="284"/>
       </w:pPr>
       <w:r>
         <w:rPr>
@@ -286,11 +287,10 @@
           <w:bCs/>
         </w:rPr>
         <w:t xml:space="preserve">{{name}}, {{location}}</w:t>
-      </w:r>
-      <w:r>
         <w:tab/>
-      </w:r>
-      <w:r>
+        <w:tab/>
+        <w:tab/>
+        <w:tab/>
         <w:t xml:space="preserve">{{dates}}</w:t>
       </w:r>
     </w:p>
@@ -304,15 +304,15 @@
     </w:p>
     <w:p>
       <w:pPr>
-        <w:pStyle w:val="SHTextRight"/>
+        <w:pStyle w:val="SHText"/>
+        <w:ind w:hanging="284"/>
       </w:pPr>
       <w:r>
         <w:t xml:space="preserve">{{role}}, {{function}}</w:t>
-      </w:r>
-      <w:r>
         <w:tab/>
-      </w:r>
-      <w:r>
+        <w:tab/>
+        <w:tab/>
+        <w:tab/>
         <w:t xml:space="preserve">{{#role_dates}}{{role_dates}}{{/role_dates}}</w:t>
       </w:r>
     </w:p>

--- a/templates/APAC_Candidate_Profile_English.docx
+++ b/templates/APAC_Candidate_Profile_English.docx
@@ -287,10 +287,14 @@
           <w:bCs/>
         </w:rPr>
         <w:t xml:space="preserve">{{name}}, {{location}}</w:t>
+      </w:r>
+      <w:r>
         <w:tab/>
         <w:tab/>
         <w:tab/>
         <w:tab/>
+      </w:r>
+      <w:r>
         <w:t xml:space="preserve">{{dates}}</w:t>
       </w:r>
     </w:p>
@@ -309,10 +313,14 @@
       </w:pPr>
       <w:r>
         <w:t xml:space="preserve">{{role}}, {{function}}</w:t>
+      </w:r>
+      <w:r>
         <w:tab/>
         <w:tab/>
         <w:tab/>
         <w:tab/>
+      </w:r>
+      <w:r>
         <w:t xml:space="preserve">{{#role_dates}}{{role_dates}}{{/role_dates}}</w:t>
       </w:r>
     </w:p>

--- a/templates/APAC_Candidate_Profile_English.docx
+++ b/templates/APAC_Candidate_Profile_English.docx
@@ -273,13 +273,7 @@
     </w:p>
     <w:p>
       <w:pPr>
-        <w:pStyle w:val="SHText"/>
-      </w:pPr>
-    </w:p>
-    <w:p>
-      <w:pPr>
-        <w:pStyle w:val="SHText"/>
-        <w:ind w:hanging="284"/>
+        <w:pStyle w:val="SHTextRight"/>
       </w:pPr>
       <w:r>
         <w:rPr>
@@ -290,44 +284,36 @@
       </w:r>
       <w:r>
         <w:tab/>
+      </w:r>
+      <w:r>
+        <w:rPr>
+          <w:b/>
+          <w:bCs/>
+        </w:rPr>
+        <w:t xml:space="preserve">{{dates}}</w:t>
+      </w:r>
+    </w:p>
+    <w:p>
+      <w:pPr>
+        <w:pStyle w:val="SHText"/>
+      </w:pPr>
+      <w:r>
+        <w:t>{{#roles}}</w:t>
+      </w:r>
+    </w:p>
+    <w:p>
+      <w:pPr>
+        <w:pStyle w:val="SHTextRight"/>
+      </w:pPr>
+      <w:r>
+        <w:t xml:space="preserve">{{role}}, {{function}}</w:t>
+      </w:r>
+      <w:r>
         <w:tab/>
-        <w:tab/>
-        <w:tab/>
-      </w:r>
-      <w:r>
-        <w:t xml:space="preserve">{{dates}}</w:t>
-      </w:r>
-    </w:p>
-    <w:p>
-      <w:pPr>
-        <w:pStyle w:val="SHText"/>
-      </w:pPr>
-      <w:r>
-        <w:t>{{#roles}}</w:t>
-      </w:r>
-    </w:p>
-    <w:p>
-      <w:pPr>
-        <w:pStyle w:val="SHText"/>
-        <w:ind w:hanging="284"/>
-      </w:pPr>
-      <w:r>
-        <w:t xml:space="preserve">{{role}}, {{function}}</w:t>
-      </w:r>
-      <w:r>
-        <w:tab/>
-        <w:tab/>
-        <w:tab/>
-        <w:tab/>
       </w:r>
       <w:r>
         <w:t xml:space="preserve">{{#role_dates}}{{role_dates}}{{/role_dates}}</w:t>
       </w:r>
-    </w:p>
-    <w:p>
-      <w:pPr>
-        <w:pStyle w:val="SHText"/>
-      </w:pPr>
     </w:p>
     <w:p>
       <w:pPr>

--- a/templates/APAC_Candidate_Profile_English.docx
+++ b/templates/APAC_Candidate_Profile_English.docx
@@ -307,13 +307,14 @@
       </w:pPr>
       <w:r>
         <w:t xml:space="preserve">{{role}}, {{function}}</w:t>
-      </w:r>
-      <w:r>
         <w:tab/>
-      </w:r>
-      <w:r>
         <w:t xml:space="preserve">{{#role_dates}}{{role_dates}}{{/role_dates}}</w:t>
       </w:r>
+    </w:p>
+    <w:p>
+      <w:pPr>
+        <w:pStyle w:val="SHText"/>
+      </w:pPr>
     </w:p>
     <w:p>
       <w:pPr>

--- a/templates/APAC_Candidate_Profile_English.docx
+++ b/templates/APAC_Candidate_Profile_English.docx
@@ -456,6 +456,7 @@
         <w:tab/>
         <w:tab/>
         <w:t>{{institution}}</w:t>
+        <w:t>{{#location}}, {{location}}{{/location}}</w:t>
       </w:r>
     </w:p>
     <w:p>

--- a/templates/APAC_Candidate_Profile_English.docx
+++ b/templates/APAC_Candidate_Profile_English.docx
@@ -2401,7 +2401,7 @@
     <w:rsid w:val="00AA1234"/>
     <w:pPr>
       <w:tabs>
-        <w:tab w:val="right" w:pos="9026"/>
+        <w:tab w:val="right" w:pos="9498"/>
       </w:tabs>
       <w:spacing w:after="0" w:line="240" w:lineRule="auto"/>
       <w:ind w:right="0"/>

--- a/templates/APAC_Candidate_Profile_English.docx
+++ b/templates/APAC_Candidate_Profile_English.docx
@@ -2326,7 +2326,7 @@
     <w:rsid w:val="00AD1359"/>
     <w:pPr>
       <w:spacing w:after="0" w:line="240" w:lineRule="auto"/>
-      <w:ind w:left="-284" w:right="-472"/>
+      <w:ind w:left="0" w:right="0"/>
       <w:jc w:val="both"/>
     </w:pPr>
     <w:rPr>
@@ -2357,7 +2357,7 @@
     <w:rsid w:val="00D03CC2"/>
     <w:pPr>
       <w:spacing w:after="0" w:line="240" w:lineRule="auto"/>
-      <w:ind w:left="-284" w:right="-472"/>
+      <w:ind w:left="0" w:right="0"/>
       <w:jc w:val="both"/>
     </w:pPr>
     <w:rPr>
@@ -2386,7 +2386,7 @@
     <w:rsid w:val="00FE0724"/>
     <w:pPr>
       <w:spacing w:after="0" w:line="240" w:lineRule="auto"/>
-      <w:ind w:right="-472"/>
+      <w:ind w:right="0"/>
       <w:jc w:val="both"/>
     </w:pPr>
     <w:rPr>
@@ -2401,7 +2401,7 @@
     <w:rsid w:val="00AA1234"/>
     <w:pPr>
       <w:tabs>
-        <w:tab w:val="right" w:pos="9498"/>
+        <w:tab w:val="right" w:pos="9026"/>
       </w:tabs>
       <w:spacing w:after="0" w:line="240" w:lineRule="auto"/>
       <w:ind w:right="0"/>

--- a/templates/APAC_Candidate_Profile_English.docx
+++ b/templates/APAC_Candidate_Profile_English.docx
@@ -231,13 +231,13 @@
     <w:p>
       <w:pPr>
         <w:pStyle w:val="SHText"/>
-        <w:ind w:hanging="284"/>
-      </w:pPr>
-    </w:p>
-    <w:p>
-      <w:pPr>
-        <w:pStyle w:val="SHText"/>
-        <w:ind w:hanging="284"/>
+        <w:ind w:left="0"/>
+      </w:pPr>
+    </w:p>
+    <w:p>
+      <w:pPr>
+        <w:pStyle w:val="SHText"/>
+        <w:ind w:left="0"/>
       </w:pPr>
     </w:p>
     <w:p>
@@ -426,13 +426,13 @@
     <w:p>
       <w:pPr>
         <w:pStyle w:val="SHText"/>
-        <w:ind w:hanging="284"/>
-      </w:pPr>
-    </w:p>
-    <w:p>
-      <w:pPr>
-        <w:pStyle w:val="SHText"/>
-        <w:ind w:hanging="284"/>
+        <w:ind w:left="0"/>
+      </w:pPr>
+    </w:p>
+    <w:p>
+      <w:pPr>
+        <w:pStyle w:val="SHText"/>
+        <w:ind w:left="0"/>
       </w:pPr>
       <w:r>
         <w:t>{{#education}}</w:t>
@@ -441,7 +441,7 @@
     <w:p>
       <w:pPr>
         <w:pStyle w:val="SHText"/>
-        <w:ind w:hanging="284"/>
+        <w:ind w:left="0"/>
         <w:rPr>
           <w:b/>
           <w:bCs/>
@@ -462,7 +462,7 @@
     <w:p>
       <w:pPr>
         <w:pStyle w:val="SHText"/>
-        <w:ind w:hanging="284"/>
+        <w:ind w:left="0"/>
       </w:pPr>
       <w:r>
         <w:rPr>
@@ -481,7 +481,7 @@
     <w:p>
       <w:pPr>
         <w:pStyle w:val="SHText"/>
-        <w:ind w:hanging="284"/>
+        <w:ind w:left="0"/>
       </w:pPr>
       <w:r>
         <w:t>{{/education}}</w:t>
@@ -502,7 +502,7 @@
     <w:p>
       <w:pPr>
         <w:pStyle w:val="SHText"/>
-        <w:ind w:hanging="284"/>
+        <w:ind w:left="0"/>
         <w:rPr>
           <w:b/>
           <w:bCs/>
@@ -521,7 +521,7 @@
     <w:p>
       <w:pPr>
         <w:pStyle w:val="SHText"/>
-        <w:ind w:hanging="284"/>
+        <w:ind w:left="0"/>
         <w:rPr>
           <w:b/>
           <w:bCs/>
@@ -531,7 +531,7 @@
     <w:p>
       <w:pPr>
         <w:pStyle w:val="SHText"/>
-        <w:ind w:hanging="284"/>
+        <w:ind w:left="0"/>
       </w:pPr>
       <w:r>
         <w:rPr>
@@ -550,19 +550,19 @@
     <w:p>
       <w:pPr>
         <w:pStyle w:val="SHText"/>
-        <w:ind w:hanging="284"/>
-      </w:pPr>
-    </w:p>
-    <w:p>
-      <w:pPr>
-        <w:pStyle w:val="SHText"/>
-        <w:ind w:hanging="284"/>
-      </w:pPr>
-    </w:p>
-    <w:p>
-      <w:pPr>
-        <w:pStyle w:val="SHText"/>
-        <w:ind w:hanging="284"/>
+        <w:ind w:left="0"/>
+      </w:pPr>
+    </w:p>
+    <w:p>
+      <w:pPr>
+        <w:pStyle w:val="SHText"/>
+        <w:ind w:left="0"/>
+      </w:pPr>
+    </w:p>
+    <w:p>
+      <w:pPr>
+        <w:pStyle w:val="SHText"/>
+        <w:ind w:left="0"/>
       </w:pPr>
       <w:r>
         <w:rPr>
@@ -580,19 +580,19 @@
     <w:p>
       <w:pPr>
         <w:pStyle w:val="SHText"/>
-        <w:ind w:hanging="284"/>
-      </w:pPr>
-    </w:p>
-    <w:p>
-      <w:pPr>
-        <w:pStyle w:val="SHText"/>
-        <w:ind w:hanging="284"/>
-      </w:pPr>
-    </w:p>
-    <w:p>
-      <w:pPr>
-        <w:pStyle w:val="SHText"/>
-        <w:ind w:hanging="284"/>
+        <w:ind w:left="0"/>
+      </w:pPr>
+    </w:p>
+    <w:p>
+      <w:pPr>
+        <w:pStyle w:val="SHText"/>
+        <w:ind w:left="0"/>
+      </w:pPr>
+    </w:p>
+    <w:p>
+      <w:pPr>
+        <w:pStyle w:val="SHText"/>
+        <w:ind w:left="0"/>
       </w:pPr>
       <w:r>
         <w:rPr>
@@ -610,19 +610,19 @@
     <w:p>
       <w:pPr>
         <w:pStyle w:val="SHText"/>
-        <w:ind w:hanging="284"/>
-      </w:pPr>
-    </w:p>
-    <w:p>
-      <w:pPr>
-        <w:pStyle w:val="SHText"/>
-        <w:ind w:hanging="284"/>
-      </w:pPr>
-    </w:p>
-    <w:p>
-      <w:pPr>
-        <w:pStyle w:val="SHText"/>
-        <w:ind w:hanging="284"/>
+        <w:ind w:left="0"/>
+      </w:pPr>
+    </w:p>
+    <w:p>
+      <w:pPr>
+        <w:pStyle w:val="SHText"/>
+        <w:ind w:left="0"/>
+      </w:pPr>
+    </w:p>
+    <w:p>
+      <w:pPr>
+        <w:pStyle w:val="SHText"/>
+        <w:ind w:left="0"/>
       </w:pPr>
       <w:r>
         <w:rPr>

--- a/templates/APAC_Candidate_Profile_English.docx
+++ b/templates/APAC_Candidate_Profile_English.docx
@@ -407,7 +407,7 @@
     <w:p>
       <w:pPr>
         <w:pStyle w:val="SHText"/>
-        <w:ind w:left="-284"/>
+        <w:ind w:left="0"/>
         <w:rPr>
           <w:b/>
           <w:bCs/>

--- a/templates/APAC_Candidate_Profile_English.docx
+++ b/templates/APAC_Candidate_Profile_English.docx
@@ -476,6 +476,33 @@
       </w:r>
       <w:r>
         <w:t>{{degree}}</w:t>
+      </w:r>
+    </w:p>
+    <w:p>
+      <w:pPr>
+        <w:pStyle w:val="SHText"/>
+        <w:ind w:left="0"/>
+      </w:pPr>
+      <w:r>
+        <w:t>{{#details}}</w:t>
+      </w:r>
+    </w:p>
+    <w:p>
+      <w:pPr>
+        <w:pStyle w:val="SHText"/>
+        <w:ind w:left="3168" w:hanging="288"/>
+      </w:pPr>
+      <w:r>
+        <w:t xml:space="preserve">- {{.}}</w:t>
+      </w:r>
+    </w:p>
+    <w:p>
+      <w:pPr>
+        <w:pStyle w:val="SHText"/>
+        <w:ind w:left="0"/>
+      </w:pPr>
+      <w:r>
+        <w:t>{{/details}}</w:t>
       </w:r>
     </w:p>
     <w:p>

--- a/templates/APAC_Candidate_Profile_English.docx
+++ b/templates/APAC_Candidate_Profile_English.docx
@@ -489,11 +489,11 @@
     </w:p>
     <w:p>
       <w:pPr>
-        <w:pStyle w:val="SHText"/>
+        <w:pStyle w:val="SHBullets"/>
         <w:ind w:left="3168" w:hanging="288"/>
       </w:pPr>
       <w:r>
-        <w:t xml:space="preserve">- {{.}}</w:t>
+        <w:t xml:space="preserve">{{.}}</w:t>
       </w:r>
     </w:p>
     <w:p>

--- a/templates/APAC_Candidate_Profile_English.docx
+++ b/templates/APAC_Candidate_Profile_English.docx
@@ -226,6 +226,33 @@
       </w:pPr>
       <w:r>
         <w:t>{{SUMMARY}}</w:t>
+      </w:r>
+    </w:p>
+    <w:p>
+      <w:pPr>
+        <w:pStyle w:val="SHText"/>
+        <w:ind w:left="0"/>
+      </w:pPr>
+      <w:r>
+        <w:t>{{#summary_bullets}}</w:t>
+      </w:r>
+    </w:p>
+    <w:p>
+      <w:pPr>
+        <w:pStyle w:val="SHBullets"/>
+        <w:ind w:left="0"/>
+      </w:pPr>
+      <w:r>
+        <w:t xml:space="preserve">{{.}}</w:t>
+      </w:r>
+    </w:p>
+    <w:p>
+      <w:pPr>
+        <w:pStyle w:val="SHText"/>
+        <w:ind w:left="0"/>
+      </w:pPr>
+      <w:r>
+        <w:t>{{/summary_bullets}}</w:t>
       </w:r>
     </w:p>
     <w:p>

--- a/templates/APAC_Candidate_Profile_English.docx
+++ b/templates/APAC_Candidate_Profile_English.docx
@@ -325,6 +325,31 @@
         <w:pStyle w:val="SHText"/>
       </w:pPr>
       <w:r>
+        <w:t>{{#description}}</w:t>
+      </w:r>
+    </w:p>
+    <w:p>
+      <w:pPr>
+        <w:pStyle w:val="SHText"/>
+        <w:ind w:left="0"/>
+      </w:pPr>
+      <w:r>
+        <w:t xml:space="preserve">{{description}}</w:t>
+      </w:r>
+    </w:p>
+    <w:p>
+      <w:pPr>
+        <w:pStyle w:val="SHText"/>
+      </w:pPr>
+      <w:r>
+        <w:t>{{/description}}</w:t>
+      </w:r>
+    </w:p>
+    <w:p>
+      <w:pPr>
+        <w:pStyle w:val="SHText"/>
+      </w:pPr>
+      <w:r>
         <w:t>{{#roles}}</w:t>
       </w:r>
     </w:p>
@@ -336,6 +361,31 @@
         <w:t xml:space="preserve">{{role}}, {{function}}</w:t>
         <w:tab/>
         <w:t xml:space="preserve">{{#role_dates}}{{role_dates}}{{/role_dates}}</w:t>
+      </w:r>
+    </w:p>
+    <w:p>
+      <w:pPr>
+        <w:pStyle w:val="SHText"/>
+      </w:pPr>
+      <w:r>
+        <w:t>{{#role_description}}</w:t>
+      </w:r>
+    </w:p>
+    <w:p>
+      <w:pPr>
+        <w:pStyle w:val="SHText"/>
+        <w:ind w:left="0"/>
+      </w:pPr>
+      <w:r>
+        <w:t xml:space="preserve">{{role_description}}</w:t>
+      </w:r>
+    </w:p>
+    <w:p>
+      <w:pPr>
+        <w:pStyle w:val="SHText"/>
+      </w:pPr>
+      <w:r>
+        <w:t>{{/role_description}}</w:t>
       </w:r>
     </w:p>
     <w:p>
@@ -768,6 +818,31 @@
         <w:pStyle w:val="SHText"/>
       </w:pPr>
       <w:r>
+        <w:t>{{#description}}</w:t>
+      </w:r>
+    </w:p>
+    <w:p>
+      <w:pPr>
+        <w:pStyle w:val="SHText"/>
+        <w:ind w:left="0"/>
+      </w:pPr>
+      <w:r>
+        <w:t xml:space="preserve">{{description}}</w:t>
+      </w:r>
+    </w:p>
+    <w:p>
+      <w:pPr>
+        <w:pStyle w:val="SHText"/>
+      </w:pPr>
+      <w:r>
+        <w:t>{{/description}}</w:t>
+      </w:r>
+    </w:p>
+    <w:p>
+      <w:pPr>
+        <w:pStyle w:val="SHText"/>
+      </w:pPr>
+      <w:r>
         <w:t>{{#roles}}</w:t>
       </w:r>
     </w:p>
@@ -779,6 +854,31 @@
         <w:t xml:space="preserve">{{role}}, {{function}}</w:t>
         <w:tab/>
         <w:t xml:space="preserve">{{#role_dates}}{{role_dates}}{{/role_dates}}</w:t>
+      </w:r>
+    </w:p>
+    <w:p>
+      <w:pPr>
+        <w:pStyle w:val="SHText"/>
+      </w:pPr>
+      <w:r>
+        <w:t>{{#role_description}}</w:t>
+      </w:r>
+    </w:p>
+    <w:p>
+      <w:pPr>
+        <w:pStyle w:val="SHText"/>
+        <w:ind w:left="0"/>
+      </w:pPr>
+      <w:r>
+        <w:t xml:space="preserve">{{role_description}}</w:t>
+      </w:r>
+    </w:p>
+    <w:p>
+      <w:pPr>
+        <w:pStyle w:val="SHText"/>
+      </w:pPr>
+      <w:r>
+        <w:t>{{/role_description}}</w:t>
       </w:r>
     </w:p>
     <w:p>
